--- a/Web-Security/PortSwigger/Authentication/00 - Theorys/01 - Vulnerabilities in Password-Based Login.docx
+++ b/Web-Security/PortSwigger/Authentication/00 - Theorys/01 - Vulnerabilities in Password-Based Login.docx
@@ -9,6 +9,7 @@
         <w:keepLines w:val="0"/>
         <w:widowControl/>
         <w:numPr>
+          <w:ilvl w:val="0"/>
           <w:numId w:val="0"/>
         </w:numPr>
         <w:suppressLineNumbers w:val="0"/>
@@ -32,6 +33,16 @@
     </w:p>
     <w:p>
       <w:pPr>
+        <w:pStyle w:val="3"/>
+        <w:keepNext w:val="0"/>
+        <w:keepLines w:val="0"/>
+        <w:widowControl/>
+        <w:numPr>
+          <w:ilvl w:val="0"/>
+          <w:numId w:val="0"/>
+        </w:numPr>
+        <w:suppressLineNumbers w:val="0"/>
+        <w:outlineLvl w:val="1"/>
         <w:rPr>
           <w:rFonts w:hint="default" w:ascii="Calibri" w:hAnsi="Calibri" w:cs="Calibri"/>
           <w:sz w:val="24"/>
@@ -58,6 +69,1051 @@
           <w:lang w:val="en-US"/>
         </w:rPr>
       </w:pPr>
+      <w:r>
+        <w:rPr>
+          <w:rFonts w:hint="default" w:ascii="Calibri" w:hAnsi="Calibri" w:cs="Calibri"/>
+          <w:sz w:val="24"/>
+          <w:szCs w:val="24"/>
+          <w:lang w:val="en-US"/>
+        </w:rPr>
+        <w:t>Xác thực bằng mật khẩu (Password Authentication)</w:t>
+      </w:r>
+    </w:p>
+    <w:p>
+      <w:pPr>
+        <w:rPr>
+          <w:rFonts w:hint="default" w:ascii="Calibri" w:hAnsi="Calibri" w:cs="Calibri"/>
+          <w:sz w:val="24"/>
+          <w:szCs w:val="24"/>
+          <w:lang w:val="en-US"/>
+        </w:rPr>
+      </w:pPr>
+      <w:r>
+        <w:rPr>
+          <w:rFonts w:hint="default" w:ascii="Calibri" w:hAnsi="Calibri" w:cs="Calibri"/>
+          <w:sz w:val="24"/>
+          <w:szCs w:val="24"/>
+          <w:lang w:val="en-US"/>
+        </w:rPr>
+        <w:t>│</w:t>
+      </w:r>
+    </w:p>
+    <w:p>
+      <w:pPr>
+        <w:rPr>
+          <w:rFonts w:hint="default" w:ascii="Calibri" w:hAnsi="Calibri" w:cs="Calibri"/>
+          <w:sz w:val="24"/>
+          <w:szCs w:val="24"/>
+          <w:lang w:val="en-US"/>
+        </w:rPr>
+      </w:pPr>
+      <w:r>
+        <w:rPr>
+          <w:rFonts w:hint="default" w:ascii="Calibri" w:hAnsi="Calibri" w:cs="Calibri"/>
+          <w:sz w:val="24"/>
+          <w:szCs w:val="24"/>
+          <w:lang w:val="en-US"/>
+        </w:rPr>
+        <w:t>├── 1. Lỗ hổng của xác thực bằng mật khẩu</w:t>
+      </w:r>
+    </w:p>
+    <w:p>
+      <w:pPr>
+        <w:rPr>
+          <w:rFonts w:hint="default" w:ascii="Calibri" w:hAnsi="Calibri" w:cs="Calibri"/>
+          <w:sz w:val="24"/>
+          <w:szCs w:val="24"/>
+          <w:lang w:val="en-US"/>
+        </w:rPr>
+      </w:pPr>
+      <w:r>
+        <w:rPr>
+          <w:rFonts w:hint="default" w:ascii="Calibri" w:hAnsi="Calibri" w:cs="Calibri"/>
+          <w:sz w:val="24"/>
+          <w:szCs w:val="24"/>
+          <w:lang w:val="en-US"/>
+        </w:rPr>
+        <w:t>│   ├── Username + Password</w:t>
+      </w:r>
+    </w:p>
+    <w:p>
+      <w:pPr>
+        <w:rPr>
+          <w:rFonts w:hint="default" w:ascii="Calibri" w:hAnsi="Calibri" w:cs="Calibri"/>
+          <w:sz w:val="24"/>
+          <w:szCs w:val="24"/>
+          <w:lang w:val="en-US"/>
+        </w:rPr>
+      </w:pPr>
+      <w:r>
+        <w:rPr>
+          <w:rFonts w:hint="default" w:ascii="Calibri" w:hAnsi="Calibri" w:cs="Calibri"/>
+          <w:sz w:val="24"/>
+          <w:szCs w:val="24"/>
+          <w:lang w:val="en-US"/>
+        </w:rPr>
+        <w:t>│   └── Lộ/đoán được thông tin → Chiếm tài khoản</w:t>
+      </w:r>
+    </w:p>
+    <w:p>
+      <w:pPr>
+        <w:rPr>
+          <w:rFonts w:hint="default" w:ascii="Calibri" w:hAnsi="Calibri" w:cs="Calibri"/>
+          <w:sz w:val="24"/>
+          <w:szCs w:val="24"/>
+          <w:lang w:val="en-US"/>
+        </w:rPr>
+      </w:pPr>
+      <w:r>
+        <w:rPr>
+          <w:rFonts w:hint="default" w:ascii="Calibri" w:hAnsi="Calibri" w:cs="Calibri"/>
+          <w:sz w:val="24"/>
+          <w:szCs w:val="24"/>
+          <w:lang w:val="en-US"/>
+        </w:rPr>
+        <w:t>│</w:t>
+      </w:r>
+    </w:p>
+    <w:p>
+      <w:pPr>
+        <w:rPr>
+          <w:rFonts w:hint="default" w:ascii="Calibri" w:hAnsi="Calibri" w:cs="Calibri"/>
+          <w:sz w:val="24"/>
+          <w:szCs w:val="24"/>
+          <w:lang w:val="en-US"/>
+        </w:rPr>
+      </w:pPr>
+      <w:r>
+        <w:rPr>
+          <w:rFonts w:hint="default" w:ascii="Calibri" w:hAnsi="Calibri" w:cs="Calibri"/>
+          <w:sz w:val="24"/>
+          <w:szCs w:val="24"/>
+          <w:lang w:val="en-US"/>
+        </w:rPr>
+        <w:t>├── 2. Brute-force Attack</w:t>
+      </w:r>
+    </w:p>
+    <w:p>
+      <w:pPr>
+        <w:rPr>
+          <w:rFonts w:hint="default" w:ascii="Calibri" w:hAnsi="Calibri" w:cs="Calibri"/>
+          <w:sz w:val="24"/>
+          <w:szCs w:val="24"/>
+          <w:lang w:val="en-US"/>
+        </w:rPr>
+      </w:pPr>
+      <w:r>
+        <w:rPr>
+          <w:rFonts w:hint="default" w:ascii="Calibri" w:hAnsi="Calibri" w:cs="Calibri"/>
+          <w:sz w:val="24"/>
+          <w:szCs w:val="24"/>
+          <w:lang w:val="en-US"/>
+        </w:rPr>
+        <w:t>│   ├── Khái niệm</w:t>
+      </w:r>
+    </w:p>
+    <w:p>
+      <w:pPr>
+        <w:rPr>
+          <w:rFonts w:hint="default" w:ascii="Calibri" w:hAnsi="Calibri" w:cs="Calibri"/>
+          <w:sz w:val="24"/>
+          <w:szCs w:val="24"/>
+          <w:lang w:val="en-US"/>
+        </w:rPr>
+      </w:pPr>
+      <w:r>
+        <w:rPr>
+          <w:rFonts w:hint="default" w:ascii="Calibri" w:hAnsi="Calibri" w:cs="Calibri"/>
+          <w:sz w:val="24"/>
+          <w:szCs w:val="24"/>
+          <w:lang w:val="en-US"/>
+        </w:rPr>
+        <w:t>│   ├── Công cụ</w:t>
+      </w:r>
+    </w:p>
+    <w:p>
+      <w:pPr>
+        <w:rPr>
+          <w:rFonts w:hint="default" w:ascii="Calibri" w:hAnsi="Calibri" w:cs="Calibri"/>
+          <w:sz w:val="24"/>
+          <w:szCs w:val="24"/>
+          <w:lang w:val="en-US"/>
+        </w:rPr>
+      </w:pPr>
+      <w:r>
+        <w:rPr>
+          <w:rFonts w:hint="default" w:ascii="Calibri" w:hAnsi="Calibri" w:cs="Calibri"/>
+          <w:sz w:val="24"/>
+          <w:szCs w:val="24"/>
+          <w:lang w:val="en-US"/>
+        </w:rPr>
+        <w:t>│   └── Cách đoán mật khẩu</w:t>
+      </w:r>
+    </w:p>
+    <w:p>
+      <w:pPr>
+        <w:rPr>
+          <w:rFonts w:hint="default" w:ascii="Calibri" w:hAnsi="Calibri" w:cs="Calibri"/>
+          <w:sz w:val="24"/>
+          <w:szCs w:val="24"/>
+          <w:lang w:val="en-US"/>
+        </w:rPr>
+      </w:pPr>
+      <w:r>
+        <w:rPr>
+          <w:rFonts w:hint="default" w:ascii="Calibri" w:hAnsi="Calibri" w:cs="Calibri"/>
+          <w:sz w:val="24"/>
+          <w:szCs w:val="24"/>
+          <w:lang w:val="en-US"/>
+        </w:rPr>
+        <w:t>│</w:t>
+      </w:r>
+    </w:p>
+    <w:p>
+      <w:pPr>
+        <w:rPr>
+          <w:rFonts w:hint="default" w:ascii="Calibri" w:hAnsi="Calibri" w:cs="Calibri"/>
+          <w:sz w:val="24"/>
+          <w:szCs w:val="24"/>
+          <w:lang w:val="en-US"/>
+        </w:rPr>
+      </w:pPr>
+      <w:r>
+        <w:rPr>
+          <w:rFonts w:hint="default" w:ascii="Calibri" w:hAnsi="Calibri" w:cs="Calibri"/>
+          <w:sz w:val="24"/>
+          <w:szCs w:val="24"/>
+          <w:lang w:val="en-US"/>
+        </w:rPr>
+        <w:t>├── 3. Brute-forcing Username</w:t>
+      </w:r>
+    </w:p>
+    <w:p>
+      <w:pPr>
+        <w:rPr>
+          <w:rFonts w:hint="default" w:ascii="Calibri" w:hAnsi="Calibri" w:cs="Calibri"/>
+          <w:sz w:val="24"/>
+          <w:szCs w:val="24"/>
+          <w:lang w:val="en-US"/>
+        </w:rPr>
+      </w:pPr>
+      <w:r>
+        <w:rPr>
+          <w:rFonts w:hint="default" w:ascii="Calibri" w:hAnsi="Calibri" w:cs="Calibri"/>
+          <w:sz w:val="24"/>
+          <w:szCs w:val="24"/>
+          <w:lang w:val="en-US"/>
+        </w:rPr>
+        <w:t>│   ├── Username dễ đoán</w:t>
+      </w:r>
+    </w:p>
+    <w:p>
+      <w:pPr>
+        <w:rPr>
+          <w:rFonts w:hint="default" w:ascii="Calibri" w:hAnsi="Calibri" w:cs="Calibri"/>
+          <w:sz w:val="24"/>
+          <w:szCs w:val="24"/>
+          <w:lang w:val="en-US"/>
+        </w:rPr>
+      </w:pPr>
+      <w:r>
+        <w:rPr>
+          <w:rFonts w:hint="default" w:ascii="Calibri" w:hAnsi="Calibri" w:cs="Calibri"/>
+          <w:sz w:val="24"/>
+          <w:szCs w:val="24"/>
+          <w:lang w:val="en-US"/>
+        </w:rPr>
+        <w:t>│   └── Nguồn thu thập Username</w:t>
+      </w:r>
+    </w:p>
+    <w:p>
+      <w:pPr>
+        <w:rPr>
+          <w:rFonts w:hint="default" w:ascii="Calibri" w:hAnsi="Calibri" w:cs="Calibri"/>
+          <w:sz w:val="24"/>
+          <w:szCs w:val="24"/>
+          <w:lang w:val="en-US"/>
+        </w:rPr>
+      </w:pPr>
+      <w:r>
+        <w:rPr>
+          <w:rFonts w:hint="default" w:ascii="Calibri" w:hAnsi="Calibri" w:cs="Calibri"/>
+          <w:sz w:val="24"/>
+          <w:szCs w:val="24"/>
+          <w:lang w:val="en-US"/>
+        </w:rPr>
+        <w:t>│</w:t>
+      </w:r>
+    </w:p>
+    <w:p>
+      <w:pPr>
+        <w:rPr>
+          <w:rFonts w:hint="default" w:ascii="Calibri" w:hAnsi="Calibri" w:cs="Calibri"/>
+          <w:sz w:val="24"/>
+          <w:szCs w:val="24"/>
+          <w:lang w:val="en-US"/>
+        </w:rPr>
+      </w:pPr>
+      <w:r>
+        <w:rPr>
+          <w:rFonts w:hint="default" w:ascii="Calibri" w:hAnsi="Calibri" w:cs="Calibri"/>
+          <w:sz w:val="24"/>
+          <w:szCs w:val="24"/>
+          <w:lang w:val="en-US"/>
+        </w:rPr>
+        <w:t>├── 4. Brute-forcing Password</w:t>
+      </w:r>
+    </w:p>
+    <w:p>
+      <w:pPr>
+        <w:rPr>
+          <w:rFonts w:hint="default" w:ascii="Calibri" w:hAnsi="Calibri" w:cs="Calibri"/>
+          <w:sz w:val="24"/>
+          <w:szCs w:val="24"/>
+          <w:lang w:val="en-US"/>
+        </w:rPr>
+      </w:pPr>
+      <w:r>
+        <w:rPr>
+          <w:rFonts w:hint="default" w:ascii="Calibri" w:hAnsi="Calibri" w:cs="Calibri"/>
+          <w:sz w:val="24"/>
+          <w:szCs w:val="24"/>
+          <w:lang w:val="en-US"/>
+        </w:rPr>
+        <w:t>│   ├── Password theo quy luật</w:t>
+      </w:r>
+    </w:p>
+    <w:p>
+      <w:pPr>
+        <w:rPr>
+          <w:rFonts w:hint="default" w:ascii="Calibri" w:hAnsi="Calibri" w:cs="Calibri"/>
+          <w:sz w:val="24"/>
+          <w:szCs w:val="24"/>
+          <w:lang w:val="en-US"/>
+        </w:rPr>
+      </w:pPr>
+      <w:r>
+        <w:rPr>
+          <w:rFonts w:hint="default" w:ascii="Calibri" w:hAnsi="Calibri" w:cs="Calibri"/>
+          <w:sz w:val="24"/>
+          <w:szCs w:val="24"/>
+          <w:lang w:val="en-US"/>
+        </w:rPr>
+        <w:t>│   └── Password phổ biến</w:t>
+      </w:r>
+    </w:p>
+    <w:p>
+      <w:pPr>
+        <w:rPr>
+          <w:rFonts w:hint="default" w:ascii="Calibri" w:hAnsi="Calibri" w:cs="Calibri"/>
+          <w:sz w:val="24"/>
+          <w:szCs w:val="24"/>
+          <w:lang w:val="en-US"/>
+        </w:rPr>
+      </w:pPr>
+      <w:r>
+        <w:rPr>
+          <w:rFonts w:hint="default" w:ascii="Calibri" w:hAnsi="Calibri" w:cs="Calibri"/>
+          <w:sz w:val="24"/>
+          <w:szCs w:val="24"/>
+          <w:lang w:val="en-US"/>
+        </w:rPr>
+        <w:t>│</w:t>
+      </w:r>
+    </w:p>
+    <w:p>
+      <w:pPr>
+        <w:rPr>
+          <w:rFonts w:hint="default" w:ascii="Calibri" w:hAnsi="Calibri" w:cs="Calibri"/>
+          <w:sz w:val="24"/>
+          <w:szCs w:val="24"/>
+          <w:lang w:val="en-US"/>
+        </w:rPr>
+      </w:pPr>
+      <w:r>
+        <w:rPr>
+          <w:rFonts w:hint="default" w:ascii="Calibri" w:hAnsi="Calibri" w:cs="Calibri"/>
+          <w:sz w:val="24"/>
+          <w:szCs w:val="24"/>
+          <w:lang w:val="en-US"/>
+        </w:rPr>
+        <w:t>├── 5. Username Enumeration</w:t>
+      </w:r>
+    </w:p>
+    <w:p>
+      <w:pPr>
+        <w:rPr>
+          <w:rFonts w:hint="default" w:ascii="Calibri" w:hAnsi="Calibri" w:cs="Calibri"/>
+          <w:sz w:val="24"/>
+          <w:szCs w:val="24"/>
+          <w:lang w:val="en-US"/>
+        </w:rPr>
+      </w:pPr>
+      <w:r>
+        <w:rPr>
+          <w:rFonts w:hint="default" w:ascii="Calibri" w:hAnsi="Calibri" w:cs="Calibri"/>
+          <w:sz w:val="24"/>
+          <w:szCs w:val="24"/>
+          <w:lang w:val="en-US"/>
+        </w:rPr>
+        <w:t>│   ├── Status Code</w:t>
+      </w:r>
+    </w:p>
+    <w:p>
+      <w:pPr>
+        <w:rPr>
+          <w:rFonts w:hint="default" w:ascii="Calibri" w:hAnsi="Calibri" w:cs="Calibri"/>
+          <w:sz w:val="24"/>
+          <w:szCs w:val="24"/>
+          <w:lang w:val="en-US"/>
+        </w:rPr>
+      </w:pPr>
+      <w:r>
+        <w:rPr>
+          <w:rFonts w:hint="default" w:ascii="Calibri" w:hAnsi="Calibri" w:cs="Calibri"/>
+          <w:sz w:val="24"/>
+          <w:szCs w:val="24"/>
+          <w:lang w:val="en-US"/>
+        </w:rPr>
+        <w:t>│   ├── Error Message</w:t>
+      </w:r>
+    </w:p>
+    <w:p>
+      <w:pPr>
+        <w:rPr>
+          <w:rFonts w:hint="default" w:ascii="Calibri" w:hAnsi="Calibri" w:cs="Calibri"/>
+          <w:sz w:val="24"/>
+          <w:szCs w:val="24"/>
+          <w:lang w:val="en-US"/>
+        </w:rPr>
+      </w:pPr>
+      <w:r>
+        <w:rPr>
+          <w:rFonts w:hint="default" w:ascii="Calibri" w:hAnsi="Calibri" w:cs="Calibri"/>
+          <w:sz w:val="24"/>
+          <w:szCs w:val="24"/>
+          <w:lang w:val="en-US"/>
+        </w:rPr>
+        <w:t>│   └── Response Time</w:t>
+      </w:r>
+    </w:p>
+    <w:p>
+      <w:pPr>
+        <w:rPr>
+          <w:rFonts w:hint="default" w:ascii="Calibri" w:hAnsi="Calibri" w:cs="Calibri"/>
+          <w:sz w:val="24"/>
+          <w:szCs w:val="24"/>
+          <w:lang w:val="en-US"/>
+        </w:rPr>
+      </w:pPr>
+      <w:r>
+        <w:rPr>
+          <w:rFonts w:hint="default" w:ascii="Calibri" w:hAnsi="Calibri" w:cs="Calibri"/>
+          <w:sz w:val="24"/>
+          <w:szCs w:val="24"/>
+          <w:lang w:val="en-US"/>
+        </w:rPr>
+        <w:t>│</w:t>
+      </w:r>
+    </w:p>
+    <w:p>
+      <w:pPr>
+        <w:rPr>
+          <w:rFonts w:hint="default" w:ascii="Calibri" w:hAnsi="Calibri" w:cs="Calibri"/>
+          <w:sz w:val="24"/>
+          <w:szCs w:val="24"/>
+          <w:lang w:val="en-US"/>
+        </w:rPr>
+      </w:pPr>
+      <w:r>
+        <w:rPr>
+          <w:rFonts w:hint="default" w:ascii="Calibri" w:hAnsi="Calibri" w:cs="Calibri"/>
+          <w:sz w:val="24"/>
+          <w:szCs w:val="24"/>
+          <w:lang w:val="en-US"/>
+        </w:rPr>
+        <w:t>├── 6. Flawed Brute-force Protection</w:t>
+      </w:r>
+    </w:p>
+    <w:p>
+      <w:pPr>
+        <w:rPr>
+          <w:rFonts w:hint="default" w:ascii="Calibri" w:hAnsi="Calibri" w:cs="Calibri"/>
+          <w:sz w:val="24"/>
+          <w:szCs w:val="24"/>
+          <w:lang w:val="en-US"/>
+        </w:rPr>
+      </w:pPr>
+      <w:r>
+        <w:rPr>
+          <w:rFonts w:hint="default" w:ascii="Calibri" w:hAnsi="Calibri" w:cs="Calibri"/>
+          <w:sz w:val="24"/>
+          <w:szCs w:val="24"/>
+          <w:lang w:val="en-US"/>
+        </w:rPr>
+        <w:t>│   ├── Reset Counter</w:t>
+      </w:r>
+    </w:p>
+    <w:p>
+      <w:pPr>
+        <w:rPr>
+          <w:rFonts w:hint="default" w:ascii="Calibri" w:hAnsi="Calibri" w:cs="Calibri"/>
+          <w:sz w:val="24"/>
+          <w:szCs w:val="24"/>
+          <w:lang w:val="en-US"/>
+        </w:rPr>
+      </w:pPr>
+      <w:r>
+        <w:rPr>
+          <w:rFonts w:hint="default" w:ascii="Calibri" w:hAnsi="Calibri" w:cs="Calibri"/>
+          <w:sz w:val="24"/>
+          <w:szCs w:val="24"/>
+          <w:lang w:val="en-US"/>
+        </w:rPr>
+        <w:t>│   └── Vượt cơ chế chống Brute-force</w:t>
+      </w:r>
+    </w:p>
+    <w:p>
+      <w:pPr>
+        <w:rPr>
+          <w:rFonts w:hint="default" w:ascii="Calibri" w:hAnsi="Calibri" w:cs="Calibri"/>
+          <w:sz w:val="24"/>
+          <w:szCs w:val="24"/>
+          <w:lang w:val="en-US"/>
+        </w:rPr>
+      </w:pPr>
+      <w:r>
+        <w:rPr>
+          <w:rFonts w:hint="default" w:ascii="Calibri" w:hAnsi="Calibri" w:cs="Calibri"/>
+          <w:sz w:val="24"/>
+          <w:szCs w:val="24"/>
+          <w:lang w:val="en-US"/>
+        </w:rPr>
+        <w:t>│</w:t>
+      </w:r>
+    </w:p>
+    <w:p>
+      <w:pPr>
+        <w:rPr>
+          <w:rFonts w:hint="default" w:ascii="Calibri" w:hAnsi="Calibri" w:cs="Calibri"/>
+          <w:sz w:val="24"/>
+          <w:szCs w:val="24"/>
+          <w:lang w:val="en-US"/>
+        </w:rPr>
+      </w:pPr>
+      <w:r>
+        <w:rPr>
+          <w:rFonts w:hint="default" w:ascii="Calibri" w:hAnsi="Calibri" w:cs="Calibri"/>
+          <w:sz w:val="24"/>
+          <w:szCs w:val="24"/>
+          <w:lang w:val="en-US"/>
+        </w:rPr>
+        <w:t>├── 7. Account Locking</w:t>
+      </w:r>
+    </w:p>
+    <w:p>
+      <w:pPr>
+        <w:rPr>
+          <w:rFonts w:hint="default" w:ascii="Calibri" w:hAnsi="Calibri" w:cs="Calibri"/>
+          <w:sz w:val="24"/>
+          <w:szCs w:val="24"/>
+          <w:lang w:val="en-US"/>
+        </w:rPr>
+      </w:pPr>
+      <w:r>
+        <w:rPr>
+          <w:rFonts w:hint="default" w:ascii="Calibri" w:hAnsi="Calibri" w:cs="Calibri"/>
+          <w:sz w:val="24"/>
+          <w:szCs w:val="24"/>
+          <w:lang w:val="en-US"/>
+        </w:rPr>
+        <w:t>│   ├── Ưu điểm</w:t>
+      </w:r>
+    </w:p>
+    <w:p>
+      <w:pPr>
+        <w:rPr>
+          <w:rFonts w:hint="default" w:ascii="Calibri" w:hAnsi="Calibri" w:cs="Calibri"/>
+          <w:sz w:val="24"/>
+          <w:szCs w:val="24"/>
+          <w:lang w:val="en-US"/>
+        </w:rPr>
+      </w:pPr>
+      <w:r>
+        <w:rPr>
+          <w:rFonts w:hint="default" w:ascii="Calibri" w:hAnsi="Calibri" w:cs="Calibri"/>
+          <w:sz w:val="24"/>
+          <w:szCs w:val="24"/>
+          <w:lang w:val="en-US"/>
+        </w:rPr>
+        <w:t>│   ├── Nhược điểm</w:t>
+      </w:r>
+    </w:p>
+    <w:p>
+      <w:pPr>
+        <w:rPr>
+          <w:rFonts w:hint="default" w:ascii="Calibri" w:hAnsi="Calibri" w:cs="Calibri"/>
+          <w:sz w:val="24"/>
+          <w:szCs w:val="24"/>
+          <w:lang w:val="en-US"/>
+        </w:rPr>
+      </w:pPr>
+      <w:r>
+        <w:rPr>
+          <w:rFonts w:hint="default" w:ascii="Calibri" w:hAnsi="Calibri" w:cs="Calibri"/>
+          <w:sz w:val="24"/>
+          <w:szCs w:val="24"/>
+          <w:lang w:val="en-US"/>
+        </w:rPr>
+        <w:t>│   └── Password Spraying</w:t>
+      </w:r>
+    </w:p>
+    <w:p>
+      <w:pPr>
+        <w:rPr>
+          <w:rFonts w:hint="default" w:ascii="Calibri" w:hAnsi="Calibri" w:cs="Calibri"/>
+          <w:sz w:val="24"/>
+          <w:szCs w:val="24"/>
+          <w:lang w:val="en-US"/>
+        </w:rPr>
+      </w:pPr>
+      <w:r>
+        <w:rPr>
+          <w:rFonts w:hint="default" w:ascii="Calibri" w:hAnsi="Calibri" w:cs="Calibri"/>
+          <w:sz w:val="24"/>
+          <w:szCs w:val="24"/>
+          <w:lang w:val="en-US"/>
+        </w:rPr>
+        <w:t>│</w:t>
+      </w:r>
+    </w:p>
+    <w:p>
+      <w:pPr>
+        <w:rPr>
+          <w:rFonts w:hint="default" w:ascii="Calibri" w:hAnsi="Calibri" w:cs="Calibri"/>
+          <w:sz w:val="24"/>
+          <w:szCs w:val="24"/>
+          <w:lang w:val="en-US"/>
+        </w:rPr>
+      </w:pPr>
+      <w:r>
+        <w:rPr>
+          <w:rFonts w:hint="default" w:ascii="Calibri" w:hAnsi="Calibri" w:cs="Calibri"/>
+          <w:sz w:val="24"/>
+          <w:szCs w:val="24"/>
+          <w:lang w:val="en-US"/>
+        </w:rPr>
+        <w:t>├── 8. Credential Stuffing</w:t>
+      </w:r>
+    </w:p>
+    <w:p>
+      <w:pPr>
+        <w:rPr>
+          <w:rFonts w:hint="default" w:ascii="Calibri" w:hAnsi="Calibri" w:cs="Calibri"/>
+          <w:sz w:val="24"/>
+          <w:szCs w:val="24"/>
+          <w:lang w:val="en-US"/>
+        </w:rPr>
+      </w:pPr>
+      <w:r>
+        <w:rPr>
+          <w:rFonts w:hint="default" w:ascii="Calibri" w:hAnsi="Calibri" w:cs="Calibri"/>
+          <w:sz w:val="24"/>
+          <w:szCs w:val="24"/>
+          <w:lang w:val="en-US"/>
+        </w:rPr>
+        <w:t>│   ├── Dùng tài khoản bị rò rỉ</w:t>
+      </w:r>
+    </w:p>
+    <w:p>
+      <w:pPr>
+        <w:rPr>
+          <w:rFonts w:hint="default" w:ascii="Calibri" w:hAnsi="Calibri" w:cs="Calibri"/>
+          <w:sz w:val="24"/>
+          <w:szCs w:val="24"/>
+          <w:lang w:val="en-US"/>
+        </w:rPr>
+      </w:pPr>
+      <w:r>
+        <w:rPr>
+          <w:rFonts w:hint="default" w:ascii="Calibri" w:hAnsi="Calibri" w:cs="Calibri"/>
+          <w:sz w:val="24"/>
+          <w:szCs w:val="24"/>
+          <w:lang w:val="en-US"/>
+        </w:rPr>
+        <w:t>│   ├── Password Reuse</w:t>
+      </w:r>
+    </w:p>
+    <w:p>
+      <w:pPr>
+        <w:rPr>
+          <w:rFonts w:hint="default" w:ascii="Calibri" w:hAnsi="Calibri" w:cs="Calibri"/>
+          <w:sz w:val="24"/>
+          <w:szCs w:val="24"/>
+          <w:lang w:val="en-US"/>
+        </w:rPr>
+      </w:pPr>
+      <w:r>
+        <w:rPr>
+          <w:rFonts w:hint="default" w:ascii="Calibri" w:hAnsi="Calibri" w:cs="Calibri"/>
+          <w:sz w:val="24"/>
+          <w:szCs w:val="24"/>
+          <w:lang w:val="en-US"/>
+        </w:rPr>
+        <w:t>│   └── Khó bị Account Locking ngăn chặn</w:t>
+      </w:r>
+    </w:p>
+    <w:p>
+      <w:pPr>
+        <w:rPr>
+          <w:rFonts w:hint="default" w:ascii="Calibri" w:hAnsi="Calibri" w:cs="Calibri"/>
+          <w:sz w:val="24"/>
+          <w:szCs w:val="24"/>
+          <w:lang w:val="en-US"/>
+        </w:rPr>
+      </w:pPr>
+      <w:r>
+        <w:rPr>
+          <w:rFonts w:hint="default" w:ascii="Calibri" w:hAnsi="Calibri" w:cs="Calibri"/>
+          <w:sz w:val="24"/>
+          <w:szCs w:val="24"/>
+          <w:lang w:val="en-US"/>
+        </w:rPr>
+        <w:t>│</w:t>
+      </w:r>
+    </w:p>
+    <w:p>
+      <w:pPr>
+        <w:rPr>
+          <w:rFonts w:hint="default" w:ascii="Calibri" w:hAnsi="Calibri" w:cs="Calibri"/>
+          <w:sz w:val="24"/>
+          <w:szCs w:val="24"/>
+          <w:lang w:val="en-US"/>
+        </w:rPr>
+      </w:pPr>
+      <w:r>
+        <w:rPr>
+          <w:rFonts w:hint="default" w:ascii="Calibri" w:hAnsi="Calibri" w:cs="Calibri"/>
+          <w:sz w:val="24"/>
+          <w:szCs w:val="24"/>
+          <w:lang w:val="en-US"/>
+        </w:rPr>
+        <w:t>├── 9. User Rate Limiting</w:t>
+      </w:r>
+    </w:p>
+    <w:p>
+      <w:pPr>
+        <w:rPr>
+          <w:rFonts w:hint="default" w:ascii="Calibri" w:hAnsi="Calibri" w:cs="Calibri"/>
+          <w:sz w:val="24"/>
+          <w:szCs w:val="24"/>
+          <w:lang w:val="en-US"/>
+        </w:rPr>
+      </w:pPr>
+      <w:r>
+        <w:rPr>
+          <w:rFonts w:hint="default" w:ascii="Calibri" w:hAnsi="Calibri" w:cs="Calibri"/>
+          <w:sz w:val="24"/>
+          <w:szCs w:val="24"/>
+          <w:lang w:val="en-US"/>
+        </w:rPr>
+        <w:t>│   ├── Giới hạn theo IP</w:t>
+      </w:r>
+    </w:p>
+    <w:p>
+      <w:pPr>
+        <w:rPr>
+          <w:rFonts w:hint="default" w:ascii="Calibri" w:hAnsi="Calibri" w:cs="Calibri"/>
+          <w:sz w:val="24"/>
+          <w:szCs w:val="24"/>
+          <w:lang w:val="en-US"/>
+        </w:rPr>
+      </w:pPr>
+      <w:r>
+        <w:rPr>
+          <w:rFonts w:hint="default" w:ascii="Calibri" w:hAnsi="Calibri" w:cs="Calibri"/>
+          <w:sz w:val="24"/>
+          <w:szCs w:val="24"/>
+          <w:lang w:val="en-US"/>
+        </w:rPr>
+        <w:t>│   ├── Cách mở khóa</w:t>
+      </w:r>
+    </w:p>
+    <w:p>
+      <w:pPr>
+        <w:rPr>
+          <w:rFonts w:hint="default" w:ascii="Calibri" w:hAnsi="Calibri" w:cs="Calibri"/>
+          <w:sz w:val="24"/>
+          <w:szCs w:val="24"/>
+          <w:lang w:val="en-US"/>
+        </w:rPr>
+      </w:pPr>
+      <w:r>
+        <w:rPr>
+          <w:rFonts w:hint="default" w:ascii="Calibri" w:hAnsi="Calibri" w:cs="Calibri"/>
+          <w:sz w:val="24"/>
+          <w:szCs w:val="24"/>
+          <w:lang w:val="en-US"/>
+        </w:rPr>
+        <w:t>│   └── Cách vượt qua</w:t>
+      </w:r>
+    </w:p>
+    <w:p>
+      <w:pPr>
+        <w:rPr>
+          <w:rFonts w:hint="default" w:ascii="Calibri" w:hAnsi="Calibri" w:cs="Calibri"/>
+          <w:sz w:val="24"/>
+          <w:szCs w:val="24"/>
+          <w:lang w:val="en-US"/>
+        </w:rPr>
+      </w:pPr>
+      <w:r>
+        <w:rPr>
+          <w:rFonts w:hint="default" w:ascii="Calibri" w:hAnsi="Calibri" w:cs="Calibri"/>
+          <w:sz w:val="24"/>
+          <w:szCs w:val="24"/>
+          <w:lang w:val="en-US"/>
+        </w:rPr>
+        <w:t>│</w:t>
+      </w:r>
+    </w:p>
+    <w:p>
+      <w:pPr>
+        <w:rPr>
+          <w:rFonts w:hint="default" w:ascii="Calibri" w:hAnsi="Calibri" w:cs="Calibri"/>
+          <w:sz w:val="24"/>
+          <w:szCs w:val="24"/>
+          <w:lang w:val="en-US"/>
+        </w:rPr>
+      </w:pPr>
+      <w:r>
+        <w:rPr>
+          <w:rFonts w:hint="default" w:ascii="Calibri" w:hAnsi="Calibri" w:cs="Calibri"/>
+          <w:sz w:val="24"/>
+          <w:szCs w:val="24"/>
+          <w:lang w:val="en-US"/>
+        </w:rPr>
+        <w:t>├── 10. HTTP Basic Authentication</w:t>
+      </w:r>
+    </w:p>
+    <w:p>
+      <w:pPr>
+        <w:rPr>
+          <w:rFonts w:hint="default" w:ascii="Calibri" w:hAnsi="Calibri" w:cs="Calibri"/>
+          <w:sz w:val="24"/>
+          <w:szCs w:val="24"/>
+          <w:lang w:val="en-US"/>
+        </w:rPr>
+      </w:pPr>
+      <w:r>
+        <w:rPr>
+          <w:rFonts w:hint="default" w:ascii="Calibri" w:hAnsi="Calibri" w:cs="Calibri"/>
+          <w:sz w:val="24"/>
+          <w:szCs w:val="24"/>
+          <w:lang w:val="en-US"/>
+        </w:rPr>
+        <w:t>│   ├── Authorization Header</w:t>
+      </w:r>
+    </w:p>
+    <w:p>
+      <w:pPr>
+        <w:rPr>
+          <w:rFonts w:hint="default" w:ascii="Calibri" w:hAnsi="Calibri" w:cs="Calibri"/>
+          <w:sz w:val="24"/>
+          <w:szCs w:val="24"/>
+          <w:lang w:val="en-US"/>
+        </w:rPr>
+      </w:pPr>
+      <w:r>
+        <w:rPr>
+          <w:rFonts w:hint="default" w:ascii="Calibri" w:hAnsi="Calibri" w:cs="Calibri"/>
+          <w:sz w:val="24"/>
+          <w:szCs w:val="24"/>
+          <w:lang w:val="en-US"/>
+        </w:rPr>
+        <w:t>│   └── Base64(username:password)</w:t>
+      </w:r>
+    </w:p>
+    <w:p>
+      <w:pPr>
+        <w:rPr>
+          <w:rFonts w:hint="default" w:ascii="Calibri" w:hAnsi="Calibri" w:cs="Calibri"/>
+          <w:sz w:val="24"/>
+          <w:szCs w:val="24"/>
+          <w:lang w:val="en-US"/>
+        </w:rPr>
+      </w:pPr>
+      <w:r>
+        <w:rPr>
+          <w:rFonts w:hint="default" w:ascii="Calibri" w:hAnsi="Calibri" w:cs="Calibri"/>
+          <w:sz w:val="24"/>
+          <w:szCs w:val="24"/>
+          <w:lang w:val="en-US"/>
+        </w:rPr>
+        <w:t>│</w:t>
+      </w:r>
+    </w:p>
+    <w:p>
+      <w:pPr>
+        <w:rPr>
+          <w:rFonts w:hint="default" w:ascii="Calibri" w:hAnsi="Calibri" w:cs="Calibri"/>
+          <w:sz w:val="24"/>
+          <w:szCs w:val="24"/>
+          <w:lang w:val="en-US"/>
+        </w:rPr>
+      </w:pPr>
+      <w:r>
+        <w:rPr>
+          <w:rFonts w:hint="default" w:ascii="Calibri" w:hAnsi="Calibri" w:cs="Calibri"/>
+          <w:sz w:val="24"/>
+          <w:szCs w:val="24"/>
+          <w:lang w:val="en-US"/>
+        </w:rPr>
+        <w:t>└── 11. Nhược điểm của HTTP Basic Authentication</w:t>
+      </w:r>
+    </w:p>
+    <w:p>
+      <w:pPr>
+        <w:rPr>
+          <w:rFonts w:hint="default" w:ascii="Calibri" w:hAnsi="Calibri" w:cs="Calibri"/>
+          <w:sz w:val="24"/>
+          <w:szCs w:val="24"/>
+          <w:lang w:val="en-US"/>
+        </w:rPr>
+      </w:pPr>
+      <w:r>
+        <w:rPr>
+          <w:rFonts w:hint="default" w:ascii="Calibri" w:hAnsi="Calibri" w:cs="Calibri"/>
+          <w:sz w:val="24"/>
+          <w:szCs w:val="24"/>
+          <w:lang w:val="en-US"/>
+        </w:rPr>
+        <w:t xml:space="preserve">    ├── Gửi credential trong mọi request</w:t>
+      </w:r>
+    </w:p>
+    <w:p>
+      <w:pPr>
+        <w:rPr>
+          <w:rFonts w:hint="default" w:ascii="Calibri" w:hAnsi="Calibri" w:cs="Calibri"/>
+          <w:sz w:val="24"/>
+          <w:szCs w:val="24"/>
+          <w:lang w:val="en-US"/>
+        </w:rPr>
+      </w:pPr>
+      <w:r>
+        <w:rPr>
+          <w:rFonts w:hint="default" w:ascii="Calibri" w:hAnsi="Calibri" w:cs="Calibri"/>
+          <w:sz w:val="24"/>
+          <w:szCs w:val="24"/>
+          <w:lang w:val="en-US"/>
+        </w:rPr>
+        <w:t xml:space="preserve">    ├── Nguy cơ MITM</w:t>
+      </w:r>
+    </w:p>
+    <w:p>
+      <w:pPr>
+        <w:rPr>
+          <w:rFonts w:hint="default" w:ascii="Calibri" w:hAnsi="Calibri" w:cs="Calibri"/>
+          <w:sz w:val="24"/>
+          <w:szCs w:val="24"/>
+          <w:lang w:val="en-US"/>
+        </w:rPr>
+      </w:pPr>
+      <w:r>
+        <w:rPr>
+          <w:rFonts w:hint="default" w:ascii="Calibri" w:hAnsi="Calibri" w:cs="Calibri"/>
+          <w:sz w:val="24"/>
+          <w:szCs w:val="24"/>
+          <w:lang w:val="en-US"/>
+        </w:rPr>
+        <w:t xml:space="preserve">    ├── Thiếu chống Brute-force</w:t>
+      </w:r>
+    </w:p>
+    <w:p>
+      <w:pPr>
+        <w:rPr>
+          <w:rFonts w:hint="default" w:ascii="Calibri" w:hAnsi="Calibri" w:cs="Calibri"/>
+          <w:sz w:val="24"/>
+          <w:szCs w:val="24"/>
+          <w:lang w:val="en-US"/>
+        </w:rPr>
+      </w:pPr>
+      <w:r>
+        <w:rPr>
+          <w:rFonts w:hint="default" w:ascii="Calibri" w:hAnsi="Calibri" w:cs="Calibri"/>
+          <w:sz w:val="24"/>
+          <w:szCs w:val="24"/>
+          <w:lang w:val="en-US"/>
+        </w:rPr>
+        <w:t xml:space="preserve">    ├── Dễ bị CSRF</w:t>
+      </w:r>
+    </w:p>
+    <w:p>
+      <w:pPr>
+        <w:ind w:firstLine="217"/>
+        <w:rPr>
+          <w:rFonts w:hint="default" w:ascii="Calibri" w:hAnsi="Calibri" w:cs="Calibri"/>
+          <w:sz w:val="24"/>
+          <w:szCs w:val="24"/>
+          <w:lang w:val="en-US"/>
+        </w:rPr>
+      </w:pPr>
+      <w:r>
+        <w:rPr>
+          <w:rFonts w:hint="default" w:ascii="Calibri" w:hAnsi="Calibri" w:cs="Calibri"/>
+          <w:sz w:val="24"/>
+          <w:szCs w:val="24"/>
+          <w:lang w:val="en-US"/>
+        </w:rPr>
+        <w:t>└── Password Reuse</w:t>
+      </w:r>
+    </w:p>
+    <w:p>
+      <w:pPr>
+        <w:ind w:firstLine="217"/>
+        <w:rPr>
+          <w:rFonts w:hint="default" w:ascii="Calibri" w:hAnsi="Calibri" w:cs="Calibri"/>
+          <w:sz w:val="24"/>
+          <w:szCs w:val="24"/>
+          <w:lang w:val="en-US"/>
+        </w:rPr>
+      </w:pPr>
+    </w:p>
+    <w:p>
+      <w:pPr>
+        <w:ind w:firstLine="217"/>
+        <w:rPr>
+          <w:rFonts w:hint="default" w:ascii="Calibri" w:hAnsi="Calibri" w:cs="Calibri"/>
+          <w:sz w:val="24"/>
+          <w:szCs w:val="24"/>
+          <w:lang w:val="en-US"/>
+        </w:rPr>
+      </w:pPr>
+    </w:p>
+    <w:p>
+      <w:pPr>
+        <w:ind w:firstLine="217"/>
+        <w:jc w:val="center"/>
+        <w:rPr>
+          <w:rFonts w:hint="default" w:ascii="Calibri" w:hAnsi="Calibri" w:cs="Calibri"/>
+          <w:i/>
+          <w:iCs/>
+          <w:sz w:val="24"/>
+          <w:szCs w:val="24"/>
+          <w:lang w:val="en-US"/>
+        </w:rPr>
+      </w:pPr>
+      <w:r>
+        <w:rPr>
+          <w:rFonts w:hint="default" w:ascii="Calibri" w:hAnsi="Calibri" w:cs="Calibri"/>
+          <w:i/>
+          <w:iCs/>
+          <w:sz w:val="24"/>
+          <w:szCs w:val="24"/>
+          <w:lang w:val="en-US"/>
+        </w:rPr>
+        <w:t>Theorys Detail</w:t>
+      </w:r>
     </w:p>
     <w:p>
       <w:pPr>
@@ -72,13 +1128,15 @@
         <w:suppressLineNumbers w:val="0"/>
         <w:rPr>
           <w:rFonts w:hint="default" w:ascii="Calibri" w:hAnsi="Calibri" w:cs="Calibri"/>
-          <w:sz w:val="24"/>
-          <w:szCs w:val="24"/>
-        </w:rPr>
-      </w:pPr>
-      <w:r>
-        <w:rPr>
-          <w:rFonts w:hint="default" w:ascii="Calibri" w:hAnsi="Calibri" w:cs="Calibri"/>
+          <w:color w:val="FF0000"/>
+          <w:sz w:val="24"/>
+          <w:szCs w:val="24"/>
+        </w:rPr>
+      </w:pPr>
+      <w:r>
+        <w:rPr>
+          <w:rFonts w:hint="default" w:ascii="Calibri" w:hAnsi="Calibri" w:cs="Calibri"/>
+          <w:color w:val="FF0000"/>
           <w:sz w:val="24"/>
           <w:szCs w:val="24"/>
         </w:rPr>
@@ -144,14 +1202,16 @@
         <w:suppressLineNumbers w:val="0"/>
         <w:rPr>
           <w:rFonts w:hint="default" w:ascii="Calibri" w:hAnsi="Calibri" w:cs="Calibri"/>
-          <w:sz w:val="24"/>
-          <w:szCs w:val="24"/>
-          <w:lang w:val="en-US"/>
-        </w:rPr>
-      </w:pPr>
-      <w:r>
-        <w:rPr>
-          <w:rFonts w:hint="default" w:ascii="Calibri" w:hAnsi="Calibri" w:cs="Calibri"/>
+          <w:color w:val="FF0000"/>
+          <w:sz w:val="24"/>
+          <w:szCs w:val="24"/>
+          <w:lang w:val="en-US"/>
+        </w:rPr>
+      </w:pPr>
+      <w:r>
+        <w:rPr>
+          <w:rFonts w:hint="default" w:ascii="Calibri" w:hAnsi="Calibri" w:cs="Calibri"/>
+          <w:color w:val="FF0000"/>
           <w:sz w:val="24"/>
           <w:szCs w:val="24"/>
         </w:rPr>
@@ -160,6 +1220,7 @@
       <w:r>
         <w:rPr>
           <w:rFonts w:hint="default" w:ascii="Calibri" w:hAnsi="Calibri" w:cs="Calibri"/>
+          <w:color w:val="FF0000"/>
           <w:sz w:val="24"/>
           <w:szCs w:val="24"/>
           <w:lang w:val="en-US"/>
@@ -434,14 +1495,17 @@
         <w:widowControl/>
         <w:suppressLineNumbers w:val="0"/>
         <w:rPr>
-          <w:rFonts w:hint="default"/>
-          <w:sz w:val="24"/>
-          <w:szCs w:val="24"/>
-          <w:lang w:val="en-US"/>
-        </w:rPr>
-      </w:pPr>
-      <w:r>
-        <w:rPr>
+          <w:rFonts w:hint="default" w:ascii="Calibri" w:hAnsi="Calibri" w:cs="Calibri"/>
+          <w:color w:val="FF0000"/>
+          <w:sz w:val="24"/>
+          <w:szCs w:val="24"/>
+          <w:lang w:val="en-US"/>
+        </w:rPr>
+      </w:pPr>
+      <w:r>
+        <w:rPr>
+          <w:rFonts w:hint="default" w:ascii="Calibri" w:hAnsi="Calibri" w:cs="Calibri"/>
+          <w:color w:val="FF0000"/>
           <w:sz w:val="24"/>
           <w:szCs w:val="24"/>
         </w:rPr>
@@ -449,7 +1513,8 @@
       </w:r>
       <w:r>
         <w:rPr>
-          <w:rFonts w:hint="default"/>
+          <w:rFonts w:hint="default" w:ascii="Calibri" w:hAnsi="Calibri" w:cs="Calibri"/>
+          <w:color w:val="FF0000"/>
           <w:sz w:val="24"/>
           <w:szCs w:val="24"/>
           <w:lang w:val="en-US"/>
@@ -467,12 +1532,14 @@
         <w:spacing w:before="0" w:beforeAutospacing="1" w:after="0" w:afterAutospacing="1"/>
         <w:ind w:left="0" w:right="0"/>
         <w:rPr>
-          <w:sz w:val="24"/>
-          <w:szCs w:val="24"/>
-        </w:rPr>
-      </w:pPr>
-      <w:r>
-        <w:rPr>
+          <w:rFonts w:hint="default" w:ascii="Calibri" w:hAnsi="Calibri" w:cs="Calibri"/>
+          <w:sz w:val="24"/>
+          <w:szCs w:val="24"/>
+        </w:rPr>
+      </w:pPr>
+      <w:r>
+        <w:rPr>
+          <w:rFonts w:hint="default" w:ascii="Calibri" w:hAnsi="Calibri" w:cs="Calibri"/>
           <w:sz w:val="24"/>
           <w:szCs w:val="24"/>
         </w:rPr>
@@ -487,12 +1554,14 @@
         <w:widowControl/>
         <w:suppressLineNumbers w:val="0"/>
         <w:rPr>
-          <w:sz w:val="24"/>
-          <w:szCs w:val="24"/>
-        </w:rPr>
-      </w:pPr>
-      <w:r>
-        <w:rPr>
+          <w:rFonts w:hint="default" w:ascii="Calibri" w:hAnsi="Calibri" w:cs="Calibri"/>
+          <w:sz w:val="24"/>
+          <w:szCs w:val="24"/>
+        </w:rPr>
+      </w:pPr>
+      <w:r>
+        <w:rPr>
+          <w:rFonts w:hint="default" w:ascii="Calibri" w:hAnsi="Calibri" w:cs="Calibri"/>
           <w:sz w:val="24"/>
           <w:szCs w:val="24"/>
         </w:rPr>
@@ -508,13 +1577,15 @@
         <w:suppressLineNumbers w:val="0"/>
         <w:rPr>
           <w:rStyle w:val="6"/>
-          <w:sz w:val="24"/>
-          <w:szCs w:val="24"/>
-        </w:rPr>
-      </w:pPr>
-      <w:r>
-        <w:rPr>
-          <w:rStyle w:val="6"/>
+          <w:rFonts w:hint="default" w:ascii="Calibri" w:hAnsi="Calibri" w:cs="Calibri"/>
+          <w:sz w:val="24"/>
+          <w:szCs w:val="24"/>
+        </w:rPr>
+      </w:pPr>
+      <w:r>
+        <w:rPr>
+          <w:rStyle w:val="6"/>
+          <w:rFonts w:hint="default" w:ascii="Calibri" w:hAnsi="Calibri" w:cs="Calibri"/>
           <w:sz w:val="24"/>
           <w:szCs w:val="24"/>
         </w:rPr>
@@ -530,13 +1601,15 @@
         <w:suppressLineNumbers w:val="0"/>
         <w:rPr>
           <w:rStyle w:val="6"/>
-          <w:sz w:val="24"/>
-          <w:szCs w:val="24"/>
-        </w:rPr>
-      </w:pPr>
-      <w:r>
-        <w:rPr>
-          <w:rStyle w:val="6"/>
+          <w:rFonts w:hint="default" w:ascii="Calibri" w:hAnsi="Calibri" w:cs="Calibri"/>
+          <w:sz w:val="24"/>
+          <w:szCs w:val="24"/>
+        </w:rPr>
+      </w:pPr>
+      <w:r>
+        <w:rPr>
+          <w:rStyle w:val="6"/>
+          <w:rFonts w:hint="default" w:ascii="Calibri" w:hAnsi="Calibri" w:cs="Calibri"/>
           <w:sz w:val="24"/>
           <w:szCs w:val="24"/>
         </w:rPr>
@@ -552,13 +1625,15 @@
         <w:suppressLineNumbers w:val="0"/>
         <w:rPr>
           <w:rStyle w:val="6"/>
-          <w:sz w:val="24"/>
-          <w:szCs w:val="24"/>
-        </w:rPr>
-      </w:pPr>
-      <w:r>
-        <w:rPr>
-          <w:rStyle w:val="6"/>
+          <w:rFonts w:hint="default" w:ascii="Calibri" w:hAnsi="Calibri" w:cs="Calibri"/>
+          <w:sz w:val="24"/>
+          <w:szCs w:val="24"/>
+        </w:rPr>
+      </w:pPr>
+      <w:r>
+        <w:rPr>
+          <w:rStyle w:val="6"/>
+          <w:rFonts w:hint="default" w:ascii="Calibri" w:hAnsi="Calibri" w:cs="Calibri"/>
           <w:sz w:val="24"/>
           <w:szCs w:val="24"/>
         </w:rPr>
@@ -574,13 +1649,15 @@
         <w:suppressLineNumbers w:val="0"/>
         <w:rPr>
           <w:rStyle w:val="6"/>
-          <w:sz w:val="24"/>
-          <w:szCs w:val="24"/>
-        </w:rPr>
-      </w:pPr>
-      <w:r>
-        <w:rPr>
-          <w:rStyle w:val="6"/>
+          <w:rFonts w:hint="default" w:ascii="Calibri" w:hAnsi="Calibri" w:cs="Calibri"/>
+          <w:sz w:val="24"/>
+          <w:szCs w:val="24"/>
+        </w:rPr>
+      </w:pPr>
+      <w:r>
+        <w:rPr>
+          <w:rStyle w:val="6"/>
+          <w:rFonts w:hint="default" w:ascii="Calibri" w:hAnsi="Calibri" w:cs="Calibri"/>
           <w:sz w:val="24"/>
           <w:szCs w:val="24"/>
         </w:rPr>
@@ -596,13 +1673,15 @@
         <w:suppressLineNumbers w:val="0"/>
         <w:rPr>
           <w:rStyle w:val="6"/>
-          <w:sz w:val="24"/>
-          <w:szCs w:val="24"/>
-        </w:rPr>
-      </w:pPr>
-      <w:r>
-        <w:rPr>
-          <w:rStyle w:val="6"/>
+          <w:rFonts w:hint="default" w:ascii="Calibri" w:hAnsi="Calibri" w:cs="Calibri"/>
+          <w:sz w:val="24"/>
+          <w:szCs w:val="24"/>
+        </w:rPr>
+      </w:pPr>
+      <w:r>
+        <w:rPr>
+          <w:rStyle w:val="6"/>
+          <w:rFonts w:hint="default" w:ascii="Calibri" w:hAnsi="Calibri" w:cs="Calibri"/>
           <w:sz w:val="24"/>
           <w:szCs w:val="24"/>
         </w:rPr>
@@ -617,13 +1696,15 @@
         <w:widowControl/>
         <w:suppressLineNumbers w:val="0"/>
         <w:rPr>
-          <w:sz w:val="24"/>
-          <w:szCs w:val="24"/>
-        </w:rPr>
-      </w:pPr>
-      <w:r>
-        <w:rPr>
-          <w:rStyle w:val="6"/>
+          <w:rFonts w:hint="default" w:ascii="Calibri" w:hAnsi="Calibri" w:cs="Calibri"/>
+          <w:sz w:val="24"/>
+          <w:szCs w:val="24"/>
+        </w:rPr>
+      </w:pPr>
+      <w:r>
+        <w:rPr>
+          <w:rStyle w:val="6"/>
+          <w:rFonts w:hint="default" w:ascii="Calibri" w:hAnsi="Calibri" w:cs="Calibri"/>
           <w:sz w:val="24"/>
           <w:szCs w:val="24"/>
         </w:rPr>
@@ -638,12 +1719,14 @@
         <w:widowControl/>
         <w:suppressLineNumbers w:val="0"/>
         <w:rPr>
-          <w:sz w:val="24"/>
-          <w:szCs w:val="24"/>
-        </w:rPr>
-      </w:pPr>
-      <w:r>
-        <w:rPr>
+          <w:rFonts w:hint="default" w:ascii="Calibri" w:hAnsi="Calibri" w:cs="Calibri"/>
+          <w:sz w:val="24"/>
+          <w:szCs w:val="24"/>
+        </w:rPr>
+      </w:pPr>
+      <w:r>
+        <w:rPr>
+          <w:rFonts w:hint="default" w:ascii="Calibri" w:hAnsi="Calibri" w:cs="Calibri"/>
           <w:sz w:val="24"/>
           <w:szCs w:val="24"/>
         </w:rPr>
@@ -663,12 +1746,14 @@
         <w:spacing w:before="0" w:beforeAutospacing="1" w:after="0" w:afterAutospacing="1"/>
         <w:ind w:left="720" w:hanging="360"/>
         <w:rPr>
-          <w:sz w:val="24"/>
-          <w:szCs w:val="24"/>
-        </w:rPr>
-      </w:pPr>
-      <w:r>
-        <w:rPr>
+          <w:rFonts w:hint="default" w:ascii="Calibri" w:hAnsi="Calibri" w:cs="Calibri"/>
+          <w:sz w:val="24"/>
+          <w:szCs w:val="24"/>
+        </w:rPr>
+      </w:pPr>
+      <w:r>
+        <w:rPr>
+          <w:rFonts w:hint="default" w:ascii="Calibri" w:hAnsi="Calibri" w:cs="Calibri"/>
           <w:sz w:val="24"/>
           <w:szCs w:val="24"/>
         </w:rPr>
@@ -688,12 +1773,14 @@
         <w:spacing w:before="0" w:beforeAutospacing="1" w:after="0" w:afterAutospacing="1"/>
         <w:ind w:left="720" w:hanging="360"/>
         <w:rPr>
-          <w:sz w:val="24"/>
-          <w:szCs w:val="24"/>
-        </w:rPr>
-      </w:pPr>
-      <w:r>
-        <w:rPr>
+          <w:rFonts w:hint="default" w:ascii="Calibri" w:hAnsi="Calibri" w:cs="Calibri"/>
+          <w:sz w:val="24"/>
+          <w:szCs w:val="24"/>
+        </w:rPr>
+      </w:pPr>
+      <w:r>
+        <w:rPr>
+          <w:rFonts w:hint="default" w:ascii="Calibri" w:hAnsi="Calibri" w:cs="Calibri"/>
           <w:sz w:val="24"/>
           <w:szCs w:val="24"/>
         </w:rPr>
@@ -713,12 +1800,14 @@
         <w:spacing w:before="0" w:beforeAutospacing="1" w:after="0" w:afterAutospacing="1"/>
         <w:ind w:left="720" w:hanging="360"/>
         <w:rPr>
-          <w:sz w:val="24"/>
-          <w:szCs w:val="24"/>
-        </w:rPr>
-      </w:pPr>
-      <w:r>
-        <w:rPr>
+          <w:rFonts w:hint="default" w:ascii="Calibri" w:hAnsi="Calibri" w:cs="Calibri"/>
+          <w:sz w:val="24"/>
+          <w:szCs w:val="24"/>
+        </w:rPr>
+      </w:pPr>
+      <w:r>
+        <w:rPr>
+          <w:rFonts w:hint="default" w:ascii="Calibri" w:hAnsi="Calibri" w:cs="Calibri"/>
           <w:sz w:val="24"/>
           <w:szCs w:val="24"/>
         </w:rPr>
@@ -738,12 +1827,14 @@
         <w:spacing w:before="0" w:beforeAutospacing="1" w:after="0" w:afterAutospacing="1"/>
         <w:ind w:left="720" w:hanging="360"/>
         <w:rPr>
-          <w:sz w:val="24"/>
-          <w:szCs w:val="24"/>
-        </w:rPr>
-      </w:pPr>
-      <w:r>
-        <w:rPr>
+          <w:rFonts w:hint="default" w:ascii="Calibri" w:hAnsi="Calibri" w:cs="Calibri"/>
+          <w:sz w:val="24"/>
+          <w:szCs w:val="24"/>
+        </w:rPr>
+      </w:pPr>
+      <w:r>
+        <w:rPr>
+          <w:rFonts w:hint="default" w:ascii="Calibri" w:hAnsi="Calibri" w:cs="Calibri"/>
           <w:sz w:val="24"/>
           <w:szCs w:val="24"/>
         </w:rPr>
@@ -763,12 +1854,14 @@
         <w:spacing w:before="0" w:beforeAutospacing="1" w:after="0" w:afterAutospacing="1"/>
         <w:ind w:left="720" w:hanging="360"/>
         <w:rPr>
-          <w:sz w:val="24"/>
-          <w:szCs w:val="24"/>
-        </w:rPr>
-      </w:pPr>
-      <w:r>
-        <w:rPr>
+          <w:rFonts w:hint="default" w:ascii="Calibri" w:hAnsi="Calibri" w:cs="Calibri"/>
+          <w:sz w:val="24"/>
+          <w:szCs w:val="24"/>
+        </w:rPr>
+      </w:pPr>
+      <w:r>
+        <w:rPr>
+          <w:rFonts w:hint="default" w:ascii="Calibri" w:hAnsi="Calibri" w:cs="Calibri"/>
           <w:sz w:val="24"/>
           <w:szCs w:val="24"/>
         </w:rPr>
@@ -783,14 +1876,17 @@
         <w:widowControl/>
         <w:suppressLineNumbers w:val="0"/>
         <w:rPr>
-          <w:rFonts w:hint="default"/>
-          <w:sz w:val="24"/>
-          <w:szCs w:val="24"/>
-          <w:lang w:val="en-US"/>
-        </w:rPr>
-      </w:pPr>
-      <w:r>
-        <w:rPr>
+          <w:rFonts w:hint="default" w:ascii="Calibri" w:hAnsi="Calibri" w:cs="Calibri"/>
+          <w:color w:val="FF0000"/>
+          <w:sz w:val="24"/>
+          <w:szCs w:val="24"/>
+          <w:lang w:val="en-US"/>
+        </w:rPr>
+      </w:pPr>
+      <w:r>
+        <w:rPr>
+          <w:rFonts w:hint="default" w:ascii="Calibri" w:hAnsi="Calibri" w:cs="Calibri"/>
+          <w:color w:val="FF0000"/>
           <w:sz w:val="24"/>
           <w:szCs w:val="24"/>
         </w:rPr>
@@ -798,7 +1894,8 @@
       </w:r>
       <w:r>
         <w:rPr>
-          <w:rFonts w:hint="default"/>
+          <w:rFonts w:hint="default" w:ascii="Calibri" w:hAnsi="Calibri" w:cs="Calibri"/>
+          <w:color w:val="FF0000"/>
           <w:sz w:val="24"/>
           <w:szCs w:val="24"/>
           <w:lang w:val="en-US"/>
@@ -814,7 +1911,7 @@
         <w:widowControl/>
         <w:suppressLineNumbers w:val="0"/>
         <w:rPr>
-          <w:rFonts w:hint="default"/>
+          <w:rFonts w:hint="default" w:ascii="Calibri" w:hAnsi="Calibri" w:cs="Calibri"/>
           <w:sz w:val="24"/>
           <w:szCs w:val="24"/>
           <w:lang w:val="en-US"/>
@@ -829,12 +1926,14 @@
         <w:widowControl/>
         <w:suppressLineNumbers w:val="0"/>
         <w:rPr>
-          <w:sz w:val="24"/>
-          <w:szCs w:val="24"/>
-        </w:rPr>
-      </w:pPr>
-      <w:r>
-        <w:rPr>
+          <w:rFonts w:hint="default" w:ascii="Calibri" w:hAnsi="Calibri" w:cs="Calibri"/>
+          <w:sz w:val="24"/>
+          <w:szCs w:val="24"/>
+        </w:rPr>
+      </w:pPr>
+      <w:r>
+        <w:rPr>
+          <w:rFonts w:hint="default" w:ascii="Calibri" w:hAnsi="Calibri" w:cs="Calibri"/>
           <w:sz w:val="24"/>
           <w:szCs w:val="24"/>
         </w:rPr>
@@ -849,12 +1948,14 @@
         <w:widowControl/>
         <w:suppressLineNumbers w:val="0"/>
         <w:rPr>
-          <w:sz w:val="24"/>
-          <w:szCs w:val="24"/>
-        </w:rPr>
-      </w:pPr>
-      <w:r>
-        <w:rPr>
+          <w:rFonts w:hint="default" w:ascii="Calibri" w:hAnsi="Calibri" w:cs="Calibri"/>
+          <w:sz w:val="24"/>
+          <w:szCs w:val="24"/>
+        </w:rPr>
+      </w:pPr>
+      <w:r>
+        <w:rPr>
+          <w:rFonts w:hint="default" w:ascii="Calibri" w:hAnsi="Calibri" w:cs="Calibri"/>
           <w:sz w:val="24"/>
           <w:szCs w:val="24"/>
         </w:rPr>
@@ -870,13 +1971,15 @@
         <w:suppressLineNumbers w:val="0"/>
         <w:rPr>
           <w:rStyle w:val="6"/>
-          <w:sz w:val="24"/>
-          <w:szCs w:val="24"/>
-        </w:rPr>
-      </w:pPr>
-      <w:r>
-        <w:rPr>
-          <w:rStyle w:val="6"/>
+          <w:rFonts w:hint="default" w:ascii="Calibri" w:hAnsi="Calibri" w:cs="Calibri"/>
+          <w:sz w:val="24"/>
+          <w:szCs w:val="24"/>
+        </w:rPr>
+      </w:pPr>
+      <w:r>
+        <w:rPr>
+          <w:rStyle w:val="6"/>
+          <w:rFonts w:hint="default" w:ascii="Calibri" w:hAnsi="Calibri" w:cs="Calibri"/>
           <w:sz w:val="24"/>
           <w:szCs w:val="24"/>
         </w:rPr>
@@ -892,13 +1995,15 @@
         <w:suppressLineNumbers w:val="0"/>
         <w:rPr>
           <w:rStyle w:val="6"/>
-          <w:sz w:val="24"/>
-          <w:szCs w:val="24"/>
-        </w:rPr>
-      </w:pPr>
-      <w:r>
-        <w:rPr>
-          <w:rStyle w:val="6"/>
+          <w:rFonts w:hint="default" w:ascii="Calibri" w:hAnsi="Calibri" w:cs="Calibri"/>
+          <w:sz w:val="24"/>
+          <w:szCs w:val="24"/>
+        </w:rPr>
+      </w:pPr>
+      <w:r>
+        <w:rPr>
+          <w:rStyle w:val="6"/>
+          <w:rFonts w:hint="default" w:ascii="Calibri" w:hAnsi="Calibri" w:cs="Calibri"/>
           <w:sz w:val="24"/>
           <w:szCs w:val="24"/>
         </w:rPr>
@@ -914,13 +2019,15 @@
         <w:suppressLineNumbers w:val="0"/>
         <w:rPr>
           <w:rStyle w:val="6"/>
-          <w:sz w:val="24"/>
-          <w:szCs w:val="24"/>
-        </w:rPr>
-      </w:pPr>
-      <w:r>
-        <w:rPr>
-          <w:rStyle w:val="6"/>
+          <w:rFonts w:hint="default" w:ascii="Calibri" w:hAnsi="Calibri" w:cs="Calibri"/>
+          <w:sz w:val="24"/>
+          <w:szCs w:val="24"/>
+        </w:rPr>
+      </w:pPr>
+      <w:r>
+        <w:rPr>
+          <w:rStyle w:val="6"/>
+          <w:rFonts w:hint="default" w:ascii="Calibri" w:hAnsi="Calibri" w:cs="Calibri"/>
           <w:sz w:val="24"/>
           <w:szCs w:val="24"/>
         </w:rPr>
@@ -935,13 +2042,15 @@
         <w:widowControl/>
         <w:suppressLineNumbers w:val="0"/>
         <w:rPr>
-          <w:sz w:val="24"/>
-          <w:szCs w:val="24"/>
-        </w:rPr>
-      </w:pPr>
-      <w:r>
-        <w:rPr>
-          <w:rStyle w:val="6"/>
+          <w:rFonts w:hint="default" w:ascii="Calibri" w:hAnsi="Calibri" w:cs="Calibri"/>
+          <w:sz w:val="24"/>
+          <w:szCs w:val="24"/>
+        </w:rPr>
+      </w:pPr>
+      <w:r>
+        <w:rPr>
+          <w:rStyle w:val="6"/>
+          <w:rFonts w:hint="default" w:ascii="Calibri" w:hAnsi="Calibri" w:cs="Calibri"/>
           <w:sz w:val="24"/>
           <w:szCs w:val="24"/>
         </w:rPr>
@@ -956,12 +2065,14 @@
         <w:widowControl/>
         <w:suppressLineNumbers w:val="0"/>
         <w:rPr>
-          <w:sz w:val="24"/>
-          <w:szCs w:val="24"/>
-        </w:rPr>
-      </w:pPr>
-      <w:r>
-        <w:rPr>
+          <w:rFonts w:hint="default" w:ascii="Calibri" w:hAnsi="Calibri" w:cs="Calibri"/>
+          <w:sz w:val="24"/>
+          <w:szCs w:val="24"/>
+        </w:rPr>
+      </w:pPr>
+      <w:r>
+        <w:rPr>
+          <w:rFonts w:hint="default" w:ascii="Calibri" w:hAnsi="Calibri" w:cs="Calibri"/>
           <w:sz w:val="24"/>
           <w:szCs w:val="24"/>
         </w:rPr>
@@ -981,12 +2092,14 @@
         <w:spacing w:before="0" w:beforeAutospacing="1" w:after="0" w:afterAutospacing="1"/>
         <w:ind w:left="720" w:hanging="360"/>
         <w:rPr>
-          <w:sz w:val="24"/>
-          <w:szCs w:val="24"/>
-        </w:rPr>
-      </w:pPr>
-      <w:r>
-        <w:rPr>
+          <w:rFonts w:hint="default" w:ascii="Calibri" w:hAnsi="Calibri" w:cs="Calibri"/>
+          <w:sz w:val="24"/>
+          <w:szCs w:val="24"/>
+        </w:rPr>
+      </w:pPr>
+      <w:r>
+        <w:rPr>
+          <w:rFonts w:hint="default" w:ascii="Calibri" w:hAnsi="Calibri" w:cs="Calibri"/>
           <w:sz w:val="24"/>
           <w:szCs w:val="24"/>
         </w:rPr>
@@ -1006,12 +2119,14 @@
         <w:spacing w:before="0" w:beforeAutospacing="1" w:after="0" w:afterAutospacing="1"/>
         <w:ind w:left="720" w:hanging="360"/>
         <w:rPr>
-          <w:sz w:val="24"/>
-          <w:szCs w:val="24"/>
-        </w:rPr>
-      </w:pPr>
-      <w:r>
-        <w:rPr>
+          <w:rFonts w:hint="default" w:ascii="Calibri" w:hAnsi="Calibri" w:cs="Calibri"/>
+          <w:sz w:val="24"/>
+          <w:szCs w:val="24"/>
+        </w:rPr>
+      </w:pPr>
+      <w:r>
+        <w:rPr>
+          <w:rFonts w:hint="default" w:ascii="Calibri" w:hAnsi="Calibri" w:cs="Calibri"/>
           <w:sz w:val="24"/>
           <w:szCs w:val="24"/>
         </w:rPr>
@@ -1031,12 +2146,14 @@
         <w:spacing w:before="0" w:beforeAutospacing="1" w:after="0" w:afterAutospacing="1"/>
         <w:ind w:left="720" w:hanging="360"/>
         <w:rPr>
-          <w:sz w:val="24"/>
-          <w:szCs w:val="24"/>
-        </w:rPr>
-      </w:pPr>
-      <w:r>
-        <w:rPr>
+          <w:rFonts w:hint="default" w:ascii="Calibri" w:hAnsi="Calibri" w:cs="Calibri"/>
+          <w:sz w:val="24"/>
+          <w:szCs w:val="24"/>
+        </w:rPr>
+      </w:pPr>
+      <w:r>
+        <w:rPr>
+          <w:rFonts w:hint="default" w:ascii="Calibri" w:hAnsi="Calibri" w:cs="Calibri"/>
           <w:sz w:val="24"/>
           <w:szCs w:val="24"/>
         </w:rPr>
@@ -1056,12 +2173,14 @@
         <w:spacing w:before="0" w:beforeAutospacing="1" w:after="0" w:afterAutospacing="1"/>
         <w:ind w:left="720" w:hanging="360"/>
         <w:rPr>
-          <w:sz w:val="24"/>
-          <w:szCs w:val="24"/>
-        </w:rPr>
-      </w:pPr>
-      <w:r>
-        <w:rPr>
+          <w:rFonts w:hint="default" w:ascii="Calibri" w:hAnsi="Calibri" w:cs="Calibri"/>
+          <w:sz w:val="24"/>
+          <w:szCs w:val="24"/>
+        </w:rPr>
+      </w:pPr>
+      <w:r>
+        <w:rPr>
+          <w:rFonts w:hint="default" w:ascii="Calibri" w:hAnsi="Calibri" w:cs="Calibri"/>
           <w:sz w:val="24"/>
           <w:szCs w:val="24"/>
         </w:rPr>
@@ -1081,12 +2200,14 @@
         <w:spacing w:before="0" w:beforeAutospacing="1" w:after="0" w:afterAutospacing="1"/>
         <w:ind w:left="720" w:hanging="360"/>
         <w:rPr>
-          <w:sz w:val="24"/>
-          <w:szCs w:val="24"/>
-        </w:rPr>
-      </w:pPr>
-      <w:r>
-        <w:rPr>
+          <w:rFonts w:hint="default" w:ascii="Calibri" w:hAnsi="Calibri" w:cs="Calibri"/>
+          <w:sz w:val="24"/>
+          <w:szCs w:val="24"/>
+        </w:rPr>
+      </w:pPr>
+      <w:r>
+        <w:rPr>
+          <w:rFonts w:hint="default" w:ascii="Calibri" w:hAnsi="Calibri" w:cs="Calibri"/>
           <w:sz w:val="24"/>
           <w:szCs w:val="24"/>
         </w:rPr>
@@ -1101,12 +2222,14 @@
         <w:widowControl/>
         <w:suppressLineNumbers w:val="0"/>
         <w:rPr>
-          <w:sz w:val="24"/>
-          <w:szCs w:val="24"/>
-        </w:rPr>
-      </w:pPr>
-      <w:r>
-        <w:rPr>
+          <w:rFonts w:hint="default" w:ascii="Calibri" w:hAnsi="Calibri" w:cs="Calibri"/>
+          <w:sz w:val="24"/>
+          <w:szCs w:val="24"/>
+        </w:rPr>
+      </w:pPr>
+      <w:r>
+        <w:rPr>
+          <w:rFonts w:hint="default" w:ascii="Calibri" w:hAnsi="Calibri" w:cs="Calibri"/>
           <w:sz w:val="24"/>
           <w:szCs w:val="24"/>
         </w:rPr>
@@ -1121,19 +2244,7 @@
         <w:widowControl/>
         <w:suppressLineNumbers w:val="0"/>
         <w:rPr>
-          <w:sz w:val="24"/>
-          <w:szCs w:val="24"/>
-        </w:rPr>
-      </w:pPr>
-    </w:p>
-    <w:p>
-      <w:pPr>
-        <w:pStyle w:val="8"/>
-        <w:keepNext w:val="0"/>
-        <w:keepLines w:val="0"/>
-        <w:widowControl/>
-        <w:suppressLineNumbers w:val="0"/>
-        <w:rPr>
+          <w:rFonts w:hint="default" w:ascii="Calibri" w:hAnsi="Calibri" w:cs="Calibri"/>
           <w:sz w:val="24"/>
           <w:szCs w:val="24"/>
         </w:rPr>
@@ -1147,14 +2258,17 @@
         <w:widowControl/>
         <w:suppressLineNumbers w:val="0"/>
         <w:rPr>
-          <w:rFonts w:hint="default"/>
-          <w:sz w:val="24"/>
-          <w:szCs w:val="24"/>
-          <w:lang w:val="en-US"/>
-        </w:rPr>
-      </w:pPr>
-      <w:r>
-        <w:rPr>
+          <w:rFonts w:hint="default" w:ascii="Calibri" w:hAnsi="Calibri" w:cs="Calibri"/>
+          <w:color w:val="FF0000"/>
+          <w:sz w:val="24"/>
+          <w:szCs w:val="24"/>
+          <w:lang w:val="en-US"/>
+        </w:rPr>
+      </w:pPr>
+      <w:r>
+        <w:rPr>
+          <w:rFonts w:hint="default" w:ascii="Calibri" w:hAnsi="Calibri" w:cs="Calibri"/>
+          <w:color w:val="FF0000"/>
           <w:sz w:val="24"/>
           <w:szCs w:val="24"/>
         </w:rPr>
@@ -1162,12 +2276,13 @@
       </w:r>
       <w:r>
         <w:rPr>
-          <w:rFonts w:hint="default"/>
-          <w:sz w:val="24"/>
-          <w:szCs w:val="24"/>
-          <w:lang w:val="en-US"/>
-        </w:rPr>
-        <w:t xml:space="preserve"> - quan sác và sác dịnh username</w:t>
+          <w:rFonts w:hint="default" w:ascii="Calibri" w:hAnsi="Calibri" w:cs="Calibri"/>
+          <w:color w:val="FF0000"/>
+          <w:sz w:val="24"/>
+          <w:szCs w:val="24"/>
+          <w:lang w:val="en-US"/>
+        </w:rPr>
+        <w:t xml:space="preserve"> - quan sác và sác định username</w:t>
       </w:r>
     </w:p>
     <w:p>
@@ -1180,12 +2295,14 @@
         <w:spacing w:before="0" w:beforeAutospacing="1" w:after="0" w:afterAutospacing="1"/>
         <w:ind w:left="0" w:right="0"/>
         <w:rPr>
-          <w:sz w:val="24"/>
-          <w:szCs w:val="24"/>
-        </w:rPr>
-      </w:pPr>
-      <w:r>
-        <w:rPr>
+          <w:rFonts w:hint="default" w:ascii="Calibri" w:hAnsi="Calibri" w:cs="Calibri"/>
+          <w:sz w:val="24"/>
+          <w:szCs w:val="24"/>
+        </w:rPr>
+      </w:pPr>
+      <w:r>
+        <w:rPr>
+          <w:rFonts w:hint="default" w:ascii="Calibri" w:hAnsi="Calibri" w:cs="Calibri"/>
           <w:sz w:val="24"/>
           <w:szCs w:val="24"/>
         </w:rPr>
@@ -1202,12 +2319,14 @@
         <w:spacing w:before="0" w:beforeAutospacing="1" w:after="0" w:afterAutospacing="1"/>
         <w:ind w:left="0" w:right="0"/>
         <w:rPr>
-          <w:sz w:val="24"/>
-          <w:szCs w:val="24"/>
-        </w:rPr>
-      </w:pPr>
-      <w:r>
-        <w:rPr>
+          <w:rFonts w:hint="default" w:ascii="Calibri" w:hAnsi="Calibri" w:cs="Calibri"/>
+          <w:sz w:val="24"/>
+          <w:szCs w:val="24"/>
+        </w:rPr>
+      </w:pPr>
+      <w:r>
+        <w:rPr>
+          <w:rFonts w:hint="default" w:ascii="Calibri" w:hAnsi="Calibri" w:cs="Calibri"/>
           <w:sz w:val="24"/>
           <w:szCs w:val="24"/>
         </w:rPr>
@@ -1222,12 +2341,14 @@
         <w:widowControl/>
         <w:suppressLineNumbers w:val="0"/>
         <w:rPr>
-          <w:sz w:val="24"/>
-          <w:szCs w:val="24"/>
-        </w:rPr>
-      </w:pPr>
-      <w:r>
-        <w:rPr>
+          <w:rFonts w:hint="default" w:ascii="Calibri" w:hAnsi="Calibri" w:cs="Calibri"/>
+          <w:sz w:val="24"/>
+          <w:szCs w:val="24"/>
+        </w:rPr>
+      </w:pPr>
+      <w:r>
+        <w:rPr>
+          <w:rFonts w:hint="default" w:ascii="Calibri" w:hAnsi="Calibri" w:cs="Calibri"/>
           <w:sz w:val="24"/>
           <w:szCs w:val="24"/>
         </w:rPr>
@@ -1242,12 +2363,14 @@
         <w:widowControl/>
         <w:suppressLineNumbers w:val="0"/>
         <w:rPr>
-          <w:sz w:val="24"/>
-          <w:szCs w:val="24"/>
-        </w:rPr>
-      </w:pPr>
-      <w:r>
-        <w:rPr>
+          <w:rFonts w:hint="default" w:ascii="Calibri" w:hAnsi="Calibri" w:cs="Calibri"/>
+          <w:sz w:val="24"/>
+          <w:szCs w:val="24"/>
+        </w:rPr>
+      </w:pPr>
+      <w:r>
+        <w:rPr>
+          <w:rFonts w:hint="default" w:ascii="Calibri" w:hAnsi="Calibri" w:cs="Calibri"/>
           <w:sz w:val="24"/>
           <w:szCs w:val="24"/>
         </w:rPr>
@@ -1263,13 +2386,15 @@
         <w:suppressLineNumbers w:val="0"/>
         <w:rPr>
           <w:rStyle w:val="6"/>
-          <w:sz w:val="24"/>
-          <w:szCs w:val="24"/>
-        </w:rPr>
-      </w:pPr>
-      <w:r>
-        <w:rPr>
-          <w:rStyle w:val="6"/>
+          <w:rFonts w:hint="default" w:ascii="Calibri" w:hAnsi="Calibri" w:cs="Calibri"/>
+          <w:sz w:val="24"/>
+          <w:szCs w:val="24"/>
+        </w:rPr>
+      </w:pPr>
+      <w:r>
+        <w:rPr>
+          <w:rStyle w:val="6"/>
+          <w:rFonts w:hint="default" w:ascii="Calibri" w:hAnsi="Calibri" w:cs="Calibri"/>
           <w:sz w:val="24"/>
           <w:szCs w:val="24"/>
         </w:rPr>
@@ -1285,6 +2410,7 @@
         <w:suppressLineNumbers w:val="0"/>
         <w:rPr>
           <w:rStyle w:val="6"/>
+          <w:rFonts w:hint="default" w:ascii="Calibri" w:hAnsi="Calibri" w:cs="Calibri"/>
           <w:sz w:val="24"/>
           <w:szCs w:val="24"/>
         </w:rPr>
@@ -1298,13 +2424,15 @@
         <w:widowControl/>
         <w:suppressLineNumbers w:val="0"/>
         <w:rPr>
-          <w:sz w:val="24"/>
-          <w:szCs w:val="24"/>
-        </w:rPr>
-      </w:pPr>
-      <w:r>
-        <w:rPr>
-          <w:rStyle w:val="6"/>
+          <w:rFonts w:hint="default" w:ascii="Calibri" w:hAnsi="Calibri" w:cs="Calibri"/>
+          <w:sz w:val="24"/>
+          <w:szCs w:val="24"/>
+        </w:rPr>
+      </w:pPr>
+      <w:r>
+        <w:rPr>
+          <w:rStyle w:val="6"/>
+          <w:rFonts w:hint="default" w:ascii="Calibri" w:hAnsi="Calibri" w:cs="Calibri"/>
           <w:sz w:val="24"/>
           <w:szCs w:val="24"/>
         </w:rPr>
@@ -1319,12 +2447,14 @@
         <w:widowControl/>
         <w:suppressLineNumbers w:val="0"/>
         <w:rPr>
-          <w:sz w:val="24"/>
-          <w:szCs w:val="24"/>
-        </w:rPr>
-      </w:pPr>
-      <w:r>
-        <w:rPr>
+          <w:rFonts w:hint="default" w:ascii="Calibri" w:hAnsi="Calibri" w:cs="Calibri"/>
+          <w:sz w:val="24"/>
+          <w:szCs w:val="24"/>
+        </w:rPr>
+      </w:pPr>
+      <w:r>
+        <w:rPr>
+          <w:rFonts w:hint="default" w:ascii="Calibri" w:hAnsi="Calibri" w:cs="Calibri"/>
           <w:sz w:val="24"/>
           <w:szCs w:val="24"/>
         </w:rPr>
@@ -1339,12 +2469,14 @@
         <w:widowControl/>
         <w:suppressLineNumbers w:val="0"/>
         <w:rPr>
-          <w:sz w:val="24"/>
-          <w:szCs w:val="24"/>
-        </w:rPr>
-      </w:pPr>
-      <w:r>
-        <w:rPr>
+          <w:rFonts w:hint="default" w:ascii="Calibri" w:hAnsi="Calibri" w:cs="Calibri"/>
+          <w:sz w:val="24"/>
+          <w:szCs w:val="24"/>
+        </w:rPr>
+      </w:pPr>
+      <w:r>
+        <w:rPr>
+          <w:rFonts w:hint="default" w:ascii="Calibri" w:hAnsi="Calibri" w:cs="Calibri"/>
           <w:sz w:val="24"/>
           <w:szCs w:val="24"/>
         </w:rPr>
@@ -1359,12 +2491,14 @@
         <w:widowControl/>
         <w:suppressLineNumbers w:val="0"/>
         <w:rPr>
-          <w:sz w:val="24"/>
-          <w:szCs w:val="24"/>
-        </w:rPr>
-      </w:pPr>
-      <w:r>
-        <w:rPr>
+          <w:rFonts w:hint="default" w:ascii="Calibri" w:hAnsi="Calibri" w:cs="Calibri"/>
+          <w:sz w:val="24"/>
+          <w:szCs w:val="24"/>
+        </w:rPr>
+      </w:pPr>
+      <w:r>
+        <w:rPr>
+          <w:rFonts w:hint="default" w:ascii="Calibri" w:hAnsi="Calibri" w:cs="Calibri"/>
           <w:sz w:val="24"/>
           <w:szCs w:val="24"/>
         </w:rPr>
@@ -1379,13 +2513,15 @@
         <w:widowControl/>
         <w:suppressLineNumbers w:val="0"/>
         <w:rPr>
-          <w:sz w:val="24"/>
-          <w:szCs w:val="24"/>
-        </w:rPr>
-      </w:pPr>
-      <w:r>
-        <w:rPr>
-          <w:rStyle w:val="6"/>
+          <w:rFonts w:hint="default" w:ascii="Calibri" w:hAnsi="Calibri" w:cs="Calibri"/>
+          <w:sz w:val="24"/>
+          <w:szCs w:val="24"/>
+        </w:rPr>
+      </w:pPr>
+      <w:r>
+        <w:rPr>
+          <w:rStyle w:val="6"/>
+          <w:rFonts w:hint="default" w:ascii="Calibri" w:hAnsi="Calibri" w:cs="Calibri"/>
           <w:sz w:val="24"/>
           <w:szCs w:val="24"/>
         </w:rPr>
@@ -1400,12 +2536,14 @@
         <w:widowControl/>
         <w:suppressLineNumbers w:val="0"/>
         <w:rPr>
-          <w:sz w:val="24"/>
-          <w:szCs w:val="24"/>
-        </w:rPr>
-      </w:pPr>
-      <w:r>
-        <w:rPr>
+          <w:rFonts w:hint="default" w:ascii="Calibri" w:hAnsi="Calibri" w:cs="Calibri"/>
+          <w:sz w:val="24"/>
+          <w:szCs w:val="24"/>
+        </w:rPr>
+      </w:pPr>
+      <w:r>
+        <w:rPr>
+          <w:rFonts w:hint="default" w:ascii="Calibri" w:hAnsi="Calibri" w:cs="Calibri"/>
           <w:sz w:val="24"/>
           <w:szCs w:val="24"/>
         </w:rPr>
@@ -1420,13 +2558,15 @@
         <w:widowControl/>
         <w:suppressLineNumbers w:val="0"/>
         <w:rPr>
-          <w:sz w:val="24"/>
-          <w:szCs w:val="24"/>
-        </w:rPr>
-      </w:pPr>
-      <w:r>
-        <w:rPr>
-          <w:rStyle w:val="6"/>
+          <w:rFonts w:hint="default" w:ascii="Calibri" w:hAnsi="Calibri" w:cs="Calibri"/>
+          <w:sz w:val="24"/>
+          <w:szCs w:val="24"/>
+        </w:rPr>
+      </w:pPr>
+      <w:r>
+        <w:rPr>
+          <w:rStyle w:val="6"/>
+          <w:rFonts w:hint="default" w:ascii="Calibri" w:hAnsi="Calibri" w:cs="Calibri"/>
           <w:sz w:val="24"/>
           <w:szCs w:val="24"/>
         </w:rPr>
@@ -1441,12 +2581,14 @@
         <w:widowControl/>
         <w:suppressLineNumbers w:val="0"/>
         <w:rPr>
-          <w:sz w:val="24"/>
-          <w:szCs w:val="24"/>
-        </w:rPr>
-      </w:pPr>
-      <w:r>
-        <w:rPr>
+          <w:rFonts w:hint="default" w:ascii="Calibri" w:hAnsi="Calibri" w:cs="Calibri"/>
+          <w:sz w:val="24"/>
+          <w:szCs w:val="24"/>
+        </w:rPr>
+      </w:pPr>
+      <w:r>
+        <w:rPr>
+          <w:rFonts w:hint="default" w:ascii="Calibri" w:hAnsi="Calibri" w:cs="Calibri"/>
           <w:sz w:val="24"/>
           <w:szCs w:val="24"/>
         </w:rPr>
@@ -1460,6 +2602,7 @@
         <w:widowControl/>
         <w:suppressLineNumbers w:val="0"/>
         <w:rPr>
+          <w:rFonts w:hint="default" w:ascii="Calibri" w:hAnsi="Calibri" w:cs="Calibri"/>
           <w:sz w:val="24"/>
           <w:szCs w:val="24"/>
         </w:rPr>
@@ -1473,12 +2616,14 @@
         <w:widowControl/>
         <w:suppressLineNumbers w:val="0"/>
         <w:rPr>
-          <w:sz w:val="24"/>
-          <w:szCs w:val="24"/>
-        </w:rPr>
-      </w:pPr>
-      <w:r>
-        <w:rPr>
+          <w:rFonts w:hint="default" w:ascii="Calibri" w:hAnsi="Calibri" w:cs="Calibri"/>
+          <w:sz w:val="24"/>
+          <w:szCs w:val="24"/>
+        </w:rPr>
+      </w:pPr>
+      <w:r>
+        <w:rPr>
+          <w:rFonts w:hint="default" w:ascii="Calibri" w:hAnsi="Calibri" w:cs="Calibri"/>
           <w:sz w:val="24"/>
           <w:szCs w:val="24"/>
         </w:rPr>
@@ -1493,12 +2638,14 @@
         <w:widowControl/>
         <w:suppressLineNumbers w:val="0"/>
         <w:rPr>
-          <w:sz w:val="24"/>
-          <w:szCs w:val="24"/>
-        </w:rPr>
-      </w:pPr>
-      <w:r>
-        <w:rPr>
+          <w:rFonts w:hint="default" w:ascii="Calibri" w:hAnsi="Calibri" w:cs="Calibri"/>
+          <w:sz w:val="24"/>
+          <w:szCs w:val="24"/>
+        </w:rPr>
+      </w:pPr>
+      <w:r>
+        <w:rPr>
+          <w:rFonts w:hint="default" w:ascii="Calibri" w:hAnsi="Calibri" w:cs="Calibri"/>
           <w:sz w:val="24"/>
           <w:szCs w:val="24"/>
         </w:rPr>
@@ -1514,13 +2661,15 @@
         <w:suppressLineNumbers w:val="0"/>
         <w:rPr>
           <w:rStyle w:val="6"/>
-          <w:sz w:val="24"/>
-          <w:szCs w:val="24"/>
-        </w:rPr>
-      </w:pPr>
-      <w:r>
-        <w:rPr>
-          <w:rStyle w:val="6"/>
+          <w:rFonts w:hint="default" w:ascii="Calibri" w:hAnsi="Calibri" w:cs="Calibri"/>
+          <w:sz w:val="24"/>
+          <w:szCs w:val="24"/>
+        </w:rPr>
+      </w:pPr>
+      <w:r>
+        <w:rPr>
+          <w:rStyle w:val="6"/>
+          <w:rFonts w:hint="default" w:ascii="Calibri" w:hAnsi="Calibri" w:cs="Calibri"/>
           <w:sz w:val="24"/>
           <w:szCs w:val="24"/>
         </w:rPr>
@@ -1536,6 +2685,7 @@
         <w:suppressLineNumbers w:val="0"/>
         <w:rPr>
           <w:rStyle w:val="6"/>
+          <w:rFonts w:hint="default" w:ascii="Calibri" w:hAnsi="Calibri" w:cs="Calibri"/>
           <w:sz w:val="24"/>
           <w:szCs w:val="24"/>
         </w:rPr>
@@ -1550,13 +2700,15 @@
         <w:suppressLineNumbers w:val="0"/>
         <w:rPr>
           <w:rStyle w:val="6"/>
-          <w:sz w:val="24"/>
-          <w:szCs w:val="24"/>
-        </w:rPr>
-      </w:pPr>
-      <w:r>
-        <w:rPr>
-          <w:rStyle w:val="6"/>
+          <w:rFonts w:hint="default" w:ascii="Calibri" w:hAnsi="Calibri" w:cs="Calibri"/>
+          <w:sz w:val="24"/>
+          <w:szCs w:val="24"/>
+        </w:rPr>
+      </w:pPr>
+      <w:r>
+        <w:rPr>
+          <w:rStyle w:val="6"/>
+          <w:rFonts w:hint="default" w:ascii="Calibri" w:hAnsi="Calibri" w:cs="Calibri"/>
           <w:sz w:val="24"/>
           <w:szCs w:val="24"/>
         </w:rPr>
@@ -1572,6 +2724,7 @@
         <w:suppressLineNumbers w:val="0"/>
         <w:rPr>
           <w:rStyle w:val="6"/>
+          <w:rFonts w:hint="default" w:ascii="Calibri" w:hAnsi="Calibri" w:cs="Calibri"/>
           <w:sz w:val="24"/>
           <w:szCs w:val="24"/>
         </w:rPr>
@@ -1586,13 +2739,15 @@
         <w:suppressLineNumbers w:val="0"/>
         <w:rPr>
           <w:rStyle w:val="6"/>
-          <w:sz w:val="24"/>
-          <w:szCs w:val="24"/>
-        </w:rPr>
-      </w:pPr>
-      <w:r>
-        <w:rPr>
-          <w:rStyle w:val="6"/>
+          <w:rFonts w:hint="default" w:ascii="Calibri" w:hAnsi="Calibri" w:cs="Calibri"/>
+          <w:sz w:val="24"/>
+          <w:szCs w:val="24"/>
+        </w:rPr>
+      </w:pPr>
+      <w:r>
+        <w:rPr>
+          <w:rStyle w:val="6"/>
+          <w:rFonts w:hint="default" w:ascii="Calibri" w:hAnsi="Calibri" w:cs="Calibri"/>
           <w:sz w:val="24"/>
           <w:szCs w:val="24"/>
         </w:rPr>
@@ -1608,6 +2763,7 @@
         <w:suppressLineNumbers w:val="0"/>
         <w:rPr>
           <w:rStyle w:val="6"/>
+          <w:rFonts w:hint="default" w:ascii="Calibri" w:hAnsi="Calibri" w:cs="Calibri"/>
           <w:sz w:val="24"/>
           <w:szCs w:val="24"/>
         </w:rPr>
@@ -1622,13 +2778,15 @@
         <w:suppressLineNumbers w:val="0"/>
         <w:rPr>
           <w:rStyle w:val="6"/>
-          <w:sz w:val="24"/>
-          <w:szCs w:val="24"/>
-        </w:rPr>
-      </w:pPr>
-      <w:r>
-        <w:rPr>
-          <w:rStyle w:val="6"/>
+          <w:rFonts w:hint="default" w:ascii="Calibri" w:hAnsi="Calibri" w:cs="Calibri"/>
+          <w:sz w:val="24"/>
+          <w:szCs w:val="24"/>
+        </w:rPr>
+      </w:pPr>
+      <w:r>
+        <w:rPr>
+          <w:rStyle w:val="6"/>
+          <w:rFonts w:hint="default" w:ascii="Calibri" w:hAnsi="Calibri" w:cs="Calibri"/>
           <w:sz w:val="24"/>
           <w:szCs w:val="24"/>
         </w:rPr>
@@ -1644,6 +2802,7 @@
         <w:suppressLineNumbers w:val="0"/>
         <w:rPr>
           <w:rStyle w:val="6"/>
+          <w:rFonts w:hint="default" w:ascii="Calibri" w:hAnsi="Calibri" w:cs="Calibri"/>
           <w:sz w:val="24"/>
           <w:szCs w:val="24"/>
         </w:rPr>
@@ -1657,13 +2816,15 @@
         <w:widowControl/>
         <w:suppressLineNumbers w:val="0"/>
         <w:rPr>
-          <w:sz w:val="24"/>
-          <w:szCs w:val="24"/>
-        </w:rPr>
-      </w:pPr>
-      <w:r>
-        <w:rPr>
-          <w:rStyle w:val="6"/>
+          <w:rFonts w:hint="default" w:ascii="Calibri" w:hAnsi="Calibri" w:cs="Calibri"/>
+          <w:sz w:val="24"/>
+          <w:szCs w:val="24"/>
+        </w:rPr>
+      </w:pPr>
+      <w:r>
+        <w:rPr>
+          <w:rStyle w:val="6"/>
+          <w:rFonts w:hint="default" w:ascii="Calibri" w:hAnsi="Calibri" w:cs="Calibri"/>
           <w:sz w:val="24"/>
           <w:szCs w:val="24"/>
         </w:rPr>
@@ -1678,12 +2839,14 @@
         <w:widowControl/>
         <w:suppressLineNumbers w:val="0"/>
         <w:rPr>
-          <w:sz w:val="24"/>
-          <w:szCs w:val="24"/>
-        </w:rPr>
-      </w:pPr>
-      <w:r>
-        <w:rPr>
+          <w:rFonts w:hint="default" w:ascii="Calibri" w:hAnsi="Calibri" w:cs="Calibri"/>
+          <w:sz w:val="24"/>
+          <w:szCs w:val="24"/>
+        </w:rPr>
+      </w:pPr>
+      <w:r>
+        <w:rPr>
+          <w:rFonts w:hint="default" w:ascii="Calibri" w:hAnsi="Calibri" w:cs="Calibri"/>
           <w:sz w:val="24"/>
           <w:szCs w:val="24"/>
         </w:rPr>
@@ -1698,13 +2861,15 @@
         <w:widowControl/>
         <w:suppressLineNumbers w:val="0"/>
         <w:rPr>
-          <w:sz w:val="24"/>
-          <w:szCs w:val="24"/>
-        </w:rPr>
-      </w:pPr>
-      <w:r>
-        <w:rPr>
-          <w:rStyle w:val="6"/>
+          <w:rFonts w:hint="default" w:ascii="Calibri" w:hAnsi="Calibri" w:cs="Calibri"/>
+          <w:sz w:val="24"/>
+          <w:szCs w:val="24"/>
+        </w:rPr>
+      </w:pPr>
+      <w:r>
+        <w:rPr>
+          <w:rStyle w:val="6"/>
+          <w:rFonts w:hint="default" w:ascii="Calibri" w:hAnsi="Calibri" w:cs="Calibri"/>
           <w:sz w:val="24"/>
           <w:szCs w:val="24"/>
         </w:rPr>
@@ -1719,12 +2884,14 @@
         <w:widowControl/>
         <w:suppressLineNumbers w:val="0"/>
         <w:rPr>
-          <w:sz w:val="24"/>
-          <w:szCs w:val="24"/>
-        </w:rPr>
-      </w:pPr>
-      <w:r>
-        <w:rPr>
+          <w:rFonts w:hint="default" w:ascii="Calibri" w:hAnsi="Calibri" w:cs="Calibri"/>
+          <w:sz w:val="24"/>
+          <w:szCs w:val="24"/>
+        </w:rPr>
+      </w:pPr>
+      <w:r>
+        <w:rPr>
+          <w:rFonts w:hint="default" w:ascii="Calibri" w:hAnsi="Calibri" w:cs="Calibri"/>
           <w:sz w:val="24"/>
           <w:szCs w:val="24"/>
         </w:rPr>
@@ -1739,12 +2906,14 @@
         <w:widowControl/>
         <w:suppressLineNumbers w:val="0"/>
         <w:rPr>
-          <w:sz w:val="24"/>
-          <w:szCs w:val="24"/>
-        </w:rPr>
-      </w:pPr>
-      <w:r>
-        <w:rPr>
+          <w:rFonts w:hint="default" w:ascii="Calibri" w:hAnsi="Calibri" w:cs="Calibri"/>
+          <w:sz w:val="24"/>
+          <w:szCs w:val="24"/>
+        </w:rPr>
+      </w:pPr>
+      <w:r>
+        <w:rPr>
+          <w:rFonts w:hint="default" w:ascii="Calibri" w:hAnsi="Calibri" w:cs="Calibri"/>
           <w:sz w:val="24"/>
           <w:szCs w:val="24"/>
         </w:rPr>
@@ -1759,115 +2928,60 @@
         <w:widowControl/>
         <w:suppressLineNumbers w:val="0"/>
         <w:rPr>
-          <w:sz w:val="24"/>
-          <w:szCs w:val="24"/>
-        </w:rPr>
-      </w:pPr>
-    </w:p>
-    <w:p>
-      <w:pPr>
-        <w:rPr>
-          <w:rFonts w:ascii="SimSun" w:hAnsi="SimSun" w:eastAsia="SimSun" w:cs="SimSun"/>
-          <w:sz w:val="24"/>
-          <w:szCs w:val="24"/>
-        </w:rPr>
-      </w:pPr>
-      <w:r>
-        <w:rPr>
-          <w:rFonts w:ascii="SimSun" w:hAnsi="SimSun" w:eastAsia="SimSun" w:cs="SimSun"/>
-          <w:sz w:val="24"/>
-          <w:szCs w:val="24"/>
-        </w:rPr>
-        <w:t>Cơ chế chống brute-force</w:t>
-      </w:r>
-      <w:r>
-        <w:rPr>
-          <w:rFonts w:hint="default" w:ascii="SimSun" w:hAnsi="SimSun" w:eastAsia="SimSun" w:cs="SimSun"/>
-          <w:sz w:val="24"/>
-          <w:szCs w:val="24"/>
-          <w:lang w:val="en-US"/>
-        </w:rPr>
-        <w:t xml:space="preserve"> bị lỗi </w:t>
-      </w:r>
-      <w:r>
-        <w:rPr>
-          <w:rFonts w:ascii="SimSun" w:hAnsi="SimSun" w:eastAsia="SimSun" w:cs="SimSun"/>
-          <w:sz w:val="24"/>
-          <w:szCs w:val="24"/>
-        </w:rPr>
-        <w:t>(Flawed brute-force protection)</w:t>
-      </w:r>
-    </w:p>
-    <w:p>
-      <w:pPr>
-        <w:pStyle w:val="8"/>
-        <w:keepNext w:val="0"/>
-        <w:keepLines w:val="0"/>
-        <w:widowControl/>
-        <w:suppressLineNumbers w:val="0"/>
-        <w:spacing w:before="0" w:beforeAutospacing="1" w:after="0" w:afterAutospacing="1"/>
-        <w:ind w:left="0" w:right="0"/>
-        <w:rPr>
-          <w:sz w:val="24"/>
-          <w:szCs w:val="24"/>
-        </w:rPr>
-      </w:pPr>
-      <w:r>
-        <w:rPr>
-          <w:sz w:val="24"/>
-          <w:szCs w:val="24"/>
-        </w:rPr>
-        <w:t>Website thường chống brute-force bằng:</w:t>
-      </w:r>
-    </w:p>
-    <w:p>
-      <w:pPr>
-        <w:keepNext w:val="0"/>
-        <w:keepLines w:val="0"/>
-        <w:widowControl/>
+          <w:rFonts w:hint="default" w:ascii="Calibri" w:hAnsi="Calibri" w:cs="Calibri"/>
+          <w:sz w:val="24"/>
+          <w:szCs w:val="24"/>
+        </w:rPr>
+      </w:pPr>
+    </w:p>
+    <w:p>
+      <w:pPr>
         <w:numPr>
           <w:ilvl w:val="0"/>
           <w:numId w:val="6"/>
         </w:numPr>
-        <w:suppressLineNumbers w:val="0"/>
-        <w:spacing w:before="0" w:beforeAutospacing="1" w:after="0" w:afterAutospacing="1"/>
-        <w:ind w:left="720" w:hanging="360"/>
-        <w:rPr>
-          <w:sz w:val="24"/>
-          <w:szCs w:val="24"/>
-        </w:rPr>
-      </w:pPr>
-      <w:r>
-        <w:rPr>
-          <w:sz w:val="24"/>
-          <w:szCs w:val="24"/>
-        </w:rPr>
-        <w:t xml:space="preserve">khóa tài khoản </w:t>
-      </w:r>
-    </w:p>
-    <w:p>
-      <w:pPr>
-        <w:keepNext w:val="0"/>
-        <w:keepLines w:val="0"/>
-        <w:widowControl/>
-        <w:numPr>
-          <w:ilvl w:val="0"/>
-          <w:numId w:val="6"/>
-        </w:numPr>
-        <w:suppressLineNumbers w:val="0"/>
-        <w:spacing w:before="0" w:beforeAutospacing="1" w:after="0" w:afterAutospacing="1"/>
-        <w:ind w:left="720" w:hanging="360"/>
-        <w:rPr>
-          <w:sz w:val="24"/>
-          <w:szCs w:val="24"/>
-        </w:rPr>
-      </w:pPr>
-      <w:r>
-        <w:rPr>
-          <w:sz w:val="24"/>
-          <w:szCs w:val="24"/>
-        </w:rPr>
-        <w:t xml:space="preserve">chặn IP </w:t>
+        <w:rPr>
+          <w:rFonts w:hint="default" w:ascii="Calibri" w:hAnsi="Calibri" w:eastAsia="SimSun" w:cs="Calibri"/>
+          <w:b/>
+          <w:bCs/>
+          <w:color w:val="FF0000"/>
+          <w:sz w:val="24"/>
+          <w:szCs w:val="24"/>
+        </w:rPr>
+      </w:pPr>
+      <w:r>
+        <w:rPr>
+          <w:rFonts w:hint="default" w:ascii="Calibri" w:hAnsi="Calibri" w:eastAsia="SimSun" w:cs="Calibri"/>
+          <w:b/>
+          <w:bCs/>
+          <w:color w:val="FF0000"/>
+          <w:sz w:val="24"/>
+          <w:szCs w:val="24"/>
+        </w:rPr>
+        <w:t>Cơ chế chống brute-force</w:t>
+      </w:r>
+      <w:r>
+        <w:rPr>
+          <w:rFonts w:hint="default" w:ascii="Calibri" w:hAnsi="Calibri" w:eastAsia="SimSun" w:cs="Calibri"/>
+          <w:b/>
+          <w:bCs/>
+          <w:color w:val="FF0000"/>
+          <w:sz w:val="24"/>
+          <w:szCs w:val="24"/>
+          <w:lang w:val="en-US"/>
+        </w:rPr>
+        <w:t xml:space="preserve"> bị lỗi </w:t>
+      </w:r>
+      <w:r>
+        <w:rPr>
+          <w:rFonts w:hint="default" w:ascii="Calibri" w:hAnsi="Calibri" w:eastAsia="SimSun" w:cs="Calibri"/>
+          <w:b/>
+          <w:bCs/>
+          <w:color w:val="FF0000"/>
+          <w:sz w:val="24"/>
+          <w:szCs w:val="24"/>
+        </w:rPr>
+        <w:t>(Flawed brute-force protection)</w:t>
       </w:r>
     </w:p>
     <w:p>
@@ -1880,578 +2994,18 @@
         <w:spacing w:before="0" w:beforeAutospacing="1" w:after="0" w:afterAutospacing="1"/>
         <w:ind w:left="0" w:right="0"/>
         <w:rPr>
-          <w:sz w:val="24"/>
-          <w:szCs w:val="24"/>
-        </w:rPr>
-      </w:pPr>
-      <w:r>
-        <w:rPr>
-          <w:sz w:val="24"/>
-          <w:szCs w:val="24"/>
-        </w:rPr>
-        <w:t>Nhưng nhiều hệ thống triển khai sai.</w:t>
-      </w:r>
-    </w:p>
-    <w:p>
-      <w:pPr>
-        <w:pStyle w:val="8"/>
-        <w:keepNext w:val="0"/>
-        <w:keepLines w:val="0"/>
-        <w:widowControl/>
-        <w:suppressLineNumbers w:val="0"/>
-        <w:rPr>
-          <w:sz w:val="24"/>
-          <w:szCs w:val="24"/>
-        </w:rPr>
-      </w:pPr>
-      <w:r>
-        <w:rPr>
-          <w:sz w:val="24"/>
-          <w:szCs w:val="24"/>
-        </w:rPr>
-        <w:t>Ví dụ:</w:t>
-      </w:r>
-    </w:p>
-    <w:p>
-      <w:pPr>
-        <w:pStyle w:val="7"/>
-        <w:keepNext w:val="0"/>
-        <w:keepLines w:val="0"/>
-        <w:widowControl/>
-        <w:suppressLineNumbers w:val="0"/>
-        <w:rPr>
-          <w:rStyle w:val="6"/>
-          <w:sz w:val="24"/>
-          <w:szCs w:val="24"/>
-        </w:rPr>
-      </w:pPr>
-      <w:r>
-        <w:rPr>
-          <w:rStyle w:val="6"/>
-          <w:sz w:val="24"/>
-          <w:szCs w:val="24"/>
-        </w:rPr>
-        <w:t>Sai 5 lần</w:t>
-      </w:r>
-    </w:p>
-    <w:p>
-      <w:pPr>
-        <w:pStyle w:val="7"/>
-        <w:keepNext w:val="0"/>
-        <w:keepLines w:val="0"/>
-        <w:widowControl/>
-        <w:suppressLineNumbers w:val="0"/>
-        <w:rPr>
-          <w:rStyle w:val="6"/>
-          <w:sz w:val="24"/>
-          <w:szCs w:val="24"/>
-        </w:rPr>
-      </w:pPr>
-    </w:p>
-    <w:p>
-      <w:pPr>
-        <w:pStyle w:val="7"/>
-        <w:keepNext w:val="0"/>
-        <w:keepLines w:val="0"/>
-        <w:widowControl/>
-        <w:suppressLineNumbers w:val="0"/>
-        <w:rPr>
-          <w:rStyle w:val="6"/>
-          <w:sz w:val="24"/>
-          <w:szCs w:val="24"/>
-        </w:rPr>
-      </w:pPr>
-      <w:r>
-        <w:rPr>
-          <w:rStyle w:val="6"/>
-          <w:sz w:val="24"/>
-          <w:szCs w:val="24"/>
-        </w:rPr>
-        <w:t>↓</w:t>
-      </w:r>
-    </w:p>
-    <w:p>
-      <w:pPr>
-        <w:pStyle w:val="7"/>
-        <w:keepNext w:val="0"/>
-        <w:keepLines w:val="0"/>
-        <w:widowControl/>
-        <w:suppressLineNumbers w:val="0"/>
-        <w:rPr>
-          <w:rStyle w:val="6"/>
-          <w:sz w:val="24"/>
-          <w:szCs w:val="24"/>
-        </w:rPr>
-      </w:pPr>
-    </w:p>
-    <w:p>
-      <w:pPr>
-        <w:pStyle w:val="7"/>
-        <w:keepNext w:val="0"/>
-        <w:keepLines w:val="0"/>
-        <w:widowControl/>
-        <w:suppressLineNumbers w:val="0"/>
-        <w:rPr>
-          <w:rStyle w:val="6"/>
-          <w:sz w:val="24"/>
-          <w:szCs w:val="24"/>
-        </w:rPr>
-      </w:pPr>
-      <w:r>
-        <w:rPr>
-          <w:rStyle w:val="6"/>
-          <w:sz w:val="24"/>
-          <w:szCs w:val="24"/>
-        </w:rPr>
-        <w:t>IP bị khóa</w:t>
-      </w:r>
-    </w:p>
-    <w:p>
-      <w:pPr>
-        <w:pStyle w:val="7"/>
-        <w:keepNext w:val="0"/>
-        <w:keepLines w:val="0"/>
-        <w:widowControl/>
-        <w:suppressLineNumbers w:val="0"/>
-        <w:rPr>
-          <w:rStyle w:val="6"/>
-          <w:sz w:val="24"/>
-          <w:szCs w:val="24"/>
-        </w:rPr>
-      </w:pPr>
-    </w:p>
-    <w:p>
-      <w:pPr>
-        <w:pStyle w:val="7"/>
-        <w:keepNext w:val="0"/>
-        <w:keepLines w:val="0"/>
-        <w:widowControl/>
-        <w:suppressLineNumbers w:val="0"/>
-        <w:rPr>
-          <w:rStyle w:val="6"/>
-          <w:sz w:val="24"/>
-          <w:szCs w:val="24"/>
-        </w:rPr>
-      </w:pPr>
-      <w:r>
-        <w:rPr>
-          <w:rStyle w:val="6"/>
-          <w:sz w:val="24"/>
-          <w:szCs w:val="24"/>
-        </w:rPr>
-        <w:t>↓</w:t>
-      </w:r>
-    </w:p>
-    <w:p>
-      <w:pPr>
-        <w:pStyle w:val="7"/>
-        <w:keepNext w:val="0"/>
-        <w:keepLines w:val="0"/>
-        <w:widowControl/>
-        <w:suppressLineNumbers w:val="0"/>
-        <w:rPr>
-          <w:rStyle w:val="6"/>
-          <w:sz w:val="24"/>
-          <w:szCs w:val="24"/>
-        </w:rPr>
-      </w:pPr>
-    </w:p>
-    <w:p>
-      <w:pPr>
-        <w:pStyle w:val="7"/>
-        <w:keepNext w:val="0"/>
-        <w:keepLines w:val="0"/>
-        <w:widowControl/>
-        <w:suppressLineNumbers w:val="0"/>
-        <w:rPr>
-          <w:rStyle w:val="6"/>
-          <w:sz w:val="24"/>
-          <w:szCs w:val="24"/>
-        </w:rPr>
-      </w:pPr>
-      <w:r>
-        <w:rPr>
-          <w:rStyle w:val="6"/>
-          <w:sz w:val="24"/>
-          <w:szCs w:val="24"/>
-        </w:rPr>
-        <w:t>Đăng nhập thành công bằng tài khoản khác</w:t>
-      </w:r>
-    </w:p>
-    <w:p>
-      <w:pPr>
-        <w:pStyle w:val="7"/>
-        <w:keepNext w:val="0"/>
-        <w:keepLines w:val="0"/>
-        <w:widowControl/>
-        <w:suppressLineNumbers w:val="0"/>
-        <w:rPr>
-          <w:rStyle w:val="6"/>
-          <w:sz w:val="24"/>
-          <w:szCs w:val="24"/>
-        </w:rPr>
-      </w:pPr>
-    </w:p>
-    <w:p>
-      <w:pPr>
-        <w:pStyle w:val="7"/>
-        <w:keepNext w:val="0"/>
-        <w:keepLines w:val="0"/>
-        <w:widowControl/>
-        <w:suppressLineNumbers w:val="0"/>
-        <w:rPr>
-          <w:rStyle w:val="6"/>
-          <w:sz w:val="24"/>
-          <w:szCs w:val="24"/>
-        </w:rPr>
-      </w:pPr>
-      <w:r>
-        <w:rPr>
-          <w:rStyle w:val="6"/>
-          <w:sz w:val="24"/>
-          <w:szCs w:val="24"/>
-        </w:rPr>
-        <w:t>↓</w:t>
-      </w:r>
-    </w:p>
-    <w:p>
-      <w:pPr>
-        <w:pStyle w:val="7"/>
-        <w:keepNext w:val="0"/>
-        <w:keepLines w:val="0"/>
-        <w:widowControl/>
-        <w:suppressLineNumbers w:val="0"/>
-        <w:rPr>
-          <w:rStyle w:val="6"/>
-          <w:sz w:val="24"/>
-          <w:szCs w:val="24"/>
-        </w:rPr>
-      </w:pPr>
-    </w:p>
-    <w:p>
-      <w:pPr>
-        <w:pStyle w:val="7"/>
-        <w:keepNext w:val="0"/>
-        <w:keepLines w:val="0"/>
-        <w:widowControl/>
-        <w:suppressLineNumbers w:val="0"/>
-        <w:rPr>
-          <w:sz w:val="24"/>
-          <w:szCs w:val="24"/>
-        </w:rPr>
-      </w:pPr>
-      <w:r>
-        <w:rPr>
-          <w:rStyle w:val="6"/>
-          <w:sz w:val="24"/>
-          <w:szCs w:val="24"/>
-        </w:rPr>
-        <w:t>Counter reset</w:t>
-      </w:r>
-    </w:p>
-    <w:p>
-      <w:pPr>
-        <w:pStyle w:val="8"/>
-        <w:keepNext w:val="0"/>
-        <w:keepLines w:val="0"/>
-        <w:widowControl/>
-        <w:suppressLineNumbers w:val="0"/>
-        <w:rPr>
-          <w:sz w:val="24"/>
-          <w:szCs w:val="24"/>
-        </w:rPr>
-      </w:pPr>
-      <w:r>
-        <w:rPr>
-          <w:sz w:val="24"/>
-          <w:szCs w:val="24"/>
-        </w:rPr>
-        <w:t>Attacker chỉ cần chèn tài khoản của chính mình vào giữa các lần brute-force để tránh bị block.</w:t>
-      </w:r>
-    </w:p>
-    <w:p>
-      <w:pPr>
-        <w:pStyle w:val="8"/>
-        <w:keepNext w:val="0"/>
-        <w:keepLines w:val="0"/>
-        <w:widowControl/>
-        <w:suppressLineNumbers w:val="0"/>
-        <w:rPr>
-          <w:sz w:val="24"/>
-          <w:szCs w:val="24"/>
-        </w:rPr>
-      </w:pPr>
-    </w:p>
-    <w:p>
-      <w:pPr>
-        <w:pStyle w:val="8"/>
-        <w:keepNext w:val="0"/>
-        <w:keepLines w:val="0"/>
-        <w:widowControl/>
-        <w:suppressLineNumbers w:val="0"/>
-        <w:rPr>
-          <w:rFonts w:hint="default"/>
-          <w:b/>
-          <w:bCs/>
-          <w:sz w:val="24"/>
-          <w:szCs w:val="24"/>
-          <w:lang w:val="en-US"/>
-        </w:rPr>
-      </w:pPr>
-      <w:r>
-        <w:rPr>
-          <w:rFonts w:hint="default"/>
-          <w:b/>
-          <w:bCs/>
-          <w:sz w:val="24"/>
-          <w:szCs w:val="24"/>
-          <w:lang w:val="en-US"/>
-        </w:rPr>
-        <w:t xml:space="preserve">Theo mình hiểu thì phần này sẽ là: </w:t>
-      </w:r>
-    </w:p>
-    <w:p>
-      <w:pPr>
-        <w:pStyle w:val="8"/>
-        <w:keepNext w:val="0"/>
-        <w:keepLines w:val="0"/>
-        <w:widowControl/>
-        <w:suppressLineNumbers w:val="0"/>
-        <w:rPr>
-          <w:rFonts w:hint="default"/>
-          <w:b/>
-          <w:bCs/>
-          <w:sz w:val="24"/>
-          <w:szCs w:val="24"/>
-          <w:lang w:val="en-US"/>
-        </w:rPr>
-      </w:pPr>
-      <w:r>
-        <w:rPr>
-          <w:rFonts w:hint="default"/>
-          <w:b/>
-          <w:bCs/>
-          <w:sz w:val="24"/>
-          <w:szCs w:val="24"/>
-          <w:lang w:val="en-US"/>
-        </w:rPr>
-        <w:t xml:space="preserve">hacker vẫn brute force được kể cả khi web có cơ chế khóa tài khoản, chặn id bằng cách thử 1 vài lần sau đó chuyển qua tài khoản khác thành công thì couter sẽ bị reset lại đăng xuất ra để đi bruite force tiếp :) </w:t>
-      </w:r>
-    </w:p>
-    <w:p>
-      <w:pPr>
-        <w:pStyle w:val="8"/>
-        <w:keepNext w:val="0"/>
-        <w:keepLines w:val="0"/>
-        <w:widowControl/>
-        <w:suppressLineNumbers w:val="0"/>
-        <w:rPr>
-          <w:rFonts w:hint="default"/>
-          <w:b/>
-          <w:bCs/>
-          <w:sz w:val="24"/>
-          <w:szCs w:val="24"/>
-          <w:lang w:val="en-US"/>
-        </w:rPr>
-      </w:pPr>
-    </w:p>
-    <w:p>
-      <w:pPr>
-        <w:pStyle w:val="2"/>
-        <w:keepNext w:val="0"/>
-        <w:keepLines w:val="0"/>
-        <w:widowControl/>
-        <w:suppressLineNumbers w:val="0"/>
-        <w:rPr>
-          <w:sz w:val="24"/>
-          <w:szCs w:val="24"/>
-        </w:rPr>
-      </w:pPr>
-      <w:r>
-        <w:rPr>
-          <w:sz w:val="24"/>
-          <w:szCs w:val="24"/>
-        </w:rPr>
-        <w:t xml:space="preserve">7. </w:t>
-      </w:r>
-      <w:r>
-        <w:rPr>
-          <w:rFonts w:ascii="SimSun" w:hAnsi="SimSun" w:eastAsia="SimSun" w:cs="SimSun"/>
-          <w:sz w:val="24"/>
-          <w:szCs w:val="24"/>
-        </w:rPr>
-        <w:t>Khóa tài khoản</w:t>
-      </w:r>
-      <w:r>
-        <w:rPr>
-          <w:rFonts w:hint="default" w:cs="SimSun"/>
-          <w:sz w:val="24"/>
-          <w:szCs w:val="24"/>
-          <w:lang w:val="en-US"/>
-        </w:rPr>
-        <w:t xml:space="preserve"> - </w:t>
-      </w:r>
-      <w:r>
-        <w:rPr>
-          <w:sz w:val="24"/>
-          <w:szCs w:val="24"/>
-        </w:rPr>
-        <w:t>Account Locking</w:t>
-      </w:r>
-    </w:p>
-    <w:p>
-      <w:pPr>
-        <w:pStyle w:val="8"/>
-        <w:keepNext w:val="0"/>
-        <w:keepLines w:val="0"/>
-        <w:widowControl/>
-        <w:suppressLineNumbers w:val="0"/>
-        <w:spacing w:before="0" w:beforeAutospacing="1" w:after="0" w:afterAutospacing="1"/>
-        <w:ind w:left="0" w:right="0"/>
-        <w:rPr>
-          <w:sz w:val="24"/>
-          <w:szCs w:val="24"/>
-        </w:rPr>
-      </w:pPr>
-      <w:r>
-        <w:rPr>
-          <w:sz w:val="24"/>
-          <w:szCs w:val="24"/>
-        </w:rPr>
-        <w:t>Website khóa tài khoản sau nhiều lần đăng nhập sai.</w:t>
-      </w:r>
-    </w:p>
-    <w:p>
-      <w:pPr>
-        <w:pStyle w:val="8"/>
-        <w:keepNext w:val="0"/>
-        <w:keepLines w:val="0"/>
-        <w:widowControl/>
-        <w:suppressLineNumbers w:val="0"/>
-        <w:rPr>
-          <w:sz w:val="24"/>
-          <w:szCs w:val="24"/>
-        </w:rPr>
-      </w:pPr>
-      <w:r>
-        <w:rPr>
-          <w:sz w:val="24"/>
-          <w:szCs w:val="24"/>
-        </w:rPr>
-        <w:t>Ví dụ:</w:t>
-      </w:r>
-    </w:p>
-    <w:p>
-      <w:pPr>
-        <w:pStyle w:val="7"/>
-        <w:keepNext w:val="0"/>
-        <w:keepLines w:val="0"/>
-        <w:widowControl/>
-        <w:suppressLineNumbers w:val="0"/>
-        <w:rPr>
-          <w:rStyle w:val="6"/>
-          <w:sz w:val="24"/>
-          <w:szCs w:val="24"/>
-        </w:rPr>
-      </w:pPr>
-      <w:r>
-        <w:rPr>
-          <w:rStyle w:val="6"/>
-          <w:sz w:val="24"/>
-          <w:szCs w:val="24"/>
-        </w:rPr>
-        <w:t>Sai 3 lần</w:t>
-      </w:r>
-    </w:p>
-    <w:p>
-      <w:pPr>
-        <w:pStyle w:val="7"/>
-        <w:keepNext w:val="0"/>
-        <w:keepLines w:val="0"/>
-        <w:widowControl/>
-        <w:suppressLineNumbers w:val="0"/>
-        <w:rPr>
-          <w:rStyle w:val="6"/>
-          <w:sz w:val="24"/>
-          <w:szCs w:val="24"/>
-        </w:rPr>
-      </w:pPr>
-    </w:p>
-    <w:p>
-      <w:pPr>
-        <w:pStyle w:val="7"/>
-        <w:keepNext w:val="0"/>
-        <w:keepLines w:val="0"/>
-        <w:widowControl/>
-        <w:suppressLineNumbers w:val="0"/>
-        <w:rPr>
-          <w:rStyle w:val="6"/>
-          <w:sz w:val="24"/>
-          <w:szCs w:val="24"/>
-        </w:rPr>
-      </w:pPr>
-      <w:r>
-        <w:rPr>
-          <w:rStyle w:val="6"/>
-          <w:sz w:val="24"/>
-          <w:szCs w:val="24"/>
-        </w:rPr>
-        <w:t>↓</w:t>
-      </w:r>
-    </w:p>
-    <w:p>
-      <w:pPr>
-        <w:pStyle w:val="7"/>
-        <w:keepNext w:val="0"/>
-        <w:keepLines w:val="0"/>
-        <w:widowControl/>
-        <w:suppressLineNumbers w:val="0"/>
-        <w:rPr>
-          <w:rStyle w:val="6"/>
-          <w:sz w:val="24"/>
-          <w:szCs w:val="24"/>
-        </w:rPr>
-      </w:pPr>
-    </w:p>
-    <w:p>
-      <w:pPr>
-        <w:pStyle w:val="7"/>
-        <w:keepNext w:val="0"/>
-        <w:keepLines w:val="0"/>
-        <w:widowControl/>
-        <w:suppressLineNumbers w:val="0"/>
-        <w:rPr>
-          <w:sz w:val="24"/>
-          <w:szCs w:val="24"/>
-        </w:rPr>
-      </w:pPr>
-      <w:r>
-        <w:rPr>
-          <w:rStyle w:val="6"/>
-          <w:sz w:val="24"/>
-          <w:szCs w:val="24"/>
-        </w:rPr>
-        <w:t>Account Locked</w:t>
-      </w:r>
-    </w:p>
-    <w:p>
-      <w:pPr>
-        <w:pStyle w:val="8"/>
-        <w:keepNext w:val="0"/>
-        <w:keepLines w:val="0"/>
-        <w:widowControl/>
-        <w:suppressLineNumbers w:val="0"/>
-        <w:rPr>
-          <w:sz w:val="24"/>
-          <w:szCs w:val="24"/>
-        </w:rPr>
-      </w:pPr>
-      <w:r>
-        <w:rPr>
-          <w:sz w:val="24"/>
-          <w:szCs w:val="24"/>
-        </w:rPr>
-        <w:t>Ưu điểm:</w:t>
+          <w:rFonts w:hint="default" w:ascii="Calibri" w:hAnsi="Calibri" w:cs="Calibri"/>
+          <w:sz w:val="24"/>
+          <w:szCs w:val="24"/>
+        </w:rPr>
+      </w:pPr>
+      <w:r>
+        <w:rPr>
+          <w:rFonts w:hint="default" w:ascii="Calibri" w:hAnsi="Calibri" w:cs="Calibri"/>
+          <w:sz w:val="24"/>
+          <w:szCs w:val="24"/>
+        </w:rPr>
+        <w:t>Website thường chống brute-force bằng:</w:t>
       </w:r>
     </w:p>
     <w:p>
@@ -2467,16 +3021,45 @@
         <w:spacing w:before="0" w:beforeAutospacing="1" w:after="0" w:afterAutospacing="1"/>
         <w:ind w:left="720" w:hanging="360"/>
         <w:rPr>
-          <w:sz w:val="24"/>
-          <w:szCs w:val="24"/>
-        </w:rPr>
-      </w:pPr>
-      <w:r>
-        <w:rPr>
-          <w:sz w:val="24"/>
-          <w:szCs w:val="24"/>
-        </w:rPr>
-        <w:t xml:space="preserve">Ngăn brute-force vào một tài khoản cụ thể. </w:t>
+          <w:rFonts w:hint="default" w:ascii="Calibri" w:hAnsi="Calibri" w:cs="Calibri"/>
+          <w:sz w:val="24"/>
+          <w:szCs w:val="24"/>
+        </w:rPr>
+      </w:pPr>
+      <w:r>
+        <w:rPr>
+          <w:rFonts w:hint="default" w:ascii="Calibri" w:hAnsi="Calibri" w:cs="Calibri"/>
+          <w:sz w:val="24"/>
+          <w:szCs w:val="24"/>
+        </w:rPr>
+        <w:t xml:space="preserve">khóa tài khoản </w:t>
+      </w:r>
+    </w:p>
+    <w:p>
+      <w:pPr>
+        <w:keepNext w:val="0"/>
+        <w:keepLines w:val="0"/>
+        <w:widowControl/>
+        <w:numPr>
+          <w:ilvl w:val="0"/>
+          <w:numId w:val="7"/>
+        </w:numPr>
+        <w:suppressLineNumbers w:val="0"/>
+        <w:spacing w:before="0" w:beforeAutospacing="1" w:after="0" w:afterAutospacing="1"/>
+        <w:ind w:left="720" w:hanging="360"/>
+        <w:rPr>
+          <w:rFonts w:hint="default" w:ascii="Calibri" w:hAnsi="Calibri" w:cs="Calibri"/>
+          <w:sz w:val="24"/>
+          <w:szCs w:val="24"/>
+        </w:rPr>
+      </w:pPr>
+      <w:r>
+        <w:rPr>
+          <w:rFonts w:hint="default" w:ascii="Calibri" w:hAnsi="Calibri" w:cs="Calibri"/>
+          <w:sz w:val="24"/>
+          <w:szCs w:val="24"/>
+        </w:rPr>
+        <w:t xml:space="preserve">chặn IP </w:t>
       </w:r>
     </w:p>
     <w:p>
@@ -2486,17 +3069,630 @@
         <w:keepLines w:val="0"/>
         <w:widowControl/>
         <w:suppressLineNumbers w:val="0"/>
-        <w:rPr>
-          <w:sz w:val="24"/>
-          <w:szCs w:val="24"/>
-        </w:rPr>
-      </w:pPr>
-      <w:r>
-        <w:rPr>
-          <w:sz w:val="24"/>
-          <w:szCs w:val="24"/>
-        </w:rPr>
-        <w:t>Nhược điểm:</w:t>
+        <w:spacing w:before="0" w:beforeAutospacing="1" w:after="0" w:afterAutospacing="1"/>
+        <w:ind w:left="0" w:right="0"/>
+        <w:rPr>
+          <w:rFonts w:hint="default" w:ascii="Calibri" w:hAnsi="Calibri" w:cs="Calibri"/>
+          <w:sz w:val="24"/>
+          <w:szCs w:val="24"/>
+        </w:rPr>
+      </w:pPr>
+      <w:r>
+        <w:rPr>
+          <w:rFonts w:hint="default" w:ascii="Calibri" w:hAnsi="Calibri" w:cs="Calibri"/>
+          <w:sz w:val="24"/>
+          <w:szCs w:val="24"/>
+        </w:rPr>
+        <w:t>Nhưng nhiều hệ thống triển khai sai.</w:t>
+      </w:r>
+    </w:p>
+    <w:p>
+      <w:pPr>
+        <w:pStyle w:val="8"/>
+        <w:keepNext w:val="0"/>
+        <w:keepLines w:val="0"/>
+        <w:widowControl/>
+        <w:suppressLineNumbers w:val="0"/>
+        <w:rPr>
+          <w:rFonts w:hint="default" w:ascii="Calibri" w:hAnsi="Calibri" w:cs="Calibri"/>
+          <w:sz w:val="24"/>
+          <w:szCs w:val="24"/>
+        </w:rPr>
+      </w:pPr>
+      <w:r>
+        <w:rPr>
+          <w:rFonts w:hint="default" w:ascii="Calibri" w:hAnsi="Calibri" w:cs="Calibri"/>
+          <w:sz w:val="24"/>
+          <w:szCs w:val="24"/>
+        </w:rPr>
+        <w:t>Ví dụ:</w:t>
+      </w:r>
+    </w:p>
+    <w:p>
+      <w:pPr>
+        <w:pStyle w:val="7"/>
+        <w:keepNext w:val="0"/>
+        <w:keepLines w:val="0"/>
+        <w:widowControl/>
+        <w:suppressLineNumbers w:val="0"/>
+        <w:rPr>
+          <w:rStyle w:val="6"/>
+          <w:rFonts w:hint="default" w:ascii="Calibri" w:hAnsi="Calibri" w:cs="Calibri"/>
+          <w:sz w:val="24"/>
+          <w:szCs w:val="24"/>
+        </w:rPr>
+      </w:pPr>
+      <w:r>
+        <w:rPr>
+          <w:rStyle w:val="6"/>
+          <w:rFonts w:hint="default" w:ascii="Calibri" w:hAnsi="Calibri" w:cs="Calibri"/>
+          <w:sz w:val="24"/>
+          <w:szCs w:val="24"/>
+        </w:rPr>
+        <w:t>Sai 5 lần</w:t>
+      </w:r>
+    </w:p>
+    <w:p>
+      <w:pPr>
+        <w:pStyle w:val="7"/>
+        <w:keepNext w:val="0"/>
+        <w:keepLines w:val="0"/>
+        <w:widowControl/>
+        <w:suppressLineNumbers w:val="0"/>
+        <w:rPr>
+          <w:rStyle w:val="6"/>
+          <w:rFonts w:hint="default" w:ascii="Calibri" w:hAnsi="Calibri" w:cs="Calibri"/>
+          <w:sz w:val="24"/>
+          <w:szCs w:val="24"/>
+        </w:rPr>
+      </w:pPr>
+    </w:p>
+    <w:p>
+      <w:pPr>
+        <w:pStyle w:val="7"/>
+        <w:keepNext w:val="0"/>
+        <w:keepLines w:val="0"/>
+        <w:widowControl/>
+        <w:suppressLineNumbers w:val="0"/>
+        <w:rPr>
+          <w:rStyle w:val="6"/>
+          <w:rFonts w:hint="default" w:ascii="Calibri" w:hAnsi="Calibri" w:cs="Calibri"/>
+          <w:sz w:val="24"/>
+          <w:szCs w:val="24"/>
+        </w:rPr>
+      </w:pPr>
+      <w:r>
+        <w:rPr>
+          <w:rStyle w:val="6"/>
+          <w:rFonts w:hint="default" w:ascii="Calibri" w:hAnsi="Calibri" w:cs="Calibri"/>
+          <w:sz w:val="24"/>
+          <w:szCs w:val="24"/>
+        </w:rPr>
+        <w:t>↓</w:t>
+      </w:r>
+    </w:p>
+    <w:p>
+      <w:pPr>
+        <w:pStyle w:val="7"/>
+        <w:keepNext w:val="0"/>
+        <w:keepLines w:val="0"/>
+        <w:widowControl/>
+        <w:suppressLineNumbers w:val="0"/>
+        <w:rPr>
+          <w:rStyle w:val="6"/>
+          <w:rFonts w:hint="default" w:ascii="Calibri" w:hAnsi="Calibri" w:cs="Calibri"/>
+          <w:sz w:val="24"/>
+          <w:szCs w:val="24"/>
+        </w:rPr>
+      </w:pPr>
+    </w:p>
+    <w:p>
+      <w:pPr>
+        <w:pStyle w:val="7"/>
+        <w:keepNext w:val="0"/>
+        <w:keepLines w:val="0"/>
+        <w:widowControl/>
+        <w:suppressLineNumbers w:val="0"/>
+        <w:rPr>
+          <w:rStyle w:val="6"/>
+          <w:rFonts w:hint="default" w:ascii="Calibri" w:hAnsi="Calibri" w:cs="Calibri"/>
+          <w:sz w:val="24"/>
+          <w:szCs w:val="24"/>
+        </w:rPr>
+      </w:pPr>
+      <w:r>
+        <w:rPr>
+          <w:rStyle w:val="6"/>
+          <w:rFonts w:hint="default" w:ascii="Calibri" w:hAnsi="Calibri" w:cs="Calibri"/>
+          <w:sz w:val="24"/>
+          <w:szCs w:val="24"/>
+        </w:rPr>
+        <w:t>IP bị khóa</w:t>
+      </w:r>
+    </w:p>
+    <w:p>
+      <w:pPr>
+        <w:pStyle w:val="7"/>
+        <w:keepNext w:val="0"/>
+        <w:keepLines w:val="0"/>
+        <w:widowControl/>
+        <w:suppressLineNumbers w:val="0"/>
+        <w:rPr>
+          <w:rStyle w:val="6"/>
+          <w:rFonts w:hint="default" w:ascii="Calibri" w:hAnsi="Calibri" w:cs="Calibri"/>
+          <w:sz w:val="24"/>
+          <w:szCs w:val="24"/>
+        </w:rPr>
+      </w:pPr>
+    </w:p>
+    <w:p>
+      <w:pPr>
+        <w:pStyle w:val="7"/>
+        <w:keepNext w:val="0"/>
+        <w:keepLines w:val="0"/>
+        <w:widowControl/>
+        <w:suppressLineNumbers w:val="0"/>
+        <w:rPr>
+          <w:rStyle w:val="6"/>
+          <w:rFonts w:hint="default" w:ascii="Calibri" w:hAnsi="Calibri" w:cs="Calibri"/>
+          <w:sz w:val="24"/>
+          <w:szCs w:val="24"/>
+        </w:rPr>
+      </w:pPr>
+      <w:r>
+        <w:rPr>
+          <w:rStyle w:val="6"/>
+          <w:rFonts w:hint="default" w:ascii="Calibri" w:hAnsi="Calibri" w:cs="Calibri"/>
+          <w:sz w:val="24"/>
+          <w:szCs w:val="24"/>
+        </w:rPr>
+        <w:t>↓</w:t>
+      </w:r>
+    </w:p>
+    <w:p>
+      <w:pPr>
+        <w:pStyle w:val="7"/>
+        <w:keepNext w:val="0"/>
+        <w:keepLines w:val="0"/>
+        <w:widowControl/>
+        <w:suppressLineNumbers w:val="0"/>
+        <w:rPr>
+          <w:rStyle w:val="6"/>
+          <w:rFonts w:hint="default" w:ascii="Calibri" w:hAnsi="Calibri" w:cs="Calibri"/>
+          <w:sz w:val="24"/>
+          <w:szCs w:val="24"/>
+        </w:rPr>
+      </w:pPr>
+    </w:p>
+    <w:p>
+      <w:pPr>
+        <w:pStyle w:val="7"/>
+        <w:keepNext w:val="0"/>
+        <w:keepLines w:val="0"/>
+        <w:widowControl/>
+        <w:suppressLineNumbers w:val="0"/>
+        <w:rPr>
+          <w:rStyle w:val="6"/>
+          <w:rFonts w:hint="default" w:ascii="Calibri" w:hAnsi="Calibri" w:cs="Calibri"/>
+          <w:sz w:val="24"/>
+          <w:szCs w:val="24"/>
+        </w:rPr>
+      </w:pPr>
+      <w:r>
+        <w:rPr>
+          <w:rStyle w:val="6"/>
+          <w:rFonts w:hint="default" w:ascii="Calibri" w:hAnsi="Calibri" w:cs="Calibri"/>
+          <w:sz w:val="24"/>
+          <w:szCs w:val="24"/>
+        </w:rPr>
+        <w:t>Đăng nhập thành công bằng tài khoản khác</w:t>
+      </w:r>
+    </w:p>
+    <w:p>
+      <w:pPr>
+        <w:pStyle w:val="7"/>
+        <w:keepNext w:val="0"/>
+        <w:keepLines w:val="0"/>
+        <w:widowControl/>
+        <w:suppressLineNumbers w:val="0"/>
+        <w:rPr>
+          <w:rStyle w:val="6"/>
+          <w:rFonts w:hint="default" w:ascii="Calibri" w:hAnsi="Calibri" w:cs="Calibri"/>
+          <w:sz w:val="24"/>
+          <w:szCs w:val="24"/>
+        </w:rPr>
+      </w:pPr>
+    </w:p>
+    <w:p>
+      <w:pPr>
+        <w:pStyle w:val="7"/>
+        <w:keepNext w:val="0"/>
+        <w:keepLines w:val="0"/>
+        <w:widowControl/>
+        <w:suppressLineNumbers w:val="0"/>
+        <w:rPr>
+          <w:rStyle w:val="6"/>
+          <w:rFonts w:hint="default" w:ascii="Calibri" w:hAnsi="Calibri" w:cs="Calibri"/>
+          <w:sz w:val="24"/>
+          <w:szCs w:val="24"/>
+        </w:rPr>
+      </w:pPr>
+      <w:r>
+        <w:rPr>
+          <w:rStyle w:val="6"/>
+          <w:rFonts w:hint="default" w:ascii="Calibri" w:hAnsi="Calibri" w:cs="Calibri"/>
+          <w:sz w:val="24"/>
+          <w:szCs w:val="24"/>
+        </w:rPr>
+        <w:t>↓</w:t>
+      </w:r>
+    </w:p>
+    <w:p>
+      <w:pPr>
+        <w:pStyle w:val="7"/>
+        <w:keepNext w:val="0"/>
+        <w:keepLines w:val="0"/>
+        <w:widowControl/>
+        <w:suppressLineNumbers w:val="0"/>
+        <w:rPr>
+          <w:rStyle w:val="6"/>
+          <w:rFonts w:hint="default" w:ascii="Calibri" w:hAnsi="Calibri" w:cs="Calibri"/>
+          <w:sz w:val="24"/>
+          <w:szCs w:val="24"/>
+        </w:rPr>
+      </w:pPr>
+    </w:p>
+    <w:p>
+      <w:pPr>
+        <w:pStyle w:val="7"/>
+        <w:keepNext w:val="0"/>
+        <w:keepLines w:val="0"/>
+        <w:widowControl/>
+        <w:suppressLineNumbers w:val="0"/>
+        <w:rPr>
+          <w:rFonts w:hint="default" w:ascii="Calibri" w:hAnsi="Calibri" w:cs="Calibri"/>
+          <w:sz w:val="24"/>
+          <w:szCs w:val="24"/>
+        </w:rPr>
+      </w:pPr>
+      <w:r>
+        <w:rPr>
+          <w:rStyle w:val="6"/>
+          <w:rFonts w:hint="default" w:ascii="Calibri" w:hAnsi="Calibri" w:cs="Calibri"/>
+          <w:sz w:val="24"/>
+          <w:szCs w:val="24"/>
+        </w:rPr>
+        <w:t>Counter reset</w:t>
+      </w:r>
+    </w:p>
+    <w:p>
+      <w:pPr>
+        <w:pStyle w:val="8"/>
+        <w:keepNext w:val="0"/>
+        <w:keepLines w:val="0"/>
+        <w:widowControl/>
+        <w:suppressLineNumbers w:val="0"/>
+        <w:rPr>
+          <w:rFonts w:hint="default" w:ascii="Calibri" w:hAnsi="Calibri" w:cs="Calibri"/>
+          <w:sz w:val="24"/>
+          <w:szCs w:val="24"/>
+        </w:rPr>
+      </w:pPr>
+      <w:r>
+        <w:rPr>
+          <w:rFonts w:hint="default" w:ascii="Calibri" w:hAnsi="Calibri" w:cs="Calibri"/>
+          <w:sz w:val="24"/>
+          <w:szCs w:val="24"/>
+        </w:rPr>
+        <w:t>Attacker chỉ cần chèn tài khoản của chính mình vào giữa các lần brute-force để tránh bị block.</w:t>
+      </w:r>
+    </w:p>
+    <w:p>
+      <w:pPr>
+        <w:pStyle w:val="8"/>
+        <w:keepNext w:val="0"/>
+        <w:keepLines w:val="0"/>
+        <w:widowControl/>
+        <w:suppressLineNumbers w:val="0"/>
+        <w:rPr>
+          <w:rFonts w:hint="default" w:ascii="Calibri" w:hAnsi="Calibri" w:cs="Calibri"/>
+          <w:sz w:val="24"/>
+          <w:szCs w:val="24"/>
+        </w:rPr>
+      </w:pPr>
+    </w:p>
+    <w:p>
+      <w:pPr>
+        <w:pStyle w:val="8"/>
+        <w:keepNext w:val="0"/>
+        <w:keepLines w:val="0"/>
+        <w:widowControl/>
+        <w:suppressLineNumbers w:val="0"/>
+        <w:rPr>
+          <w:rFonts w:hint="default" w:ascii="Calibri" w:hAnsi="Calibri" w:cs="Calibri"/>
+          <w:b/>
+          <w:bCs/>
+          <w:sz w:val="24"/>
+          <w:szCs w:val="24"/>
+          <w:lang w:val="en-US"/>
+        </w:rPr>
+      </w:pPr>
+      <w:r>
+        <w:rPr>
+          <w:rFonts w:hint="default" w:ascii="Calibri" w:hAnsi="Calibri" w:cs="Calibri"/>
+          <w:b/>
+          <w:bCs/>
+          <w:sz w:val="24"/>
+          <w:szCs w:val="24"/>
+          <w:lang w:val="en-US"/>
+        </w:rPr>
+        <w:t xml:space="preserve">Theo mình hiểu thì phần này sẽ là: </w:t>
+      </w:r>
+    </w:p>
+    <w:p>
+      <w:pPr>
+        <w:pStyle w:val="8"/>
+        <w:keepNext w:val="0"/>
+        <w:keepLines w:val="0"/>
+        <w:widowControl/>
+        <w:suppressLineNumbers w:val="0"/>
+        <w:rPr>
+          <w:rFonts w:hint="default" w:ascii="Calibri" w:hAnsi="Calibri" w:cs="Calibri"/>
+          <w:b w:val="0"/>
+          <w:bCs w:val="0"/>
+          <w:sz w:val="24"/>
+          <w:szCs w:val="24"/>
+          <w:lang w:val="en-US"/>
+        </w:rPr>
+      </w:pPr>
+      <w:r>
+        <w:rPr>
+          <w:rFonts w:hint="default" w:ascii="Calibri" w:hAnsi="Calibri" w:cs="Calibri"/>
+          <w:b w:val="0"/>
+          <w:bCs w:val="0"/>
+          <w:sz w:val="24"/>
+          <w:szCs w:val="24"/>
+          <w:lang w:val="en-US"/>
+        </w:rPr>
+        <w:t xml:space="preserve">hacker vẫn brute force được kể cả khi web có cơ chế khóa tài khoản, chặn id bằng cách thử 1 vài lần sau đó chuyển qua tài khoản khác thành công thì couter sẽ bị reset lại đăng xuất ra để đi bruite force tiếp :) </w:t>
+      </w:r>
+    </w:p>
+    <w:p>
+      <w:pPr>
+        <w:pStyle w:val="8"/>
+        <w:keepNext w:val="0"/>
+        <w:keepLines w:val="0"/>
+        <w:widowControl/>
+        <w:suppressLineNumbers w:val="0"/>
+        <w:rPr>
+          <w:rFonts w:hint="default" w:ascii="Calibri" w:hAnsi="Calibri" w:cs="Calibri"/>
+          <w:b/>
+          <w:bCs/>
+          <w:sz w:val="24"/>
+          <w:szCs w:val="24"/>
+          <w:lang w:val="en-US"/>
+        </w:rPr>
+      </w:pPr>
+    </w:p>
+    <w:p>
+      <w:pPr>
+        <w:pStyle w:val="2"/>
+        <w:keepNext w:val="0"/>
+        <w:keepLines w:val="0"/>
+        <w:widowControl/>
+        <w:suppressLineNumbers w:val="0"/>
+        <w:rPr>
+          <w:rFonts w:hint="default" w:ascii="Calibri" w:hAnsi="Calibri" w:cs="Calibri"/>
+          <w:color w:val="FF0000"/>
+          <w:sz w:val="24"/>
+          <w:szCs w:val="24"/>
+        </w:rPr>
+      </w:pPr>
+      <w:r>
+        <w:rPr>
+          <w:rFonts w:hint="default" w:ascii="Calibri" w:hAnsi="Calibri" w:cs="Calibri"/>
+          <w:color w:val="FF0000"/>
+          <w:sz w:val="24"/>
+          <w:szCs w:val="24"/>
+        </w:rPr>
+        <w:t xml:space="preserve">7. </w:t>
+      </w:r>
+      <w:r>
+        <w:rPr>
+          <w:rFonts w:hint="default" w:ascii="Calibri" w:hAnsi="Calibri" w:eastAsia="SimSun" w:cs="Calibri"/>
+          <w:color w:val="FF0000"/>
+          <w:sz w:val="24"/>
+          <w:szCs w:val="24"/>
+        </w:rPr>
+        <w:t>Khóa tài khoản</w:t>
+      </w:r>
+      <w:r>
+        <w:rPr>
+          <w:rFonts w:hint="default" w:ascii="Calibri" w:hAnsi="Calibri" w:cs="Calibri"/>
+          <w:color w:val="FF0000"/>
+          <w:sz w:val="24"/>
+          <w:szCs w:val="24"/>
+          <w:lang w:val="en-US"/>
+        </w:rPr>
+        <w:t xml:space="preserve"> - </w:t>
+      </w:r>
+      <w:r>
+        <w:rPr>
+          <w:rFonts w:hint="default" w:ascii="Calibri" w:hAnsi="Calibri" w:cs="Calibri"/>
+          <w:color w:val="FF0000"/>
+          <w:sz w:val="24"/>
+          <w:szCs w:val="24"/>
+        </w:rPr>
+        <w:t>Account Locking</w:t>
+      </w:r>
+    </w:p>
+    <w:p>
+      <w:pPr>
+        <w:pStyle w:val="8"/>
+        <w:keepNext w:val="0"/>
+        <w:keepLines w:val="0"/>
+        <w:widowControl/>
+        <w:suppressLineNumbers w:val="0"/>
+        <w:spacing w:before="0" w:beforeAutospacing="1" w:after="0" w:afterAutospacing="1"/>
+        <w:ind w:left="0" w:right="0"/>
+        <w:rPr>
+          <w:rFonts w:hint="default" w:ascii="Calibri" w:hAnsi="Calibri" w:cs="Calibri"/>
+          <w:sz w:val="24"/>
+          <w:szCs w:val="24"/>
+        </w:rPr>
+      </w:pPr>
+      <w:r>
+        <w:rPr>
+          <w:rFonts w:hint="default" w:ascii="Calibri" w:hAnsi="Calibri" w:cs="Calibri"/>
+          <w:sz w:val="24"/>
+          <w:szCs w:val="24"/>
+        </w:rPr>
+        <w:t>Website khóa tài khoản sau nhiều lần đăng nhập sai.</w:t>
+      </w:r>
+    </w:p>
+    <w:p>
+      <w:pPr>
+        <w:pStyle w:val="8"/>
+        <w:keepNext w:val="0"/>
+        <w:keepLines w:val="0"/>
+        <w:widowControl/>
+        <w:suppressLineNumbers w:val="0"/>
+        <w:rPr>
+          <w:rFonts w:hint="default" w:ascii="Calibri" w:hAnsi="Calibri" w:cs="Calibri"/>
+          <w:sz w:val="24"/>
+          <w:szCs w:val="24"/>
+        </w:rPr>
+      </w:pPr>
+      <w:r>
+        <w:rPr>
+          <w:rFonts w:hint="default" w:ascii="Calibri" w:hAnsi="Calibri" w:cs="Calibri"/>
+          <w:sz w:val="24"/>
+          <w:szCs w:val="24"/>
+        </w:rPr>
+        <w:t>Ví dụ:</w:t>
+      </w:r>
+    </w:p>
+    <w:p>
+      <w:pPr>
+        <w:pStyle w:val="7"/>
+        <w:keepNext w:val="0"/>
+        <w:keepLines w:val="0"/>
+        <w:widowControl/>
+        <w:suppressLineNumbers w:val="0"/>
+        <w:rPr>
+          <w:rStyle w:val="6"/>
+          <w:rFonts w:hint="default" w:ascii="Calibri" w:hAnsi="Calibri" w:cs="Calibri"/>
+          <w:sz w:val="24"/>
+          <w:szCs w:val="24"/>
+        </w:rPr>
+      </w:pPr>
+      <w:r>
+        <w:rPr>
+          <w:rStyle w:val="6"/>
+          <w:rFonts w:hint="default" w:ascii="Calibri" w:hAnsi="Calibri" w:cs="Calibri"/>
+          <w:sz w:val="24"/>
+          <w:szCs w:val="24"/>
+        </w:rPr>
+        <w:t>Sai 3 lần</w:t>
+      </w:r>
+    </w:p>
+    <w:p>
+      <w:pPr>
+        <w:pStyle w:val="7"/>
+        <w:keepNext w:val="0"/>
+        <w:keepLines w:val="0"/>
+        <w:widowControl/>
+        <w:suppressLineNumbers w:val="0"/>
+        <w:rPr>
+          <w:rStyle w:val="6"/>
+          <w:rFonts w:hint="default" w:ascii="Calibri" w:hAnsi="Calibri" w:cs="Calibri"/>
+          <w:sz w:val="24"/>
+          <w:szCs w:val="24"/>
+        </w:rPr>
+      </w:pPr>
+    </w:p>
+    <w:p>
+      <w:pPr>
+        <w:pStyle w:val="7"/>
+        <w:keepNext w:val="0"/>
+        <w:keepLines w:val="0"/>
+        <w:widowControl/>
+        <w:suppressLineNumbers w:val="0"/>
+        <w:rPr>
+          <w:rStyle w:val="6"/>
+          <w:rFonts w:hint="default" w:ascii="Calibri" w:hAnsi="Calibri" w:cs="Calibri"/>
+          <w:sz w:val="24"/>
+          <w:szCs w:val="24"/>
+        </w:rPr>
+      </w:pPr>
+      <w:r>
+        <w:rPr>
+          <w:rStyle w:val="6"/>
+          <w:rFonts w:hint="default" w:ascii="Calibri" w:hAnsi="Calibri" w:cs="Calibri"/>
+          <w:sz w:val="24"/>
+          <w:szCs w:val="24"/>
+        </w:rPr>
+        <w:t>↓</w:t>
+      </w:r>
+    </w:p>
+    <w:p>
+      <w:pPr>
+        <w:pStyle w:val="7"/>
+        <w:keepNext w:val="0"/>
+        <w:keepLines w:val="0"/>
+        <w:widowControl/>
+        <w:suppressLineNumbers w:val="0"/>
+        <w:rPr>
+          <w:rStyle w:val="6"/>
+          <w:rFonts w:hint="default" w:ascii="Calibri" w:hAnsi="Calibri" w:cs="Calibri"/>
+          <w:sz w:val="24"/>
+          <w:szCs w:val="24"/>
+        </w:rPr>
+      </w:pPr>
+    </w:p>
+    <w:p>
+      <w:pPr>
+        <w:pStyle w:val="7"/>
+        <w:keepNext w:val="0"/>
+        <w:keepLines w:val="0"/>
+        <w:widowControl/>
+        <w:suppressLineNumbers w:val="0"/>
+        <w:rPr>
+          <w:rFonts w:hint="default" w:ascii="Calibri" w:hAnsi="Calibri" w:cs="Calibri"/>
+          <w:sz w:val="24"/>
+          <w:szCs w:val="24"/>
+        </w:rPr>
+      </w:pPr>
+      <w:r>
+        <w:rPr>
+          <w:rStyle w:val="6"/>
+          <w:rFonts w:hint="default" w:ascii="Calibri" w:hAnsi="Calibri" w:cs="Calibri"/>
+          <w:sz w:val="24"/>
+          <w:szCs w:val="24"/>
+        </w:rPr>
+        <w:t>Account Locked</w:t>
+      </w:r>
+    </w:p>
+    <w:p>
+      <w:pPr>
+        <w:pStyle w:val="8"/>
+        <w:keepNext w:val="0"/>
+        <w:keepLines w:val="0"/>
+        <w:widowControl/>
+        <w:suppressLineNumbers w:val="0"/>
+        <w:rPr>
+          <w:rFonts w:hint="default" w:ascii="Calibri" w:hAnsi="Calibri" w:cs="Calibri"/>
+          <w:sz w:val="24"/>
+          <w:szCs w:val="24"/>
+        </w:rPr>
+      </w:pPr>
+      <w:r>
+        <w:rPr>
+          <w:rFonts w:hint="default" w:ascii="Calibri" w:hAnsi="Calibri" w:cs="Calibri"/>
+          <w:sz w:val="24"/>
+          <w:szCs w:val="24"/>
+        </w:rPr>
+        <w:t>Ưu điểm:</w:t>
       </w:r>
     </w:p>
     <w:p>
@@ -2512,41 +3708,18 @@
         <w:spacing w:before="0" w:beforeAutospacing="1" w:after="0" w:afterAutospacing="1"/>
         <w:ind w:left="720" w:hanging="360"/>
         <w:rPr>
-          <w:sz w:val="24"/>
-          <w:szCs w:val="24"/>
-        </w:rPr>
-      </w:pPr>
-      <w:r>
-        <w:rPr>
-          <w:sz w:val="24"/>
-          <w:szCs w:val="24"/>
-        </w:rPr>
-        <w:t xml:space="preserve">Có thể dùng để Username Enumeration. </w:t>
-      </w:r>
-    </w:p>
-    <w:p>
-      <w:pPr>
-        <w:keepNext w:val="0"/>
-        <w:keepLines w:val="0"/>
-        <w:widowControl/>
-        <w:numPr>
-          <w:ilvl w:val="0"/>
-          <w:numId w:val="8"/>
-        </w:numPr>
-        <w:suppressLineNumbers w:val="0"/>
-        <w:spacing w:before="0" w:beforeAutospacing="1" w:after="0" w:afterAutospacing="1"/>
-        <w:ind w:left="720" w:hanging="360"/>
-        <w:rPr>
-          <w:sz w:val="24"/>
-          <w:szCs w:val="24"/>
-        </w:rPr>
-      </w:pPr>
-      <w:r>
-        <w:rPr>
-          <w:sz w:val="24"/>
-          <w:szCs w:val="24"/>
-        </w:rPr>
-        <w:t xml:space="preserve">Không ngăn brute-force trên nhiều tài khoản. </w:t>
+          <w:rFonts w:hint="default" w:ascii="Calibri" w:hAnsi="Calibri" w:cs="Calibri"/>
+          <w:sz w:val="24"/>
+          <w:szCs w:val="24"/>
+        </w:rPr>
+      </w:pPr>
+      <w:r>
+        <w:rPr>
+          <w:rFonts w:hint="default" w:ascii="Calibri" w:hAnsi="Calibri" w:cs="Calibri"/>
+          <w:sz w:val="24"/>
+          <w:szCs w:val="24"/>
+        </w:rPr>
+        <w:t xml:space="preserve">Ngăn brute-force vào một tài khoản cụ thể. </w:t>
       </w:r>
     </w:p>
     <w:p>
@@ -2557,656 +3730,18 @@
         <w:widowControl/>
         <w:suppressLineNumbers w:val="0"/>
         <w:rPr>
-          <w:sz w:val="24"/>
-          <w:szCs w:val="24"/>
-        </w:rPr>
-      </w:pPr>
-      <w:r>
-        <w:rPr>
-          <w:sz w:val="24"/>
-          <w:szCs w:val="24"/>
-        </w:rPr>
-        <w:t>Ví dụ:</w:t>
-      </w:r>
-    </w:p>
-    <w:p>
-      <w:pPr>
-        <w:pStyle w:val="8"/>
-        <w:keepNext w:val="0"/>
-        <w:keepLines w:val="0"/>
-        <w:widowControl/>
-        <w:suppressLineNumbers w:val="0"/>
-        <w:rPr>
-          <w:sz w:val="24"/>
-          <w:szCs w:val="24"/>
-        </w:rPr>
-      </w:pPr>
-      <w:r>
-        <w:rPr>
-          <w:sz w:val="24"/>
-          <w:szCs w:val="24"/>
-        </w:rPr>
-        <w:t>Giả sử giới hạn:</w:t>
-      </w:r>
-    </w:p>
-    <w:p>
-      <w:pPr>
-        <w:pStyle w:val="7"/>
-        <w:keepNext w:val="0"/>
-        <w:keepLines w:val="0"/>
-        <w:widowControl/>
-        <w:suppressLineNumbers w:val="0"/>
-        <w:rPr>
-          <w:sz w:val="24"/>
-          <w:szCs w:val="24"/>
-        </w:rPr>
-      </w:pPr>
-      <w:r>
-        <w:rPr>
-          <w:rStyle w:val="6"/>
-          <w:sz w:val="24"/>
-          <w:szCs w:val="24"/>
-        </w:rPr>
-        <w:t>3 lần sai</w:t>
-      </w:r>
-    </w:p>
-    <w:p>
-      <w:pPr>
-        <w:pStyle w:val="8"/>
-        <w:keepNext w:val="0"/>
-        <w:keepLines w:val="0"/>
-        <w:widowControl/>
-        <w:suppressLineNumbers w:val="0"/>
-        <w:rPr>
-          <w:sz w:val="24"/>
-          <w:szCs w:val="24"/>
-        </w:rPr>
-      </w:pPr>
-      <w:r>
-        <w:rPr>
-          <w:sz w:val="24"/>
-          <w:szCs w:val="24"/>
-        </w:rPr>
-        <w:t>Attacker thử:</w:t>
-      </w:r>
-    </w:p>
-    <w:p>
-      <w:pPr>
-        <w:pStyle w:val="7"/>
-        <w:keepNext w:val="0"/>
-        <w:keepLines w:val="0"/>
-        <w:widowControl/>
-        <w:suppressLineNumbers w:val="0"/>
-        <w:rPr>
-          <w:rStyle w:val="6"/>
-          <w:sz w:val="24"/>
-          <w:szCs w:val="24"/>
-        </w:rPr>
-      </w:pPr>
-      <w:r>
-        <w:rPr>
-          <w:rStyle w:val="6"/>
-          <w:sz w:val="24"/>
-          <w:szCs w:val="24"/>
-        </w:rPr>
-        <w:t>Password1</w:t>
-      </w:r>
-    </w:p>
-    <w:p>
-      <w:pPr>
-        <w:pStyle w:val="7"/>
-        <w:keepNext w:val="0"/>
-        <w:keepLines w:val="0"/>
-        <w:widowControl/>
-        <w:suppressLineNumbers w:val="0"/>
-        <w:rPr>
-          <w:rStyle w:val="6"/>
-          <w:sz w:val="24"/>
-          <w:szCs w:val="24"/>
-        </w:rPr>
-      </w:pPr>
-      <w:r>
-        <w:rPr>
-          <w:rStyle w:val="6"/>
-          <w:sz w:val="24"/>
-          <w:szCs w:val="24"/>
-        </w:rPr>
-        <w:t>Password123</w:t>
-      </w:r>
-    </w:p>
-    <w:p>
-      <w:pPr>
-        <w:pStyle w:val="7"/>
-        <w:keepNext w:val="0"/>
-        <w:keepLines w:val="0"/>
-        <w:widowControl/>
-        <w:suppressLineNumbers w:val="0"/>
-        <w:rPr>
-          <w:sz w:val="24"/>
-          <w:szCs w:val="24"/>
-        </w:rPr>
-      </w:pPr>
-      <w:r>
-        <w:rPr>
-          <w:rStyle w:val="6"/>
-          <w:sz w:val="24"/>
-          <w:szCs w:val="24"/>
-        </w:rPr>
-        <w:t>Welcome1</w:t>
-      </w:r>
-    </w:p>
-    <w:p>
-      <w:pPr>
-        <w:pStyle w:val="8"/>
-        <w:keepNext w:val="0"/>
-        <w:keepLines w:val="0"/>
-        <w:widowControl/>
-        <w:suppressLineNumbers w:val="0"/>
-        <w:rPr>
-          <w:sz w:val="24"/>
-          <w:szCs w:val="24"/>
-        </w:rPr>
-      </w:pPr>
-      <w:r>
-        <w:rPr>
-          <w:sz w:val="24"/>
-          <w:szCs w:val="24"/>
-        </w:rPr>
-        <w:t xml:space="preserve">cho </w:t>
-      </w:r>
-      <w:r>
-        <w:rPr>
-          <w:rStyle w:val="9"/>
-          <w:sz w:val="24"/>
-          <w:szCs w:val="24"/>
-        </w:rPr>
-        <w:t>1000 username</w:t>
-      </w:r>
-      <w:r>
-        <w:rPr>
-          <w:sz w:val="24"/>
-          <w:szCs w:val="24"/>
-        </w:rPr>
-        <w:t xml:space="preserve"> khác nhau.</w:t>
-      </w:r>
-    </w:p>
-    <w:p>
-      <w:pPr>
-        <w:pStyle w:val="8"/>
-        <w:keepNext w:val="0"/>
-        <w:keepLines w:val="0"/>
-        <w:widowControl/>
-        <w:suppressLineNumbers w:val="0"/>
-        <w:rPr>
-          <w:sz w:val="24"/>
-          <w:szCs w:val="24"/>
-        </w:rPr>
-      </w:pPr>
-      <w:r>
-        <w:rPr>
-          <w:sz w:val="24"/>
-          <w:szCs w:val="24"/>
-        </w:rPr>
-        <w:t>Không tài khoản nào vượt quá 3 lần thử nên không bị khóa.</w:t>
-      </w:r>
-    </w:p>
-    <w:p>
-      <w:pPr>
-        <w:pStyle w:val="8"/>
-        <w:keepNext w:val="0"/>
-        <w:keepLines w:val="0"/>
-        <w:widowControl/>
-        <w:suppressLineNumbers w:val="0"/>
-        <w:rPr>
-          <w:sz w:val="24"/>
-          <w:szCs w:val="24"/>
-        </w:rPr>
-      </w:pPr>
-      <w:r>
-        <w:rPr>
-          <w:sz w:val="24"/>
-          <w:szCs w:val="24"/>
-        </w:rPr>
-        <w:t>Chỉ cần một người dùng đặt:</w:t>
-      </w:r>
-    </w:p>
-    <w:p>
-      <w:pPr>
-        <w:pStyle w:val="7"/>
-        <w:keepNext w:val="0"/>
-        <w:keepLines w:val="0"/>
-        <w:widowControl/>
-        <w:suppressLineNumbers w:val="0"/>
-        <w:rPr>
-          <w:sz w:val="24"/>
-          <w:szCs w:val="24"/>
-        </w:rPr>
-      </w:pPr>
-      <w:r>
-        <w:rPr>
-          <w:rStyle w:val="6"/>
-          <w:sz w:val="24"/>
-          <w:szCs w:val="24"/>
-        </w:rPr>
-        <w:t>Welcome1</w:t>
-      </w:r>
-    </w:p>
-    <w:p>
-      <w:pPr>
-        <w:pStyle w:val="8"/>
-        <w:keepNext w:val="0"/>
-        <w:keepLines w:val="0"/>
-        <w:widowControl/>
-        <w:suppressLineNumbers w:val="0"/>
-        <w:rPr>
-          <w:sz w:val="24"/>
-          <w:szCs w:val="24"/>
-        </w:rPr>
-      </w:pPr>
-      <w:r>
-        <w:rPr>
-          <w:sz w:val="24"/>
-          <w:szCs w:val="24"/>
-        </w:rPr>
-        <w:t>→ Attacker chiếm được tài khoản.</w:t>
-      </w:r>
-    </w:p>
-    <w:p>
-      <w:pPr>
-        <w:pStyle w:val="8"/>
-        <w:keepNext w:val="0"/>
-        <w:keepLines w:val="0"/>
-        <w:widowControl/>
-        <w:suppressLineNumbers w:val="0"/>
-        <w:rPr>
-          <w:rFonts w:hint="default"/>
-          <w:b/>
-          <w:bCs/>
-          <w:sz w:val="24"/>
-          <w:szCs w:val="24"/>
-          <w:lang w:val="en-US"/>
-        </w:rPr>
-      </w:pPr>
-    </w:p>
-    <w:p>
-      <w:pPr>
-        <w:rPr>
-          <w:sz w:val="24"/>
-          <w:szCs w:val="24"/>
-        </w:rPr>
-      </w:pPr>
-      <w:r>
-        <w:rPr>
-          <w:sz w:val="24"/>
-          <w:szCs w:val="24"/>
-        </w:rPr>
-        <w:t xml:space="preserve">8. </w:t>
-      </w:r>
-      <w:r>
-        <w:rPr>
-          <w:rFonts w:ascii="SimSun" w:hAnsi="SimSun" w:eastAsia="SimSun" w:cs="SimSun"/>
-          <w:sz w:val="24"/>
-          <w:szCs w:val="24"/>
-        </w:rPr>
-        <w:t>Tấn công sử dụng hàng loạt thông tin đăng nhập bị rò rỉ</w:t>
-      </w:r>
-      <w:r>
-        <w:rPr>
-          <w:rFonts w:hint="default" w:ascii="SimSun" w:hAnsi="SimSun" w:eastAsia="SimSun" w:cs="SimSun"/>
-          <w:sz w:val="24"/>
-          <w:szCs w:val="24"/>
-          <w:lang w:val="en-US"/>
-        </w:rPr>
-        <w:t xml:space="preserve"> từ các nguồn khác liên quan </w:t>
-      </w:r>
-      <w:r>
-        <w:rPr>
-          <w:rFonts w:hint="default"/>
-          <w:sz w:val="24"/>
-          <w:szCs w:val="24"/>
-          <w:lang w:val="en-US"/>
-        </w:rPr>
-        <w:t xml:space="preserve">- </w:t>
-      </w:r>
-      <w:r>
-        <w:rPr>
-          <w:sz w:val="24"/>
-          <w:szCs w:val="24"/>
-        </w:rPr>
-        <w:t>Credential Stuffing</w:t>
-      </w:r>
-    </w:p>
-    <w:p>
-      <w:pPr>
-        <w:pStyle w:val="8"/>
-        <w:keepNext w:val="0"/>
-        <w:keepLines w:val="0"/>
-        <w:widowControl/>
-        <w:suppressLineNumbers w:val="0"/>
-        <w:rPr>
-          <w:sz w:val="24"/>
-          <w:szCs w:val="24"/>
-        </w:rPr>
-      </w:pPr>
-      <w:r>
-        <w:rPr>
-          <w:sz w:val="24"/>
-          <w:szCs w:val="24"/>
-        </w:rPr>
-        <w:t>Không phải brute-force.</w:t>
-      </w:r>
-    </w:p>
-    <w:p>
-      <w:pPr>
-        <w:pStyle w:val="8"/>
-        <w:keepNext w:val="0"/>
-        <w:keepLines w:val="0"/>
-        <w:widowControl/>
-        <w:suppressLineNumbers w:val="0"/>
-        <w:rPr>
-          <w:sz w:val="24"/>
-          <w:szCs w:val="24"/>
-        </w:rPr>
-      </w:pPr>
-      <w:r>
-        <w:rPr>
-          <w:sz w:val="24"/>
-          <w:szCs w:val="24"/>
-        </w:rPr>
-        <w:t>Attacker sử dụng:</w:t>
-      </w:r>
-    </w:p>
-    <w:p>
-      <w:pPr>
-        <w:pStyle w:val="7"/>
-        <w:keepNext w:val="0"/>
-        <w:keepLines w:val="0"/>
-        <w:widowControl/>
-        <w:suppressLineNumbers w:val="0"/>
-        <w:rPr>
-          <w:sz w:val="24"/>
-          <w:szCs w:val="24"/>
-        </w:rPr>
-      </w:pPr>
-      <w:r>
-        <w:rPr>
-          <w:rStyle w:val="6"/>
-          <w:sz w:val="24"/>
-          <w:szCs w:val="24"/>
-        </w:rPr>
-        <w:t>username:password</w:t>
-      </w:r>
-    </w:p>
-    <w:p>
-      <w:pPr>
-        <w:pStyle w:val="8"/>
-        <w:keepNext w:val="0"/>
-        <w:keepLines w:val="0"/>
-        <w:widowControl/>
-        <w:suppressLineNumbers w:val="0"/>
-        <w:rPr>
-          <w:sz w:val="24"/>
-          <w:szCs w:val="24"/>
-        </w:rPr>
-      </w:pPr>
-      <w:r>
-        <w:rPr>
-          <w:sz w:val="24"/>
-          <w:szCs w:val="24"/>
-        </w:rPr>
-        <w:t>đã bị rò rỉ từ các website khác.</w:t>
-      </w:r>
-    </w:p>
-    <w:p>
-      <w:pPr>
-        <w:pStyle w:val="8"/>
-        <w:keepNext w:val="0"/>
-        <w:keepLines w:val="0"/>
-        <w:widowControl/>
-        <w:suppressLineNumbers w:val="0"/>
-        <w:rPr>
-          <w:sz w:val="24"/>
-          <w:szCs w:val="24"/>
-        </w:rPr>
-      </w:pPr>
-      <w:r>
-        <w:rPr>
-          <w:sz w:val="24"/>
-          <w:szCs w:val="24"/>
-        </w:rPr>
-        <w:t>Ví dụ:</w:t>
-      </w:r>
-    </w:p>
-    <w:p>
-      <w:pPr>
-        <w:pStyle w:val="7"/>
-        <w:keepNext w:val="0"/>
-        <w:keepLines w:val="0"/>
-        <w:widowControl/>
-        <w:suppressLineNumbers w:val="0"/>
-        <w:rPr>
-          <w:rStyle w:val="6"/>
-          <w:sz w:val="24"/>
-          <w:szCs w:val="24"/>
-        </w:rPr>
-      </w:pPr>
-      <w:r>
-        <w:rPr>
-          <w:rStyle w:val="6"/>
-          <w:sz w:val="24"/>
-          <w:szCs w:val="24"/>
-        </w:rPr>
-        <w:t>alice@gmail.com : Password123</w:t>
-      </w:r>
-    </w:p>
-    <w:p>
-      <w:pPr>
-        <w:pStyle w:val="7"/>
-        <w:keepNext w:val="0"/>
-        <w:keepLines w:val="0"/>
-        <w:widowControl/>
-        <w:suppressLineNumbers w:val="0"/>
-        <w:rPr>
-          <w:rStyle w:val="6"/>
-          <w:sz w:val="24"/>
-          <w:szCs w:val="24"/>
-        </w:rPr>
-      </w:pPr>
-    </w:p>
-    <w:p>
-      <w:pPr>
-        <w:pStyle w:val="7"/>
-        <w:keepNext w:val="0"/>
-        <w:keepLines w:val="0"/>
-        <w:widowControl/>
-        <w:suppressLineNumbers w:val="0"/>
-        <w:rPr>
-          <w:sz w:val="24"/>
-          <w:szCs w:val="24"/>
-        </w:rPr>
-      </w:pPr>
-      <w:r>
-        <w:rPr>
-          <w:rStyle w:val="6"/>
-          <w:sz w:val="24"/>
-          <w:szCs w:val="24"/>
-        </w:rPr>
-        <w:t>bob@gmail.com : Welcome1</w:t>
-      </w:r>
-    </w:p>
-    <w:p>
-      <w:pPr>
-        <w:pStyle w:val="8"/>
-        <w:keepNext w:val="0"/>
-        <w:keepLines w:val="0"/>
-        <w:widowControl/>
-        <w:suppressLineNumbers w:val="0"/>
-        <w:rPr>
-          <w:sz w:val="24"/>
-          <w:szCs w:val="24"/>
-        </w:rPr>
-      </w:pPr>
-      <w:r>
-        <w:rPr>
-          <w:sz w:val="24"/>
-          <w:szCs w:val="24"/>
-        </w:rPr>
-        <w:t>Nếu người dùng tái sử dụng mật khẩu thì website sẽ bị xâm nhập.</w:t>
-      </w:r>
-    </w:p>
-    <w:p>
-      <w:pPr>
-        <w:pStyle w:val="8"/>
-        <w:keepNext w:val="0"/>
-        <w:keepLines w:val="0"/>
-        <w:widowControl/>
-        <w:suppressLineNumbers w:val="0"/>
-        <w:rPr>
-          <w:rFonts w:hint="default"/>
-          <w:sz w:val="24"/>
-          <w:szCs w:val="24"/>
-          <w:lang w:val="en-US"/>
-        </w:rPr>
-      </w:pPr>
-      <w:r>
-        <w:rPr>
-          <w:sz w:val="24"/>
-          <w:szCs w:val="24"/>
-        </w:rPr>
-        <w:t xml:space="preserve">Account Locking gần như không ngăn được Credential Stuffing vì mỗi tài khoản chỉ bị thử </w:t>
-      </w:r>
-      <w:r>
-        <w:rPr>
-          <w:rStyle w:val="9"/>
-          <w:sz w:val="24"/>
-          <w:szCs w:val="24"/>
-        </w:rPr>
-        <w:t>một lần</w:t>
-      </w:r>
-      <w:r>
-        <w:rPr>
-          <w:sz w:val="24"/>
-          <w:szCs w:val="24"/>
-        </w:rPr>
-        <w:t>.</w:t>
-      </w:r>
-      <w:r>
-        <w:rPr>
-          <w:rFonts w:hint="default"/>
-          <w:sz w:val="24"/>
-          <w:szCs w:val="24"/>
-          <w:lang w:val="en-US"/>
-        </w:rPr>
-        <w:t xml:space="preserve"> (ý là khóa tài khoản ví dụ giới hạn là 3 trong khi credential stuffing thì nó chỉ check 1 lần nên mới nói là </w:t>
-      </w:r>
-      <w:r>
-        <w:rPr>
-          <w:sz w:val="24"/>
-          <w:szCs w:val="24"/>
-        </w:rPr>
-        <w:t>Account Locking gần như không ngăn được Credential Stuffing</w:t>
-      </w:r>
-      <w:r>
-        <w:rPr>
-          <w:rFonts w:hint="default"/>
-          <w:sz w:val="24"/>
-          <w:szCs w:val="24"/>
-          <w:lang w:val="en-US"/>
-        </w:rPr>
-        <w:t xml:space="preserve"> là như vậy đó</w:t>
-      </w:r>
-      <w:r>
-        <w:rPr>
-          <w:rFonts w:hint="default"/>
-          <w:sz w:val="24"/>
-          <w:szCs w:val="24"/>
-          <w:lang w:val="en-US"/>
-        </w:rPr>
-        <w:t>)</w:t>
-      </w:r>
-    </w:p>
-    <w:p>
-      <w:pPr>
-        <w:pStyle w:val="8"/>
-        <w:keepNext w:val="0"/>
-        <w:keepLines w:val="0"/>
-        <w:widowControl/>
-        <w:suppressLineNumbers w:val="0"/>
-        <w:rPr>
-          <w:rFonts w:hint="default"/>
-          <w:sz w:val="24"/>
-          <w:szCs w:val="24"/>
-          <w:lang w:val="en-US"/>
-        </w:rPr>
-      </w:pPr>
-    </w:p>
-    <w:p>
-      <w:pPr>
-        <w:pStyle w:val="3"/>
-        <w:keepNext w:val="0"/>
-        <w:keepLines w:val="0"/>
-        <w:widowControl/>
-        <w:suppressLineNumbers w:val="0"/>
-      </w:pPr>
-      <w:r>
-        <w:rPr>
-          <w:rFonts w:ascii="SimSun" w:hAnsi="SimSun" w:eastAsia="SimSun" w:cs="SimSun"/>
-          <w:sz w:val="24"/>
-          <w:szCs w:val="24"/>
-        </w:rPr>
-        <w:t>Giới hạn tốc độ theo người dùng</w:t>
-      </w:r>
-      <w:r>
-        <w:rPr>
-          <w:rFonts w:hint="default" w:cs="SimSun"/>
-          <w:sz w:val="24"/>
-          <w:szCs w:val="24"/>
-          <w:lang w:val="en-US"/>
-        </w:rPr>
-        <w:t xml:space="preserve"> - </w:t>
-      </w:r>
-      <w:r>
-        <w:t>User Rate Limiting</w:t>
-      </w:r>
-    </w:p>
-    <w:p>
-      <w:pPr>
-        <w:pStyle w:val="8"/>
-        <w:keepNext w:val="0"/>
-        <w:keepLines w:val="0"/>
-        <w:widowControl/>
-        <w:suppressLineNumbers w:val="0"/>
-        <w:spacing w:before="0" w:beforeAutospacing="1" w:after="0" w:afterAutospacing="1"/>
-        <w:ind w:left="0" w:right="0"/>
-      </w:pPr>
-      <w:r>
-        <w:t>Một biện pháp khác để chống brute-force là giới hạn tốc độ theo người dùng (User Rate Limiting).</w:t>
-      </w:r>
-    </w:p>
-    <w:p>
-      <w:pPr>
-        <w:pStyle w:val="8"/>
-        <w:keepNext w:val="0"/>
-        <w:keepLines w:val="0"/>
-        <w:widowControl/>
-        <w:suppressLineNumbers w:val="0"/>
-      </w:pPr>
-      <w:r>
-        <w:t>Nếu gửi quá nhiều yêu cầu đăng nhập trong thời gian ngắn, địa chỉ IP sẽ bị chặn.</w:t>
-      </w:r>
-    </w:p>
-    <w:p>
-      <w:pPr>
-        <w:pStyle w:val="8"/>
-        <w:keepNext w:val="0"/>
-        <w:keepLines w:val="0"/>
-        <w:widowControl/>
-        <w:suppressLineNumbers w:val="0"/>
-        <w:spacing w:before="0" w:beforeAutospacing="1" w:after="0" w:afterAutospacing="1"/>
-        <w:ind w:left="0" w:right="0"/>
-      </w:pPr>
-      <w:r>
-        <w:t>Thông thường IP sẽ được mở khóa theo một trong các cách sau:</w:t>
+          <w:rFonts w:hint="default" w:ascii="Calibri" w:hAnsi="Calibri" w:cs="Calibri"/>
+          <w:sz w:val="24"/>
+          <w:szCs w:val="24"/>
+        </w:rPr>
+      </w:pPr>
+      <w:r>
+        <w:rPr>
+          <w:rFonts w:hint="default" w:ascii="Calibri" w:hAnsi="Calibri" w:cs="Calibri"/>
+          <w:sz w:val="24"/>
+          <w:szCs w:val="24"/>
+        </w:rPr>
+        <w:t>Nhược điểm:</w:t>
       </w:r>
     </w:p>
     <w:p>
@@ -3221,9 +3756,19 @@
         <w:suppressLineNumbers w:val="0"/>
         <w:spacing w:before="0" w:beforeAutospacing="1" w:after="0" w:afterAutospacing="1"/>
         <w:ind w:left="720" w:hanging="360"/>
-      </w:pPr>
-      <w:r>
-        <w:t xml:space="preserve">Tự động sau một khoảng thời gian. </w:t>
+        <w:rPr>
+          <w:rFonts w:hint="default" w:ascii="Calibri" w:hAnsi="Calibri" w:cs="Calibri"/>
+          <w:sz w:val="24"/>
+          <w:szCs w:val="24"/>
+        </w:rPr>
+      </w:pPr>
+      <w:r>
+        <w:rPr>
+          <w:rFonts w:hint="default" w:ascii="Calibri" w:hAnsi="Calibri" w:cs="Calibri"/>
+          <w:sz w:val="24"/>
+          <w:szCs w:val="24"/>
+        </w:rPr>
+        <w:t xml:space="preserve">Có thể dùng để Username Enumeration. </w:t>
       </w:r>
     </w:p>
     <w:p>
@@ -3238,84 +3783,715 @@
         <w:suppressLineNumbers w:val="0"/>
         <w:spacing w:before="0" w:beforeAutospacing="1" w:after="0" w:afterAutospacing="1"/>
         <w:ind w:left="720" w:hanging="360"/>
-      </w:pPr>
-      <w:r>
-        <w:t xml:space="preserve">Quản trị viên mở khóa. </w:t>
-      </w:r>
-    </w:p>
-    <w:p>
-      <w:pPr>
+        <w:rPr>
+          <w:rFonts w:hint="default" w:ascii="Calibri" w:hAnsi="Calibri" w:cs="Calibri"/>
+          <w:sz w:val="24"/>
+          <w:szCs w:val="24"/>
+        </w:rPr>
+      </w:pPr>
+      <w:r>
+        <w:rPr>
+          <w:rFonts w:hint="default" w:ascii="Calibri" w:hAnsi="Calibri" w:cs="Calibri"/>
+          <w:sz w:val="24"/>
+          <w:szCs w:val="24"/>
+        </w:rPr>
+        <w:t xml:space="preserve">Không ngăn brute-force trên nhiều tài khoản. </w:t>
+      </w:r>
+    </w:p>
+    <w:p>
+      <w:pPr>
+        <w:pStyle w:val="8"/>
+        <w:keepNext w:val="0"/>
+        <w:keepLines w:val="0"/>
+        <w:widowControl/>
+        <w:suppressLineNumbers w:val="0"/>
+        <w:rPr>
+          <w:rFonts w:hint="default" w:ascii="Calibri" w:hAnsi="Calibri" w:cs="Calibri"/>
+          <w:sz w:val="24"/>
+          <w:szCs w:val="24"/>
+        </w:rPr>
+      </w:pPr>
+      <w:r>
+        <w:rPr>
+          <w:rFonts w:hint="default" w:ascii="Calibri" w:hAnsi="Calibri" w:cs="Calibri"/>
+          <w:sz w:val="24"/>
+          <w:szCs w:val="24"/>
+        </w:rPr>
+        <w:t>Ví dụ:</w:t>
+      </w:r>
+    </w:p>
+    <w:p>
+      <w:pPr>
+        <w:pStyle w:val="8"/>
+        <w:keepNext w:val="0"/>
+        <w:keepLines w:val="0"/>
+        <w:widowControl/>
+        <w:suppressLineNumbers w:val="0"/>
+        <w:rPr>
+          <w:rFonts w:hint="default" w:ascii="Calibri" w:hAnsi="Calibri" w:cs="Calibri"/>
+          <w:sz w:val="24"/>
+          <w:szCs w:val="24"/>
+        </w:rPr>
+      </w:pPr>
+      <w:r>
+        <w:rPr>
+          <w:rFonts w:hint="default" w:ascii="Calibri" w:hAnsi="Calibri" w:cs="Calibri"/>
+          <w:sz w:val="24"/>
+          <w:szCs w:val="24"/>
+        </w:rPr>
+        <w:t>Giả sử giới hạn:</w:t>
+      </w:r>
+    </w:p>
+    <w:p>
+      <w:pPr>
+        <w:pStyle w:val="7"/>
+        <w:keepNext w:val="0"/>
+        <w:keepLines w:val="0"/>
+        <w:widowControl/>
+        <w:suppressLineNumbers w:val="0"/>
+        <w:rPr>
+          <w:rFonts w:hint="default" w:ascii="Calibri" w:hAnsi="Calibri" w:cs="Calibri"/>
+          <w:sz w:val="24"/>
+          <w:szCs w:val="24"/>
+        </w:rPr>
+      </w:pPr>
+      <w:r>
+        <w:rPr>
+          <w:rStyle w:val="6"/>
+          <w:rFonts w:hint="default" w:ascii="Calibri" w:hAnsi="Calibri" w:cs="Calibri"/>
+          <w:sz w:val="24"/>
+          <w:szCs w:val="24"/>
+        </w:rPr>
+        <w:t>3 lần sai</w:t>
+      </w:r>
+    </w:p>
+    <w:p>
+      <w:pPr>
+        <w:pStyle w:val="8"/>
+        <w:keepNext w:val="0"/>
+        <w:keepLines w:val="0"/>
+        <w:widowControl/>
+        <w:suppressLineNumbers w:val="0"/>
+        <w:rPr>
+          <w:rFonts w:hint="default" w:ascii="Calibri" w:hAnsi="Calibri" w:cs="Calibri"/>
+          <w:sz w:val="24"/>
+          <w:szCs w:val="24"/>
+        </w:rPr>
+      </w:pPr>
+      <w:r>
+        <w:rPr>
+          <w:rFonts w:hint="default" w:ascii="Calibri" w:hAnsi="Calibri" w:cs="Calibri"/>
+          <w:sz w:val="24"/>
+          <w:szCs w:val="24"/>
+        </w:rPr>
+        <w:t>Attacker thử:</w:t>
+      </w:r>
+    </w:p>
+    <w:p>
+      <w:pPr>
+        <w:pStyle w:val="7"/>
+        <w:keepNext w:val="0"/>
+        <w:keepLines w:val="0"/>
+        <w:widowControl/>
+        <w:suppressLineNumbers w:val="0"/>
+        <w:rPr>
+          <w:rStyle w:val="6"/>
+          <w:rFonts w:hint="default" w:ascii="Calibri" w:hAnsi="Calibri" w:cs="Calibri"/>
+          <w:sz w:val="24"/>
+          <w:szCs w:val="24"/>
+        </w:rPr>
+      </w:pPr>
+      <w:r>
+        <w:rPr>
+          <w:rStyle w:val="6"/>
+          <w:rFonts w:hint="default" w:ascii="Calibri" w:hAnsi="Calibri" w:cs="Calibri"/>
+          <w:sz w:val="24"/>
+          <w:szCs w:val="24"/>
+        </w:rPr>
+        <w:t>Password1</w:t>
+      </w:r>
+    </w:p>
+    <w:p>
+      <w:pPr>
+        <w:pStyle w:val="7"/>
+        <w:keepNext w:val="0"/>
+        <w:keepLines w:val="0"/>
+        <w:widowControl/>
+        <w:suppressLineNumbers w:val="0"/>
+        <w:rPr>
+          <w:rStyle w:val="6"/>
+          <w:rFonts w:hint="default" w:ascii="Calibri" w:hAnsi="Calibri" w:cs="Calibri"/>
+          <w:sz w:val="24"/>
+          <w:szCs w:val="24"/>
+        </w:rPr>
+      </w:pPr>
+      <w:r>
+        <w:rPr>
+          <w:rStyle w:val="6"/>
+          <w:rFonts w:hint="default" w:ascii="Calibri" w:hAnsi="Calibri" w:cs="Calibri"/>
+          <w:sz w:val="24"/>
+          <w:szCs w:val="24"/>
+        </w:rPr>
+        <w:t>Password123</w:t>
+      </w:r>
+    </w:p>
+    <w:p>
+      <w:pPr>
+        <w:pStyle w:val="7"/>
+        <w:keepNext w:val="0"/>
+        <w:keepLines w:val="0"/>
+        <w:widowControl/>
+        <w:suppressLineNumbers w:val="0"/>
+        <w:rPr>
+          <w:rFonts w:hint="default" w:ascii="Calibri" w:hAnsi="Calibri" w:cs="Calibri"/>
+          <w:sz w:val="24"/>
+          <w:szCs w:val="24"/>
+        </w:rPr>
+      </w:pPr>
+      <w:r>
+        <w:rPr>
+          <w:rStyle w:val="6"/>
+          <w:rFonts w:hint="default" w:ascii="Calibri" w:hAnsi="Calibri" w:cs="Calibri"/>
+          <w:sz w:val="24"/>
+          <w:szCs w:val="24"/>
+        </w:rPr>
+        <w:t>Welcome1</w:t>
+      </w:r>
+    </w:p>
+    <w:p>
+      <w:pPr>
+        <w:pStyle w:val="8"/>
+        <w:keepNext w:val="0"/>
+        <w:keepLines w:val="0"/>
+        <w:widowControl/>
+        <w:suppressLineNumbers w:val="0"/>
+        <w:rPr>
+          <w:rFonts w:hint="default" w:ascii="Calibri" w:hAnsi="Calibri" w:cs="Calibri"/>
+          <w:sz w:val="24"/>
+          <w:szCs w:val="24"/>
+        </w:rPr>
+      </w:pPr>
+      <w:r>
+        <w:rPr>
+          <w:rFonts w:hint="default" w:ascii="Calibri" w:hAnsi="Calibri" w:cs="Calibri"/>
+          <w:sz w:val="24"/>
+          <w:szCs w:val="24"/>
+        </w:rPr>
+        <w:t xml:space="preserve">cho </w:t>
+      </w:r>
+      <w:r>
+        <w:rPr>
+          <w:rStyle w:val="9"/>
+          <w:rFonts w:hint="default" w:ascii="Calibri" w:hAnsi="Calibri" w:cs="Calibri"/>
+          <w:sz w:val="24"/>
+          <w:szCs w:val="24"/>
+        </w:rPr>
+        <w:t>1000 username</w:t>
+      </w:r>
+      <w:r>
+        <w:rPr>
+          <w:rFonts w:hint="default" w:ascii="Calibri" w:hAnsi="Calibri" w:cs="Calibri"/>
+          <w:sz w:val="24"/>
+          <w:szCs w:val="24"/>
+        </w:rPr>
+        <w:t xml:space="preserve"> khác nhau.</w:t>
+      </w:r>
+    </w:p>
+    <w:p>
+      <w:pPr>
+        <w:pStyle w:val="8"/>
+        <w:keepNext w:val="0"/>
+        <w:keepLines w:val="0"/>
+        <w:widowControl/>
+        <w:suppressLineNumbers w:val="0"/>
+        <w:rPr>
+          <w:rFonts w:hint="default" w:ascii="Calibri" w:hAnsi="Calibri" w:cs="Calibri"/>
+          <w:sz w:val="24"/>
+          <w:szCs w:val="24"/>
+        </w:rPr>
+      </w:pPr>
+      <w:r>
+        <w:rPr>
+          <w:rFonts w:hint="default" w:ascii="Calibri" w:hAnsi="Calibri" w:cs="Calibri"/>
+          <w:sz w:val="24"/>
+          <w:szCs w:val="24"/>
+        </w:rPr>
+        <w:t>Không tài khoản nào vượt quá 3 lần thử nên không bị khóa.</w:t>
+      </w:r>
+    </w:p>
+    <w:p>
+      <w:pPr>
+        <w:pStyle w:val="8"/>
+        <w:keepNext w:val="0"/>
+        <w:keepLines w:val="0"/>
+        <w:widowControl/>
+        <w:suppressLineNumbers w:val="0"/>
+        <w:rPr>
+          <w:rFonts w:hint="default" w:ascii="Calibri" w:hAnsi="Calibri" w:cs="Calibri"/>
+          <w:sz w:val="24"/>
+          <w:szCs w:val="24"/>
+        </w:rPr>
+      </w:pPr>
+      <w:r>
+        <w:rPr>
+          <w:rFonts w:hint="default" w:ascii="Calibri" w:hAnsi="Calibri" w:cs="Calibri"/>
+          <w:sz w:val="24"/>
+          <w:szCs w:val="24"/>
+        </w:rPr>
+        <w:t>Chỉ cần một người dùng đặt:</w:t>
+      </w:r>
+    </w:p>
+    <w:p>
+      <w:pPr>
+        <w:pStyle w:val="7"/>
+        <w:keepNext w:val="0"/>
+        <w:keepLines w:val="0"/>
+        <w:widowControl/>
+        <w:suppressLineNumbers w:val="0"/>
+        <w:rPr>
+          <w:rFonts w:hint="default" w:ascii="Calibri" w:hAnsi="Calibri" w:cs="Calibri"/>
+          <w:sz w:val="24"/>
+          <w:szCs w:val="24"/>
+        </w:rPr>
+      </w:pPr>
+      <w:r>
+        <w:rPr>
+          <w:rStyle w:val="6"/>
+          <w:rFonts w:hint="default" w:ascii="Calibri" w:hAnsi="Calibri" w:cs="Calibri"/>
+          <w:sz w:val="24"/>
+          <w:szCs w:val="24"/>
+        </w:rPr>
+        <w:t>Welcome1</w:t>
+      </w:r>
+    </w:p>
+    <w:p>
+      <w:pPr>
+        <w:pStyle w:val="8"/>
+        <w:keepNext w:val="0"/>
+        <w:keepLines w:val="0"/>
+        <w:widowControl/>
+        <w:suppressLineNumbers w:val="0"/>
+        <w:rPr>
+          <w:rFonts w:hint="default" w:ascii="Calibri" w:hAnsi="Calibri" w:cs="Calibri"/>
+          <w:sz w:val="24"/>
+          <w:szCs w:val="24"/>
+        </w:rPr>
+      </w:pPr>
+      <w:r>
+        <w:rPr>
+          <w:rFonts w:hint="default" w:ascii="Calibri" w:hAnsi="Calibri" w:cs="Calibri"/>
+          <w:sz w:val="24"/>
+          <w:szCs w:val="24"/>
+        </w:rPr>
+        <w:t>→ Attacker chiếm được tài khoản.</w:t>
+      </w:r>
+    </w:p>
+    <w:p>
+      <w:pPr>
+        <w:pStyle w:val="8"/>
+        <w:keepNext w:val="0"/>
+        <w:keepLines w:val="0"/>
+        <w:widowControl/>
+        <w:suppressLineNumbers w:val="0"/>
+        <w:rPr>
+          <w:rFonts w:hint="default" w:ascii="Calibri" w:hAnsi="Calibri" w:cs="Calibri"/>
+          <w:b/>
+          <w:bCs/>
+          <w:sz w:val="24"/>
+          <w:szCs w:val="24"/>
+          <w:lang w:val="en-US"/>
+        </w:rPr>
+      </w:pPr>
+    </w:p>
+    <w:p>
+      <w:pPr>
+        <w:rPr>
+          <w:rFonts w:hint="default" w:ascii="Calibri" w:hAnsi="Calibri" w:cs="Calibri"/>
+          <w:sz w:val="24"/>
+          <w:szCs w:val="24"/>
+        </w:rPr>
+      </w:pPr>
+      <w:r>
+        <w:rPr>
+          <w:rFonts w:hint="default" w:ascii="Calibri" w:hAnsi="Calibri" w:cs="Calibri"/>
+          <w:sz w:val="24"/>
+          <w:szCs w:val="24"/>
+        </w:rPr>
+        <w:t xml:space="preserve">8. </w:t>
+      </w:r>
+      <w:r>
+        <w:rPr>
+          <w:rFonts w:hint="default" w:ascii="Calibri" w:hAnsi="Calibri" w:eastAsia="SimSun" w:cs="Calibri"/>
+          <w:sz w:val="24"/>
+          <w:szCs w:val="24"/>
+        </w:rPr>
+        <w:t>Tấn công sử dụng hàng loạt thông tin đăng nhập bị rò rỉ</w:t>
+      </w:r>
+      <w:r>
+        <w:rPr>
+          <w:rFonts w:hint="default" w:ascii="Calibri" w:hAnsi="Calibri" w:eastAsia="SimSun" w:cs="Calibri"/>
+          <w:sz w:val="24"/>
+          <w:szCs w:val="24"/>
+          <w:lang w:val="en-US"/>
+        </w:rPr>
+        <w:t xml:space="preserve"> từ các nguồn khác liên quan </w:t>
+      </w:r>
+      <w:r>
+        <w:rPr>
+          <w:rFonts w:hint="default" w:ascii="Calibri" w:hAnsi="Calibri" w:cs="Calibri"/>
+          <w:sz w:val="24"/>
+          <w:szCs w:val="24"/>
+          <w:lang w:val="en-US"/>
+        </w:rPr>
+        <w:t xml:space="preserve">- </w:t>
+      </w:r>
+      <w:r>
+        <w:rPr>
+          <w:rFonts w:hint="default" w:ascii="Calibri" w:hAnsi="Calibri" w:cs="Calibri"/>
+          <w:sz w:val="24"/>
+          <w:szCs w:val="24"/>
+        </w:rPr>
+        <w:t>Credential Stuffing</w:t>
+      </w:r>
+    </w:p>
+    <w:p>
+      <w:pPr>
+        <w:pStyle w:val="8"/>
+        <w:keepNext w:val="0"/>
+        <w:keepLines w:val="0"/>
+        <w:widowControl/>
+        <w:suppressLineNumbers w:val="0"/>
+        <w:rPr>
+          <w:rFonts w:hint="default" w:ascii="Calibri" w:hAnsi="Calibri" w:cs="Calibri"/>
+          <w:sz w:val="24"/>
+          <w:szCs w:val="24"/>
+        </w:rPr>
+      </w:pPr>
+      <w:r>
+        <w:rPr>
+          <w:rFonts w:hint="default" w:ascii="Calibri" w:hAnsi="Calibri" w:cs="Calibri"/>
+          <w:sz w:val="24"/>
+          <w:szCs w:val="24"/>
+        </w:rPr>
+        <w:t>Không phải brute-force.</w:t>
+      </w:r>
+    </w:p>
+    <w:p>
+      <w:pPr>
+        <w:pStyle w:val="8"/>
+        <w:keepNext w:val="0"/>
+        <w:keepLines w:val="0"/>
+        <w:widowControl/>
+        <w:suppressLineNumbers w:val="0"/>
+        <w:rPr>
+          <w:rFonts w:hint="default" w:ascii="Calibri" w:hAnsi="Calibri" w:cs="Calibri"/>
+          <w:sz w:val="24"/>
+          <w:szCs w:val="24"/>
+        </w:rPr>
+      </w:pPr>
+      <w:r>
+        <w:rPr>
+          <w:rFonts w:hint="default" w:ascii="Calibri" w:hAnsi="Calibri" w:cs="Calibri"/>
+          <w:sz w:val="24"/>
+          <w:szCs w:val="24"/>
+        </w:rPr>
+        <w:t>Attacker sử dụng:</w:t>
+      </w:r>
+    </w:p>
+    <w:p>
+      <w:pPr>
+        <w:pStyle w:val="7"/>
+        <w:keepNext w:val="0"/>
+        <w:keepLines w:val="0"/>
+        <w:widowControl/>
+        <w:suppressLineNumbers w:val="0"/>
+        <w:rPr>
+          <w:rFonts w:hint="default" w:ascii="Calibri" w:hAnsi="Calibri" w:cs="Calibri"/>
+          <w:sz w:val="24"/>
+          <w:szCs w:val="24"/>
+        </w:rPr>
+      </w:pPr>
+      <w:r>
+        <w:rPr>
+          <w:rStyle w:val="6"/>
+          <w:rFonts w:hint="default" w:ascii="Calibri" w:hAnsi="Calibri" w:cs="Calibri"/>
+          <w:sz w:val="24"/>
+          <w:szCs w:val="24"/>
+        </w:rPr>
+        <w:t>username:password</w:t>
+      </w:r>
+    </w:p>
+    <w:p>
+      <w:pPr>
+        <w:pStyle w:val="8"/>
+        <w:keepNext w:val="0"/>
+        <w:keepLines w:val="0"/>
+        <w:widowControl/>
+        <w:suppressLineNumbers w:val="0"/>
+        <w:rPr>
+          <w:rFonts w:hint="default" w:ascii="Calibri" w:hAnsi="Calibri" w:cs="Calibri"/>
+          <w:sz w:val="24"/>
+          <w:szCs w:val="24"/>
+        </w:rPr>
+      </w:pPr>
+      <w:r>
+        <w:rPr>
+          <w:rFonts w:hint="default" w:ascii="Calibri" w:hAnsi="Calibri" w:cs="Calibri"/>
+          <w:sz w:val="24"/>
+          <w:szCs w:val="24"/>
+        </w:rPr>
+        <w:t>đã bị rò rỉ từ các website khác.</w:t>
+      </w:r>
+    </w:p>
+    <w:p>
+      <w:pPr>
+        <w:pStyle w:val="8"/>
+        <w:keepNext w:val="0"/>
+        <w:keepLines w:val="0"/>
+        <w:widowControl/>
+        <w:suppressLineNumbers w:val="0"/>
+        <w:rPr>
+          <w:rFonts w:hint="default" w:ascii="Calibri" w:hAnsi="Calibri" w:cs="Calibri"/>
+          <w:sz w:val="24"/>
+          <w:szCs w:val="24"/>
+        </w:rPr>
+      </w:pPr>
+      <w:r>
+        <w:rPr>
+          <w:rFonts w:hint="default" w:ascii="Calibri" w:hAnsi="Calibri" w:cs="Calibri"/>
+          <w:sz w:val="24"/>
+          <w:szCs w:val="24"/>
+        </w:rPr>
+        <w:t>Ví dụ:</w:t>
+      </w:r>
+    </w:p>
+    <w:p>
+      <w:pPr>
+        <w:pStyle w:val="7"/>
+        <w:keepNext w:val="0"/>
+        <w:keepLines w:val="0"/>
+        <w:widowControl/>
+        <w:suppressLineNumbers w:val="0"/>
+        <w:rPr>
+          <w:rStyle w:val="6"/>
+          <w:rFonts w:hint="default" w:ascii="Calibri" w:hAnsi="Calibri" w:cs="Calibri"/>
+          <w:sz w:val="24"/>
+          <w:szCs w:val="24"/>
+        </w:rPr>
+      </w:pPr>
+      <w:r>
+        <w:rPr>
+          <w:rStyle w:val="6"/>
+          <w:rFonts w:hint="default" w:ascii="Calibri" w:hAnsi="Calibri" w:cs="Calibri"/>
+          <w:sz w:val="24"/>
+          <w:szCs w:val="24"/>
+        </w:rPr>
+        <w:t>alice@gmail.com : Password123</w:t>
+      </w:r>
+    </w:p>
+    <w:p>
+      <w:pPr>
+        <w:pStyle w:val="7"/>
+        <w:keepNext w:val="0"/>
+        <w:keepLines w:val="0"/>
+        <w:widowControl/>
+        <w:suppressLineNumbers w:val="0"/>
+        <w:rPr>
+          <w:rStyle w:val="6"/>
+          <w:rFonts w:hint="default" w:ascii="Calibri" w:hAnsi="Calibri" w:cs="Calibri"/>
+          <w:sz w:val="24"/>
+          <w:szCs w:val="24"/>
+        </w:rPr>
+      </w:pPr>
+    </w:p>
+    <w:p>
+      <w:pPr>
+        <w:pStyle w:val="7"/>
+        <w:keepNext w:val="0"/>
+        <w:keepLines w:val="0"/>
+        <w:widowControl/>
+        <w:suppressLineNumbers w:val="0"/>
+        <w:rPr>
+          <w:rFonts w:hint="default" w:ascii="Calibri" w:hAnsi="Calibri" w:cs="Calibri"/>
+          <w:sz w:val="24"/>
+          <w:szCs w:val="24"/>
+        </w:rPr>
+      </w:pPr>
+      <w:r>
+        <w:rPr>
+          <w:rStyle w:val="6"/>
+          <w:rFonts w:hint="default" w:ascii="Calibri" w:hAnsi="Calibri" w:cs="Calibri"/>
+          <w:sz w:val="24"/>
+          <w:szCs w:val="24"/>
+        </w:rPr>
+        <w:t>bob@gmail.com : Welcome1</w:t>
+      </w:r>
+    </w:p>
+    <w:p>
+      <w:pPr>
+        <w:pStyle w:val="8"/>
+        <w:keepNext w:val="0"/>
+        <w:keepLines w:val="0"/>
+        <w:widowControl/>
+        <w:suppressLineNumbers w:val="0"/>
+        <w:rPr>
+          <w:rFonts w:hint="default" w:ascii="Calibri" w:hAnsi="Calibri" w:cs="Calibri"/>
+          <w:sz w:val="24"/>
+          <w:szCs w:val="24"/>
+        </w:rPr>
+      </w:pPr>
+      <w:r>
+        <w:rPr>
+          <w:rFonts w:hint="default" w:ascii="Calibri" w:hAnsi="Calibri" w:cs="Calibri"/>
+          <w:sz w:val="24"/>
+          <w:szCs w:val="24"/>
+        </w:rPr>
+        <w:t>Nếu người dùng tái sử dụng mật khẩu thì website sẽ bị xâm nhập.</w:t>
+      </w:r>
+    </w:p>
+    <w:p>
+      <w:pPr>
+        <w:pStyle w:val="8"/>
+        <w:keepNext w:val="0"/>
+        <w:keepLines w:val="0"/>
+        <w:widowControl/>
+        <w:suppressLineNumbers w:val="0"/>
+        <w:rPr>
+          <w:rFonts w:hint="default" w:ascii="Calibri" w:hAnsi="Calibri" w:cs="Calibri"/>
+          <w:sz w:val="24"/>
+          <w:szCs w:val="24"/>
+          <w:lang w:val="en-US"/>
+        </w:rPr>
+      </w:pPr>
+      <w:r>
+        <w:rPr>
+          <w:rFonts w:hint="default" w:ascii="Calibri" w:hAnsi="Calibri" w:cs="Calibri"/>
+          <w:sz w:val="24"/>
+          <w:szCs w:val="24"/>
+        </w:rPr>
+        <w:t xml:space="preserve">Account Locking gần như không ngăn được Credential Stuffing vì mỗi tài khoản chỉ bị thử </w:t>
+      </w:r>
+      <w:r>
+        <w:rPr>
+          <w:rStyle w:val="9"/>
+          <w:rFonts w:hint="default" w:ascii="Calibri" w:hAnsi="Calibri" w:cs="Calibri"/>
+          <w:sz w:val="24"/>
+          <w:szCs w:val="24"/>
+        </w:rPr>
+        <w:t>một lần</w:t>
+      </w:r>
+      <w:r>
+        <w:rPr>
+          <w:rFonts w:hint="default" w:ascii="Calibri" w:hAnsi="Calibri" w:cs="Calibri"/>
+          <w:sz w:val="24"/>
+          <w:szCs w:val="24"/>
+        </w:rPr>
+        <w:t>.</w:t>
+      </w:r>
+      <w:r>
+        <w:rPr>
+          <w:rFonts w:hint="default" w:ascii="Calibri" w:hAnsi="Calibri" w:cs="Calibri"/>
+          <w:sz w:val="24"/>
+          <w:szCs w:val="24"/>
+          <w:lang w:val="en-US"/>
+        </w:rPr>
+        <w:t xml:space="preserve"> (ý là khóa tài khoản ví dụ giới hạn là 3 trong khi credential stuffing thì nó chỉ check 1 lần nên mới nói là </w:t>
+      </w:r>
+      <w:r>
+        <w:rPr>
+          <w:rFonts w:hint="default" w:ascii="Calibri" w:hAnsi="Calibri" w:cs="Calibri"/>
+          <w:sz w:val="24"/>
+          <w:szCs w:val="24"/>
+        </w:rPr>
+        <w:t>Account Locking gần như không ngăn được Credential Stuffing</w:t>
+      </w:r>
+      <w:r>
+        <w:rPr>
+          <w:rFonts w:hint="default" w:ascii="Calibri" w:hAnsi="Calibri" w:cs="Calibri"/>
+          <w:sz w:val="24"/>
+          <w:szCs w:val="24"/>
+          <w:lang w:val="en-US"/>
+        </w:rPr>
+        <w:t xml:space="preserve"> là như vậy đó)</w:t>
+      </w:r>
+    </w:p>
+    <w:p>
+      <w:pPr>
+        <w:pStyle w:val="3"/>
         <w:keepNext w:val="0"/>
         <w:keepLines w:val="0"/>
         <w:widowControl/>
         <w:numPr>
-          <w:ilvl w:val="0"/>
-          <w:numId w:val="9"/>
+          <w:numId w:val="0"/>
         </w:numPr>
         <w:suppressLineNumbers w:val="0"/>
-        <w:spacing w:before="0" w:beforeAutospacing="1" w:after="0" w:afterAutospacing="1"/>
-        <w:ind w:left="720" w:hanging="360"/>
-      </w:pPr>
-      <w:r>
-        <w:t xml:space="preserve">Người dùng hoàn thành CAPTCHA. </w:t>
-      </w:r>
-    </w:p>
-    <w:p>
-      <w:pPr>
-        <w:pStyle w:val="8"/>
-        <w:keepNext w:val="0"/>
-        <w:keepLines w:val="0"/>
-        <w:widowControl/>
-        <w:suppressLineNumbers w:val="0"/>
-      </w:pPr>
-      <w:r>
-        <w:t>User Rate Limiting thường được ưa chuộng hơn Account Locking vì ít gây ra Username Enumeration và các cuộc tấn công DoS.</w:t>
-      </w:r>
-    </w:p>
-    <w:p>
-      <w:pPr>
-        <w:pStyle w:val="8"/>
-        <w:keepNext w:val="0"/>
-        <w:keepLines w:val="0"/>
-        <w:widowControl/>
-        <w:suppressLineNumbers w:val="0"/>
-      </w:pPr>
-      <w:r>
-        <w:t>Tuy nhiên, nó vẫn chưa hoàn toàn an toàn.</w:t>
-      </w:r>
-    </w:p>
-    <w:p>
-      <w:pPr>
-        <w:pStyle w:val="8"/>
-        <w:keepNext w:val="0"/>
-        <w:keepLines w:val="0"/>
-        <w:widowControl/>
-        <w:suppressLineNumbers w:val="0"/>
-      </w:pPr>
-      <w:r>
-        <w:t>Như đã thấy ở các bài lab trước, kẻ tấn công có nhiều cách thay đổi IP của mình để vượt qua giới hạn này.</w:t>
-      </w:r>
-    </w:p>
-    <w:p>
-      <w:pPr>
-        <w:pStyle w:val="8"/>
-        <w:keepNext w:val="0"/>
-        <w:keepLines w:val="0"/>
-        <w:widowControl/>
-        <w:suppressLineNumbers w:val="0"/>
-      </w:pPr>
-      <w:r>
-        <w:t>Do giới hạn dựa trên số lượng yêu cầu HTTP từ cùng một IP, nếu tìm được cách thử nhiều mật khẩu chỉ trong một request thì cơ chế này cũng có thể bị vượt qua.</w:t>
-      </w:r>
-    </w:p>
-    <w:p>
-      <w:pPr>
-        <w:pStyle w:val="8"/>
-        <w:keepNext w:val="0"/>
-        <w:keepLines w:val="0"/>
-        <w:widowControl/>
-        <w:suppressLineNumbers w:val="0"/>
-      </w:pPr>
+        <w:ind w:leftChars="0"/>
+        <w:outlineLvl w:val="1"/>
+        <w:rPr>
+          <w:rFonts w:hint="default" w:ascii="Calibri" w:hAnsi="Calibri" w:eastAsia="SimSun" w:cs="Calibri"/>
+          <w:color w:val="FF0000"/>
+          <w:sz w:val="24"/>
+          <w:szCs w:val="24"/>
+        </w:rPr>
+      </w:pPr>
+    </w:p>
+    <w:p>
+      <w:pPr>
+        <w:pStyle w:val="3"/>
+        <w:keepNext w:val="0"/>
+        <w:keepLines w:val="0"/>
+        <w:widowControl/>
+        <w:numPr>
+          <w:numId w:val="0"/>
+        </w:numPr>
+        <w:suppressLineNumbers w:val="0"/>
+        <w:ind w:leftChars="0"/>
+        <w:outlineLvl w:val="1"/>
+        <w:rPr>
+          <w:rFonts w:hint="default" w:ascii="Calibri" w:hAnsi="Calibri" w:cs="Calibri"/>
+          <w:color w:val="FF0000"/>
+          <w:sz w:val="24"/>
+          <w:szCs w:val="24"/>
+        </w:rPr>
+      </w:pPr>
+      <w:r>
+        <w:rPr>
+          <w:rFonts w:hint="default" w:ascii="Calibri" w:hAnsi="Calibri" w:cs="Calibri"/>
+          <w:color w:val="FF0000"/>
+          <w:sz w:val="24"/>
+          <w:szCs w:val="24"/>
+          <w:lang w:val="en-US"/>
+        </w:rPr>
+        <w:t xml:space="preserve">8 </w:t>
+      </w:r>
+      <w:r>
+        <w:rPr>
+          <w:rFonts w:hint="default" w:ascii="Calibri" w:hAnsi="Calibri" w:eastAsia="SimSun" w:cs="Calibri"/>
+          <w:color w:val="FF0000"/>
+          <w:sz w:val="24"/>
+          <w:szCs w:val="24"/>
+        </w:rPr>
+        <w:t>Giới hạn tốc độ theo người dùng</w:t>
+      </w:r>
+      <w:r>
+        <w:rPr>
+          <w:rFonts w:hint="default" w:ascii="Calibri" w:hAnsi="Calibri" w:cs="Calibri"/>
+          <w:color w:val="FF0000"/>
+          <w:sz w:val="24"/>
+          <w:szCs w:val="24"/>
+          <w:lang w:val="en-US"/>
+        </w:rPr>
+        <w:t xml:space="preserve"> - </w:t>
+      </w:r>
+      <w:r>
+        <w:rPr>
+          <w:rFonts w:hint="default" w:ascii="Calibri" w:hAnsi="Calibri" w:cs="Calibri"/>
+          <w:color w:val="FF0000"/>
+          <w:sz w:val="24"/>
+          <w:szCs w:val="24"/>
+        </w:rPr>
+        <w:t>User Rate Limiting</w:t>
+      </w:r>
     </w:p>
     <w:p>
       <w:pPr>
@@ -3326,24 +4502,19 @@
         <w:suppressLineNumbers w:val="0"/>
         <w:spacing w:before="0" w:beforeAutospacing="1" w:after="0" w:afterAutospacing="1"/>
         <w:ind w:left="0" w:right="0"/>
-      </w:pPr>
-      <w:r>
-        <w:t>Ví dụ:</w:t>
-      </w:r>
-    </w:p>
-    <w:p>
-      <w:pPr>
-        <w:pStyle w:val="7"/>
-        <w:keepNext w:val="0"/>
-        <w:keepLines w:val="0"/>
-        <w:widowControl/>
-        <w:suppressLineNumbers w:val="0"/>
-      </w:pPr>
-      <w:r>
-        <w:rPr>
-          <w:rStyle w:val="6"/>
-        </w:rPr>
-        <w:t>10 request/phút</w:t>
+        <w:rPr>
+          <w:rFonts w:hint="default" w:ascii="Calibri" w:hAnsi="Calibri" w:cs="Calibri"/>
+          <w:sz w:val="24"/>
+          <w:szCs w:val="24"/>
+        </w:rPr>
+      </w:pPr>
+      <w:r>
+        <w:rPr>
+          <w:rFonts w:hint="default" w:ascii="Calibri" w:hAnsi="Calibri" w:cs="Calibri"/>
+          <w:sz w:val="24"/>
+          <w:szCs w:val="24"/>
+        </w:rPr>
+        <w:t>Một biện pháp khác để chống brute-force là giới hạn tốc độ theo người dùng (User Rate Limiting).</w:t>
       </w:r>
     </w:p>
     <w:p>
@@ -3353,9 +4524,43 @@
         <w:keepLines w:val="0"/>
         <w:widowControl/>
         <w:suppressLineNumbers w:val="0"/>
-      </w:pPr>
-      <w:r>
-        <w:t>Nếu vượt quá:</w:t>
+        <w:rPr>
+          <w:rFonts w:hint="default" w:ascii="Calibri" w:hAnsi="Calibri" w:cs="Calibri"/>
+          <w:sz w:val="24"/>
+          <w:szCs w:val="24"/>
+        </w:rPr>
+      </w:pPr>
+      <w:r>
+        <w:rPr>
+          <w:rFonts w:hint="default" w:ascii="Calibri" w:hAnsi="Calibri" w:cs="Calibri"/>
+          <w:sz w:val="24"/>
+          <w:szCs w:val="24"/>
+        </w:rPr>
+        <w:t>Nếu gửi quá nhiều yêu cầu đăng nhập trong thời gian ngắn, địa chỉ IP sẽ bị chặn.</w:t>
+      </w:r>
+    </w:p>
+    <w:p>
+      <w:pPr>
+        <w:pStyle w:val="8"/>
+        <w:keepNext w:val="0"/>
+        <w:keepLines w:val="0"/>
+        <w:widowControl/>
+        <w:suppressLineNumbers w:val="0"/>
+        <w:spacing w:before="0" w:beforeAutospacing="1" w:after="0" w:afterAutospacing="1"/>
+        <w:ind w:left="0" w:right="0"/>
+        <w:rPr>
+          <w:rFonts w:hint="default" w:ascii="Calibri" w:hAnsi="Calibri" w:cs="Calibri"/>
+          <w:sz w:val="24"/>
+          <w:szCs w:val="24"/>
+        </w:rPr>
+      </w:pPr>
+      <w:r>
+        <w:rPr>
+          <w:rFonts w:hint="default" w:ascii="Calibri" w:hAnsi="Calibri" w:cs="Calibri"/>
+          <w:sz w:val="24"/>
+          <w:szCs w:val="24"/>
+        </w:rPr>
+        <w:t>Thông thường IP sẽ được mở khóa theo một trong các cách sau:</w:t>
       </w:r>
     </w:p>
     <w:p>
@@ -3370,9 +4575,19 @@
         <w:suppressLineNumbers w:val="0"/>
         <w:spacing w:before="0" w:beforeAutospacing="1" w:after="0" w:afterAutospacing="1"/>
         <w:ind w:left="720" w:hanging="360"/>
-      </w:pPr>
-      <w:r>
-        <w:t xml:space="preserve">block IP </w:t>
+        <w:rPr>
+          <w:rFonts w:hint="default" w:ascii="Calibri" w:hAnsi="Calibri" w:cs="Calibri"/>
+          <w:sz w:val="24"/>
+          <w:szCs w:val="24"/>
+        </w:rPr>
+      </w:pPr>
+      <w:r>
+        <w:rPr>
+          <w:rFonts w:hint="default" w:ascii="Calibri" w:hAnsi="Calibri" w:cs="Calibri"/>
+          <w:sz w:val="24"/>
+          <w:szCs w:val="24"/>
+        </w:rPr>
+        <w:t xml:space="preserve">Tự động sau một khoảng thời gian. </w:t>
       </w:r>
     </w:p>
     <w:p>
@@ -3387,9 +4602,19 @@
         <w:suppressLineNumbers w:val="0"/>
         <w:spacing w:before="0" w:beforeAutospacing="1" w:after="0" w:afterAutospacing="1"/>
         <w:ind w:left="720" w:hanging="360"/>
-      </w:pPr>
-      <w:r>
-        <w:t xml:space="preserve">yêu cầu CAPTCHA </w:t>
+        <w:rPr>
+          <w:rFonts w:hint="default" w:ascii="Calibri" w:hAnsi="Calibri" w:cs="Calibri"/>
+          <w:sz w:val="24"/>
+          <w:szCs w:val="24"/>
+        </w:rPr>
+      </w:pPr>
+      <w:r>
+        <w:rPr>
+          <w:rFonts w:hint="default" w:ascii="Calibri" w:hAnsi="Calibri" w:cs="Calibri"/>
+          <w:sz w:val="24"/>
+          <w:szCs w:val="24"/>
+        </w:rPr>
+        <w:t xml:space="preserve">Quản trị viên mở khóa. </w:t>
       </w:r>
     </w:p>
     <w:p>
@@ -3404,9 +4629,19 @@
         <w:suppressLineNumbers w:val="0"/>
         <w:spacing w:before="0" w:beforeAutospacing="1" w:after="0" w:afterAutospacing="1"/>
         <w:ind w:left="720" w:hanging="360"/>
-      </w:pPr>
-      <w:r>
-        <w:t xml:space="preserve">chờ vài phút </w:t>
+        <w:rPr>
+          <w:rFonts w:hint="default" w:ascii="Calibri" w:hAnsi="Calibri" w:cs="Calibri"/>
+          <w:sz w:val="24"/>
+          <w:szCs w:val="24"/>
+        </w:rPr>
+      </w:pPr>
+      <w:r>
+        <w:rPr>
+          <w:rFonts w:hint="default" w:ascii="Calibri" w:hAnsi="Calibri" w:cs="Calibri"/>
+          <w:sz w:val="24"/>
+          <w:szCs w:val="24"/>
+        </w:rPr>
+        <w:t xml:space="preserve">Người dùng hoàn thành CAPTCHA. </w:t>
       </w:r>
     </w:p>
     <w:p>
@@ -3416,9 +4651,168 @@
         <w:keepLines w:val="0"/>
         <w:widowControl/>
         <w:suppressLineNumbers w:val="0"/>
-      </w:pPr>
-      <w:r>
-        <w:t>Tuy nhiên attacker có thể vượt qua bằng:</w:t>
+        <w:rPr>
+          <w:rFonts w:hint="default" w:ascii="Calibri" w:hAnsi="Calibri" w:cs="Calibri"/>
+          <w:sz w:val="24"/>
+          <w:szCs w:val="24"/>
+        </w:rPr>
+      </w:pPr>
+      <w:r>
+        <w:rPr>
+          <w:rFonts w:hint="default" w:ascii="Calibri" w:hAnsi="Calibri" w:cs="Calibri"/>
+          <w:sz w:val="24"/>
+          <w:szCs w:val="24"/>
+        </w:rPr>
+        <w:t>User Rate Limiting thường được ưa chuộng hơn Account Locking vì ít gây ra Username Enumeration và các cuộc tấn công DoS.</w:t>
+      </w:r>
+    </w:p>
+    <w:p>
+      <w:pPr>
+        <w:pStyle w:val="8"/>
+        <w:keepNext w:val="0"/>
+        <w:keepLines w:val="0"/>
+        <w:widowControl/>
+        <w:suppressLineNumbers w:val="0"/>
+        <w:rPr>
+          <w:rFonts w:hint="default" w:ascii="Calibri" w:hAnsi="Calibri" w:cs="Calibri"/>
+          <w:sz w:val="24"/>
+          <w:szCs w:val="24"/>
+        </w:rPr>
+      </w:pPr>
+      <w:r>
+        <w:rPr>
+          <w:rFonts w:hint="default" w:ascii="Calibri" w:hAnsi="Calibri" w:cs="Calibri"/>
+          <w:sz w:val="24"/>
+          <w:szCs w:val="24"/>
+        </w:rPr>
+        <w:t>Tuy nhiên, nó vẫn chưa hoàn toàn an toàn.</w:t>
+      </w:r>
+    </w:p>
+    <w:p>
+      <w:pPr>
+        <w:pStyle w:val="8"/>
+        <w:keepNext w:val="0"/>
+        <w:keepLines w:val="0"/>
+        <w:widowControl/>
+        <w:suppressLineNumbers w:val="0"/>
+        <w:rPr>
+          <w:rFonts w:hint="default" w:ascii="Calibri" w:hAnsi="Calibri" w:cs="Calibri"/>
+          <w:sz w:val="24"/>
+          <w:szCs w:val="24"/>
+        </w:rPr>
+      </w:pPr>
+      <w:r>
+        <w:rPr>
+          <w:rFonts w:hint="default" w:ascii="Calibri" w:hAnsi="Calibri" w:cs="Calibri"/>
+          <w:sz w:val="24"/>
+          <w:szCs w:val="24"/>
+        </w:rPr>
+        <w:t>Như đã thấy ở các bài lab trước, kẻ tấn công có nhiều cách thay đổi IP của mình để vượt qua giới hạn này.</w:t>
+      </w:r>
+    </w:p>
+    <w:p>
+      <w:pPr>
+        <w:pStyle w:val="8"/>
+        <w:keepNext w:val="0"/>
+        <w:keepLines w:val="0"/>
+        <w:widowControl/>
+        <w:suppressLineNumbers w:val="0"/>
+        <w:rPr>
+          <w:rFonts w:hint="default" w:ascii="Calibri" w:hAnsi="Calibri" w:cs="Calibri"/>
+          <w:sz w:val="24"/>
+          <w:szCs w:val="24"/>
+        </w:rPr>
+      </w:pPr>
+      <w:r>
+        <w:rPr>
+          <w:rFonts w:hint="default" w:ascii="Calibri" w:hAnsi="Calibri" w:cs="Calibri"/>
+          <w:sz w:val="24"/>
+          <w:szCs w:val="24"/>
+        </w:rPr>
+        <w:t>Do giới hạn dựa trên số lượng yêu cầu HTTP từ cùng một IP, nếu tìm được cách thử nhiều mật khẩu chỉ trong một request thì cơ chế này cũng có thể bị vượt qua.</w:t>
+      </w:r>
+    </w:p>
+    <w:p>
+      <w:pPr>
+        <w:pStyle w:val="8"/>
+        <w:keepNext w:val="0"/>
+        <w:keepLines w:val="0"/>
+        <w:widowControl/>
+        <w:suppressLineNumbers w:val="0"/>
+        <w:rPr>
+          <w:rFonts w:hint="default" w:ascii="Calibri" w:hAnsi="Calibri" w:cs="Calibri"/>
+          <w:sz w:val="24"/>
+          <w:szCs w:val="24"/>
+        </w:rPr>
+      </w:pPr>
+    </w:p>
+    <w:p>
+      <w:pPr>
+        <w:pStyle w:val="8"/>
+        <w:keepNext w:val="0"/>
+        <w:keepLines w:val="0"/>
+        <w:widowControl/>
+        <w:suppressLineNumbers w:val="0"/>
+        <w:spacing w:before="0" w:beforeAutospacing="1" w:after="0" w:afterAutospacing="1"/>
+        <w:ind w:left="0" w:right="0"/>
+        <w:rPr>
+          <w:rFonts w:hint="default" w:ascii="Calibri" w:hAnsi="Calibri" w:cs="Calibri"/>
+          <w:sz w:val="24"/>
+          <w:szCs w:val="24"/>
+        </w:rPr>
+      </w:pPr>
+      <w:r>
+        <w:rPr>
+          <w:rFonts w:hint="default" w:ascii="Calibri" w:hAnsi="Calibri" w:cs="Calibri"/>
+          <w:sz w:val="24"/>
+          <w:szCs w:val="24"/>
+        </w:rPr>
+        <w:t>Ví dụ:</w:t>
+      </w:r>
+    </w:p>
+    <w:p>
+      <w:pPr>
+        <w:pStyle w:val="7"/>
+        <w:keepNext w:val="0"/>
+        <w:keepLines w:val="0"/>
+        <w:widowControl/>
+        <w:suppressLineNumbers w:val="0"/>
+        <w:rPr>
+          <w:rFonts w:hint="default" w:ascii="Calibri" w:hAnsi="Calibri" w:cs="Calibri"/>
+          <w:sz w:val="24"/>
+          <w:szCs w:val="24"/>
+        </w:rPr>
+      </w:pPr>
+      <w:r>
+        <w:rPr>
+          <w:rStyle w:val="6"/>
+          <w:rFonts w:hint="default" w:ascii="Calibri" w:hAnsi="Calibri" w:cs="Calibri"/>
+          <w:sz w:val="24"/>
+          <w:szCs w:val="24"/>
+        </w:rPr>
+        <w:t>10 request/phút</w:t>
+      </w:r>
+    </w:p>
+    <w:p>
+      <w:pPr>
+        <w:pStyle w:val="8"/>
+        <w:keepNext w:val="0"/>
+        <w:keepLines w:val="0"/>
+        <w:widowControl/>
+        <w:suppressLineNumbers w:val="0"/>
+        <w:rPr>
+          <w:rFonts w:hint="default" w:ascii="Calibri" w:hAnsi="Calibri" w:cs="Calibri"/>
+          <w:sz w:val="24"/>
+          <w:szCs w:val="24"/>
+        </w:rPr>
+      </w:pPr>
+      <w:r>
+        <w:rPr>
+          <w:rFonts w:hint="default" w:ascii="Calibri" w:hAnsi="Calibri" w:cs="Calibri"/>
+          <w:sz w:val="24"/>
+          <w:szCs w:val="24"/>
+        </w:rPr>
+        <w:t>Nếu vượt quá:</w:t>
       </w:r>
     </w:p>
     <w:p>
@@ -3433,9 +4827,19 @@
         <w:suppressLineNumbers w:val="0"/>
         <w:spacing w:before="0" w:beforeAutospacing="1" w:after="0" w:afterAutospacing="1"/>
         <w:ind w:left="720" w:hanging="360"/>
-      </w:pPr>
-      <w:r>
-        <w:t xml:space="preserve">Proxy </w:t>
+        <w:rPr>
+          <w:rFonts w:hint="default" w:ascii="Calibri" w:hAnsi="Calibri" w:cs="Calibri"/>
+          <w:sz w:val="24"/>
+          <w:szCs w:val="24"/>
+        </w:rPr>
+      </w:pPr>
+      <w:r>
+        <w:rPr>
+          <w:rFonts w:hint="default" w:ascii="Calibri" w:hAnsi="Calibri" w:cs="Calibri"/>
+          <w:sz w:val="24"/>
+          <w:szCs w:val="24"/>
+        </w:rPr>
+        <w:t xml:space="preserve">block IP </w:t>
       </w:r>
     </w:p>
     <w:p>
@@ -3450,9 +4854,19 @@
         <w:suppressLineNumbers w:val="0"/>
         <w:spacing w:before="0" w:beforeAutospacing="1" w:after="0" w:afterAutospacing="1"/>
         <w:ind w:left="720" w:hanging="360"/>
-      </w:pPr>
-      <w:r>
-        <w:t xml:space="preserve">VPN </w:t>
+        <w:rPr>
+          <w:rFonts w:hint="default" w:ascii="Calibri" w:hAnsi="Calibri" w:cs="Calibri"/>
+          <w:sz w:val="24"/>
+          <w:szCs w:val="24"/>
+        </w:rPr>
+      </w:pPr>
+      <w:r>
+        <w:rPr>
+          <w:rFonts w:hint="default" w:ascii="Calibri" w:hAnsi="Calibri" w:cs="Calibri"/>
+          <w:sz w:val="24"/>
+          <w:szCs w:val="24"/>
+        </w:rPr>
+        <w:t xml:space="preserve">yêu cầu CAPTCHA </w:t>
       </w:r>
     </w:p>
     <w:p>
@@ -3467,9 +4881,41 @@
         <w:suppressLineNumbers w:val="0"/>
         <w:spacing w:before="0" w:beforeAutospacing="1" w:after="0" w:afterAutospacing="1"/>
         <w:ind w:left="720" w:hanging="360"/>
-      </w:pPr>
-      <w:r>
-        <w:t xml:space="preserve">Botnet </w:t>
+        <w:rPr>
+          <w:rFonts w:hint="default" w:ascii="Calibri" w:hAnsi="Calibri" w:cs="Calibri"/>
+          <w:sz w:val="24"/>
+          <w:szCs w:val="24"/>
+        </w:rPr>
+      </w:pPr>
+      <w:r>
+        <w:rPr>
+          <w:rFonts w:hint="default" w:ascii="Calibri" w:hAnsi="Calibri" w:cs="Calibri"/>
+          <w:sz w:val="24"/>
+          <w:szCs w:val="24"/>
+        </w:rPr>
+        <w:t xml:space="preserve">chờ vài phút </w:t>
+      </w:r>
+    </w:p>
+    <w:p>
+      <w:pPr>
+        <w:pStyle w:val="8"/>
+        <w:keepNext w:val="0"/>
+        <w:keepLines w:val="0"/>
+        <w:widowControl/>
+        <w:suppressLineNumbers w:val="0"/>
+        <w:rPr>
+          <w:rFonts w:hint="default" w:ascii="Calibri" w:hAnsi="Calibri" w:cs="Calibri"/>
+          <w:sz w:val="24"/>
+          <w:szCs w:val="24"/>
+        </w:rPr>
+      </w:pPr>
+      <w:r>
+        <w:rPr>
+          <w:rFonts w:hint="default" w:ascii="Calibri" w:hAnsi="Calibri" w:cs="Calibri"/>
+          <w:sz w:val="24"/>
+          <w:szCs w:val="24"/>
+        </w:rPr>
+        <w:t>Tuy nhiên attacker có thể vượt qua bằng:</w:t>
       </w:r>
     </w:p>
     <w:p>
@@ -3479,14 +4925,24 @@
         <w:widowControl/>
         <w:numPr>
           <w:ilvl w:val="0"/>
-          <w:numId w:val="11"/>
+          <w:numId w:val="12"/>
         </w:numPr>
         <w:suppressLineNumbers w:val="0"/>
         <w:spacing w:before="0" w:beforeAutospacing="1" w:after="0" w:afterAutospacing="1"/>
         <w:ind w:left="720" w:hanging="360"/>
-      </w:pPr>
-      <w:r>
-        <w:t xml:space="preserve">X-Forwarded-For </w:t>
+        <w:rPr>
+          <w:rFonts w:hint="default" w:ascii="Calibri" w:hAnsi="Calibri" w:cs="Calibri"/>
+          <w:sz w:val="24"/>
+          <w:szCs w:val="24"/>
+        </w:rPr>
+      </w:pPr>
+      <w:r>
+        <w:rPr>
+          <w:rFonts w:hint="default" w:ascii="Calibri" w:hAnsi="Calibri" w:cs="Calibri"/>
+          <w:sz w:val="24"/>
+          <w:szCs w:val="24"/>
+        </w:rPr>
+        <w:t xml:space="preserve">Proxy </w:t>
       </w:r>
     </w:p>
     <w:p>
@@ -3496,13 +4952,104 @@
         <w:widowControl/>
         <w:numPr>
           <w:ilvl w:val="0"/>
-          <w:numId w:val="11"/>
+          <w:numId w:val="12"/>
         </w:numPr>
         <w:suppressLineNumbers w:val="0"/>
         <w:spacing w:before="0" w:beforeAutospacing="1" w:after="0" w:afterAutospacing="1"/>
         <w:ind w:left="720" w:hanging="360"/>
-      </w:pPr>
-      <w:r>
+        <w:rPr>
+          <w:rFonts w:hint="default" w:ascii="Calibri" w:hAnsi="Calibri" w:cs="Calibri"/>
+          <w:sz w:val="24"/>
+          <w:szCs w:val="24"/>
+        </w:rPr>
+      </w:pPr>
+      <w:r>
+        <w:rPr>
+          <w:rFonts w:hint="default" w:ascii="Calibri" w:hAnsi="Calibri" w:cs="Calibri"/>
+          <w:sz w:val="24"/>
+          <w:szCs w:val="24"/>
+        </w:rPr>
+        <w:t xml:space="preserve">VPN </w:t>
+      </w:r>
+    </w:p>
+    <w:p>
+      <w:pPr>
+        <w:keepNext w:val="0"/>
+        <w:keepLines w:val="0"/>
+        <w:widowControl/>
+        <w:numPr>
+          <w:ilvl w:val="0"/>
+          <w:numId w:val="12"/>
+        </w:numPr>
+        <w:suppressLineNumbers w:val="0"/>
+        <w:spacing w:before="0" w:beforeAutospacing="1" w:after="0" w:afterAutospacing="1"/>
+        <w:ind w:left="720" w:hanging="360"/>
+        <w:rPr>
+          <w:rFonts w:hint="default" w:ascii="Calibri" w:hAnsi="Calibri" w:cs="Calibri"/>
+          <w:sz w:val="24"/>
+          <w:szCs w:val="24"/>
+        </w:rPr>
+      </w:pPr>
+      <w:r>
+        <w:rPr>
+          <w:rFonts w:hint="default" w:ascii="Calibri" w:hAnsi="Calibri" w:cs="Calibri"/>
+          <w:sz w:val="24"/>
+          <w:szCs w:val="24"/>
+        </w:rPr>
+        <w:t xml:space="preserve">Botnet </w:t>
+      </w:r>
+    </w:p>
+    <w:p>
+      <w:pPr>
+        <w:keepNext w:val="0"/>
+        <w:keepLines w:val="0"/>
+        <w:widowControl/>
+        <w:numPr>
+          <w:ilvl w:val="0"/>
+          <w:numId w:val="12"/>
+        </w:numPr>
+        <w:suppressLineNumbers w:val="0"/>
+        <w:spacing w:before="0" w:beforeAutospacing="1" w:after="0" w:afterAutospacing="1"/>
+        <w:ind w:left="720" w:hanging="360"/>
+        <w:rPr>
+          <w:rFonts w:hint="default" w:ascii="Calibri" w:hAnsi="Calibri" w:cs="Calibri"/>
+          <w:sz w:val="24"/>
+          <w:szCs w:val="24"/>
+        </w:rPr>
+      </w:pPr>
+      <w:r>
+        <w:rPr>
+          <w:rFonts w:hint="default" w:ascii="Calibri" w:hAnsi="Calibri" w:cs="Calibri"/>
+          <w:sz w:val="24"/>
+          <w:szCs w:val="24"/>
+        </w:rPr>
+        <w:t xml:space="preserve">X-Forwarded-For </w:t>
+      </w:r>
+    </w:p>
+    <w:p>
+      <w:pPr>
+        <w:keepNext w:val="0"/>
+        <w:keepLines w:val="0"/>
+        <w:widowControl/>
+        <w:numPr>
+          <w:ilvl w:val="0"/>
+          <w:numId w:val="12"/>
+        </w:numPr>
+        <w:suppressLineNumbers w:val="0"/>
+        <w:spacing w:before="0" w:beforeAutospacing="1" w:after="0" w:afterAutospacing="1"/>
+        <w:ind w:left="720" w:hanging="360"/>
+        <w:rPr>
+          <w:rFonts w:hint="default" w:ascii="Calibri" w:hAnsi="Calibri" w:cs="Calibri"/>
+          <w:sz w:val="24"/>
+          <w:szCs w:val="24"/>
+        </w:rPr>
+      </w:pPr>
+      <w:r>
+        <w:rPr>
+          <w:rFonts w:hint="default" w:ascii="Calibri" w:hAnsi="Calibri" w:cs="Calibri"/>
+          <w:sz w:val="24"/>
+          <w:szCs w:val="24"/>
+        </w:rPr>
         <w:t>Đoán nhiều password trong một request (nếu ứng dụng có lỗi)</w:t>
       </w:r>
     </w:p>
@@ -3513,9 +5060,31 @@
         <w:keepLines w:val="0"/>
         <w:widowControl/>
         <w:suppressLineNumbers w:val="0"/>
-      </w:pPr>
-      <w:r>
-        <w:t>10. HTTP Basic Authentication</w:t>
+        <w:rPr>
+          <w:rFonts w:hint="default" w:ascii="Calibri" w:hAnsi="Calibri" w:cs="Calibri"/>
+          <w:color w:val="FF0000"/>
+          <w:sz w:val="24"/>
+          <w:szCs w:val="24"/>
+        </w:rPr>
+      </w:pPr>
+      <w:r>
+        <w:rPr>
+          <w:rFonts w:hint="default" w:ascii="Calibri" w:hAnsi="Calibri" w:cs="Calibri"/>
+          <w:color w:val="FF0000"/>
+          <w:sz w:val="24"/>
+          <w:szCs w:val="24"/>
+          <w:lang w:val="en-US"/>
+        </w:rPr>
+        <w:t>9</w:t>
+      </w:r>
+      <w:r>
+        <w:rPr>
+          <w:rFonts w:hint="default" w:ascii="Calibri" w:hAnsi="Calibri" w:cs="Calibri"/>
+          <w:color w:val="FF0000"/>
+          <w:sz w:val="24"/>
+          <w:szCs w:val="24"/>
+        </w:rPr>
+        <w:t>. HTTP Basic Authentication</w:t>
       </w:r>
     </w:p>
     <w:p>
@@ -3525,8 +5094,18 @@
         <w:keepLines w:val="0"/>
         <w:widowControl/>
         <w:suppressLineNumbers w:val="0"/>
-      </w:pPr>
-      <w:r>
+        <w:rPr>
+          <w:rFonts w:hint="default" w:ascii="Calibri" w:hAnsi="Calibri" w:cs="Calibri"/>
+          <w:sz w:val="24"/>
+          <w:szCs w:val="24"/>
+        </w:rPr>
+      </w:pPr>
+      <w:r>
+        <w:rPr>
+          <w:rFonts w:hint="default" w:ascii="Calibri" w:hAnsi="Calibri" w:cs="Calibri"/>
+          <w:sz w:val="24"/>
+          <w:szCs w:val="24"/>
+        </w:rPr>
         <w:t>Cơ chế xác thực cũ.</w:t>
       </w:r>
     </w:p>
@@ -3537,8 +5116,18 @@
         <w:keepLines w:val="0"/>
         <w:widowControl/>
         <w:suppressLineNumbers w:val="0"/>
-      </w:pPr>
-      <w:r>
+        <w:rPr>
+          <w:rFonts w:hint="default" w:ascii="Calibri" w:hAnsi="Calibri" w:cs="Calibri"/>
+          <w:sz w:val="24"/>
+          <w:szCs w:val="24"/>
+        </w:rPr>
+      </w:pPr>
+      <w:r>
+        <w:rPr>
+          <w:rFonts w:hint="default" w:ascii="Calibri" w:hAnsi="Calibri" w:cs="Calibri"/>
+          <w:sz w:val="24"/>
+          <w:szCs w:val="24"/>
+        </w:rPr>
         <w:t>Browser gửi:</w:t>
       </w:r>
     </w:p>
@@ -3551,11 +5140,17 @@
         <w:suppressLineNumbers w:val="0"/>
         <w:rPr>
           <w:rStyle w:val="6"/>
-        </w:rPr>
-      </w:pPr>
-      <w:r>
-        <w:rPr>
-          <w:rStyle w:val="6"/>
+          <w:rFonts w:hint="default" w:ascii="Calibri" w:hAnsi="Calibri" w:cs="Calibri"/>
+          <w:sz w:val="24"/>
+          <w:szCs w:val="24"/>
+        </w:rPr>
+      </w:pPr>
+      <w:r>
+        <w:rPr>
+          <w:rStyle w:val="6"/>
+          <w:rFonts w:hint="default" w:ascii="Calibri" w:hAnsi="Calibri" w:cs="Calibri"/>
+          <w:sz w:val="24"/>
+          <w:szCs w:val="24"/>
         </w:rPr>
         <w:t>Authorization:</w:t>
       </w:r>
@@ -3567,10 +5162,18 @@
         <w:keepLines w:val="0"/>
         <w:widowControl/>
         <w:suppressLineNumbers w:val="0"/>
-      </w:pPr>
-      <w:r>
-        <w:rPr>
-          <w:rStyle w:val="6"/>
+        <w:rPr>
+          <w:rFonts w:hint="default" w:ascii="Calibri" w:hAnsi="Calibri" w:cs="Calibri"/>
+          <w:sz w:val="24"/>
+          <w:szCs w:val="24"/>
+        </w:rPr>
+      </w:pPr>
+      <w:r>
+        <w:rPr>
+          <w:rStyle w:val="6"/>
+          <w:rFonts w:hint="default" w:ascii="Calibri" w:hAnsi="Calibri" w:cs="Calibri"/>
+          <w:sz w:val="24"/>
+          <w:szCs w:val="24"/>
         </w:rPr>
         <w:t>Basic Base64(username:password)</w:t>
       </w:r>
@@ -3582,8 +5185,18 @@
         <w:keepLines w:val="0"/>
         <w:widowControl/>
         <w:suppressLineNumbers w:val="0"/>
-      </w:pPr>
-      <w:r>
+        <w:rPr>
+          <w:rFonts w:hint="default" w:ascii="Calibri" w:hAnsi="Calibri" w:cs="Calibri"/>
+          <w:sz w:val="24"/>
+          <w:szCs w:val="24"/>
+        </w:rPr>
+      </w:pPr>
+      <w:r>
+        <w:rPr>
+          <w:rFonts w:hint="default" w:ascii="Calibri" w:hAnsi="Calibri" w:cs="Calibri"/>
+          <w:sz w:val="24"/>
+          <w:szCs w:val="24"/>
+        </w:rPr>
         <w:t>Ví dụ</w:t>
       </w:r>
     </w:p>
@@ -3596,72 +5209,312 @@
         <w:suppressLineNumbers w:val="0"/>
         <w:rPr>
           <w:rStyle w:val="6"/>
-        </w:rPr>
-      </w:pPr>
-      <w:r>
-        <w:rPr>
-          <w:rStyle w:val="6"/>
+          <w:rFonts w:hint="default" w:ascii="Calibri" w:hAnsi="Calibri" w:cs="Calibri"/>
+          <w:sz w:val="24"/>
+          <w:szCs w:val="24"/>
+        </w:rPr>
+      </w:pPr>
+      <w:r>
+        <w:rPr>
+          <w:rStyle w:val="6"/>
+          <w:rFonts w:hint="default" w:ascii="Calibri" w:hAnsi="Calibri" w:cs="Calibri"/>
+          <w:sz w:val="24"/>
+          <w:szCs w:val="24"/>
         </w:rPr>
         <w:t>admin:password123</w:t>
       </w:r>
+    </w:p>
+    <w:p>
+      <w:pPr>
+        <w:pStyle w:val="7"/>
+        <w:keepNext w:val="0"/>
+        <w:keepLines w:val="0"/>
+        <w:widowControl/>
+        <w:suppressLineNumbers w:val="0"/>
+        <w:rPr>
+          <w:rStyle w:val="6"/>
+          <w:rFonts w:hint="default" w:ascii="Calibri" w:hAnsi="Calibri" w:cs="Calibri"/>
+          <w:sz w:val="24"/>
+          <w:szCs w:val="24"/>
+        </w:rPr>
+      </w:pPr>
+    </w:p>
+    <w:p>
+      <w:pPr>
+        <w:pStyle w:val="7"/>
+        <w:keepNext w:val="0"/>
+        <w:keepLines w:val="0"/>
+        <w:widowControl/>
+        <w:suppressLineNumbers w:val="0"/>
+        <w:rPr>
+          <w:rStyle w:val="6"/>
+          <w:rFonts w:hint="default" w:ascii="Calibri" w:hAnsi="Calibri" w:cs="Calibri"/>
+          <w:sz w:val="24"/>
+          <w:szCs w:val="24"/>
+        </w:rPr>
+      </w:pPr>
+      <w:r>
+        <w:rPr>
+          <w:rStyle w:val="6"/>
+          <w:rFonts w:hint="default" w:ascii="Calibri" w:hAnsi="Calibri" w:cs="Calibri"/>
+          <w:sz w:val="24"/>
+          <w:szCs w:val="24"/>
+        </w:rPr>
+        <w:t>↓</w:t>
+      </w:r>
+    </w:p>
+    <w:p>
+      <w:pPr>
+        <w:pStyle w:val="7"/>
+        <w:keepNext w:val="0"/>
+        <w:keepLines w:val="0"/>
+        <w:widowControl/>
+        <w:suppressLineNumbers w:val="0"/>
+        <w:rPr>
+          <w:rStyle w:val="6"/>
+          <w:rFonts w:hint="default" w:ascii="Calibri" w:hAnsi="Calibri" w:cs="Calibri"/>
+          <w:sz w:val="24"/>
+          <w:szCs w:val="24"/>
+        </w:rPr>
+      </w:pPr>
+    </w:p>
+    <w:p>
+      <w:pPr>
+        <w:pStyle w:val="7"/>
+        <w:keepNext w:val="0"/>
+        <w:keepLines w:val="0"/>
+        <w:widowControl/>
+        <w:suppressLineNumbers w:val="0"/>
+        <w:rPr>
+          <w:rFonts w:hint="default" w:ascii="Calibri" w:hAnsi="Calibri" w:cs="Calibri"/>
+          <w:sz w:val="24"/>
+          <w:szCs w:val="24"/>
+        </w:rPr>
+      </w:pPr>
+      <w:r>
+        <w:rPr>
+          <w:rStyle w:val="6"/>
+          <w:rFonts w:hint="default" w:ascii="Calibri" w:hAnsi="Calibri" w:cs="Calibri"/>
+          <w:sz w:val="24"/>
+          <w:szCs w:val="24"/>
+        </w:rPr>
+        <w:t>YWRtaW46cGFzc3dvcmQxMjM=</w:t>
+      </w:r>
+    </w:p>
+    <w:p>
+      <w:pPr>
+        <w:pStyle w:val="8"/>
+        <w:keepNext w:val="0"/>
+        <w:keepLines w:val="0"/>
+        <w:widowControl/>
+        <w:suppressLineNumbers w:val="0"/>
+        <w:rPr>
+          <w:rFonts w:hint="default" w:ascii="Calibri" w:hAnsi="Calibri" w:cs="Calibri"/>
+          <w:sz w:val="24"/>
+          <w:szCs w:val="24"/>
+        </w:rPr>
+      </w:pPr>
+      <w:r>
+        <w:rPr>
+          <w:rFonts w:hint="default" w:ascii="Calibri" w:hAnsi="Calibri" w:cs="Calibri"/>
+          <w:sz w:val="24"/>
+          <w:szCs w:val="24"/>
+        </w:rPr>
+        <w:t>Browser sẽ gửi chuỗi này trong mọi request</w:t>
+      </w:r>
+    </w:p>
+    <w:p>
+      <w:pPr>
+        <w:pStyle w:val="8"/>
+        <w:keepNext w:val="0"/>
+        <w:keepLines w:val="0"/>
+        <w:widowControl/>
+        <w:suppressLineNumbers w:val="0"/>
+        <w:rPr>
+          <w:rFonts w:hint="default" w:ascii="Calibri" w:hAnsi="Calibri" w:cs="Calibri"/>
+          <w:sz w:val="24"/>
+          <w:szCs w:val="24"/>
+        </w:rPr>
+      </w:pPr>
+    </w:p>
+    <w:p>
+      <w:pPr>
+        <w:pStyle w:val="2"/>
+        <w:keepNext w:val="0"/>
+        <w:keepLines w:val="0"/>
+        <w:widowControl/>
+        <w:suppressLineNumbers w:val="0"/>
+        <w:rPr>
+          <w:rFonts w:hint="default" w:ascii="Calibri" w:hAnsi="Calibri" w:cs="Calibri"/>
+          <w:color w:val="FF0000"/>
+          <w:sz w:val="24"/>
+          <w:szCs w:val="24"/>
+        </w:rPr>
+      </w:pPr>
       <w:bookmarkStart w:id="0" w:name="_GoBack"/>
-      <w:bookmarkEnd w:id="0"/>
-    </w:p>
-    <w:p>
-      <w:pPr>
-        <w:pStyle w:val="7"/>
-        <w:keepNext w:val="0"/>
-        <w:keepLines w:val="0"/>
-        <w:widowControl/>
-        <w:suppressLineNumbers w:val="0"/>
-        <w:rPr>
-          <w:rStyle w:val="6"/>
-        </w:rPr>
-      </w:pPr>
-    </w:p>
-    <w:p>
-      <w:pPr>
-        <w:pStyle w:val="7"/>
-        <w:keepNext w:val="0"/>
-        <w:keepLines w:val="0"/>
-        <w:widowControl/>
-        <w:suppressLineNumbers w:val="0"/>
-        <w:rPr>
-          <w:rStyle w:val="6"/>
-        </w:rPr>
-      </w:pPr>
-      <w:r>
-        <w:rPr>
-          <w:rStyle w:val="6"/>
-        </w:rPr>
-        <w:t>↓</w:t>
-      </w:r>
-    </w:p>
-    <w:p>
-      <w:pPr>
-        <w:pStyle w:val="7"/>
-        <w:keepNext w:val="0"/>
-        <w:keepLines w:val="0"/>
-        <w:widowControl/>
-        <w:suppressLineNumbers w:val="0"/>
-        <w:rPr>
-          <w:rStyle w:val="6"/>
-        </w:rPr>
-      </w:pPr>
-    </w:p>
-    <w:p>
-      <w:pPr>
-        <w:pStyle w:val="7"/>
-        <w:keepNext w:val="0"/>
-        <w:keepLines w:val="0"/>
-        <w:widowControl/>
-        <w:suppressLineNumbers w:val="0"/>
-      </w:pPr>
-      <w:r>
-        <w:rPr>
-          <w:rStyle w:val="6"/>
-        </w:rPr>
-        <w:t>YWRtaW46cGFzc3dvcmQxMjM=</w:t>
+      <w:r>
+        <w:rPr>
+          <w:rFonts w:hint="default" w:ascii="Calibri" w:hAnsi="Calibri" w:cs="Calibri"/>
+          <w:color w:val="FF0000"/>
+          <w:sz w:val="24"/>
+          <w:szCs w:val="24"/>
+        </w:rPr>
+        <w:t>1</w:t>
+      </w:r>
+      <w:r>
+        <w:rPr>
+          <w:rFonts w:hint="default" w:ascii="Calibri" w:hAnsi="Calibri" w:cs="Calibri"/>
+          <w:color w:val="FF0000"/>
+          <w:sz w:val="24"/>
+          <w:szCs w:val="24"/>
+          <w:lang w:val="en-US"/>
+        </w:rPr>
+        <w:t>0</w:t>
+      </w:r>
+      <w:r>
+        <w:rPr>
+          <w:rFonts w:hint="default" w:ascii="Calibri" w:hAnsi="Calibri" w:cs="Calibri"/>
+          <w:color w:val="FF0000"/>
+          <w:sz w:val="24"/>
+          <w:szCs w:val="24"/>
+        </w:rPr>
+        <w:t>. Nhược điểm của HTTP Basic Authentication</w:t>
+      </w:r>
+    </w:p>
+    <w:bookmarkEnd w:id="0"/>
+    <w:p>
+      <w:pPr>
+        <w:keepNext w:val="0"/>
+        <w:keepLines w:val="0"/>
+        <w:widowControl/>
+        <w:numPr>
+          <w:ilvl w:val="0"/>
+          <w:numId w:val="13"/>
+        </w:numPr>
+        <w:suppressLineNumbers w:val="0"/>
+        <w:spacing w:before="0" w:beforeAutospacing="1" w:after="0" w:afterAutospacing="1"/>
+        <w:ind w:left="720" w:hanging="360"/>
+        <w:rPr>
+          <w:rFonts w:hint="default" w:ascii="Calibri" w:hAnsi="Calibri" w:cs="Calibri"/>
+          <w:sz w:val="24"/>
+          <w:szCs w:val="24"/>
+        </w:rPr>
+      </w:pPr>
+      <w:r>
+        <w:rPr>
+          <w:rFonts w:hint="default" w:ascii="Calibri" w:hAnsi="Calibri" w:cs="Calibri"/>
+          <w:sz w:val="24"/>
+          <w:szCs w:val="24"/>
+        </w:rPr>
+        <w:t xml:space="preserve">Gửi username và password trong mọi request. </w:t>
+      </w:r>
+    </w:p>
+    <w:p>
+      <w:pPr>
+        <w:keepNext w:val="0"/>
+        <w:keepLines w:val="0"/>
+        <w:widowControl/>
+        <w:numPr>
+          <w:ilvl w:val="0"/>
+          <w:numId w:val="13"/>
+        </w:numPr>
+        <w:suppressLineNumbers w:val="0"/>
+        <w:spacing w:before="0" w:beforeAutospacing="1" w:after="0" w:afterAutospacing="1"/>
+        <w:ind w:left="720" w:hanging="360"/>
+        <w:rPr>
+          <w:rFonts w:hint="default" w:ascii="Calibri" w:hAnsi="Calibri" w:cs="Calibri"/>
+          <w:sz w:val="24"/>
+          <w:szCs w:val="24"/>
+        </w:rPr>
+      </w:pPr>
+      <w:r>
+        <w:rPr>
+          <w:rFonts w:hint="default" w:ascii="Calibri" w:hAnsi="Calibri" w:cs="Calibri"/>
+          <w:sz w:val="24"/>
+          <w:szCs w:val="24"/>
+        </w:rPr>
+        <w:t xml:space="preserve">Nếu không dùng HTTPS/HSTS, thông tin dễ bị đánh cắp qua Man-in-the-Middle (MITM). </w:t>
+      </w:r>
+    </w:p>
+    <w:p>
+      <w:pPr>
+        <w:keepNext w:val="0"/>
+        <w:keepLines w:val="0"/>
+        <w:widowControl/>
+        <w:numPr>
+          <w:ilvl w:val="0"/>
+          <w:numId w:val="13"/>
+        </w:numPr>
+        <w:suppressLineNumbers w:val="0"/>
+        <w:spacing w:before="0" w:beforeAutospacing="1" w:after="0" w:afterAutospacing="1"/>
+        <w:ind w:left="720" w:hanging="360"/>
+        <w:rPr>
+          <w:rFonts w:hint="default" w:ascii="Calibri" w:hAnsi="Calibri" w:cs="Calibri"/>
+          <w:sz w:val="24"/>
+          <w:szCs w:val="24"/>
+        </w:rPr>
+      </w:pPr>
+      <w:r>
+        <w:rPr>
+          <w:rFonts w:hint="default" w:ascii="Calibri" w:hAnsi="Calibri" w:cs="Calibri"/>
+          <w:sz w:val="24"/>
+          <w:szCs w:val="24"/>
+        </w:rPr>
+        <w:t xml:space="preserve">Thường không có cơ chế chống brute-force. </w:t>
+      </w:r>
+    </w:p>
+    <w:p>
+      <w:pPr>
+        <w:keepNext w:val="0"/>
+        <w:keepLines w:val="0"/>
+        <w:widowControl/>
+        <w:numPr>
+          <w:ilvl w:val="0"/>
+          <w:numId w:val="13"/>
+        </w:numPr>
+        <w:suppressLineNumbers w:val="0"/>
+        <w:spacing w:before="0" w:beforeAutospacing="1" w:after="0" w:afterAutospacing="1"/>
+        <w:ind w:left="720" w:hanging="360"/>
+        <w:rPr>
+          <w:rFonts w:hint="default" w:ascii="Calibri" w:hAnsi="Calibri" w:cs="Calibri"/>
+          <w:sz w:val="24"/>
+          <w:szCs w:val="24"/>
+        </w:rPr>
+      </w:pPr>
+      <w:r>
+        <w:rPr>
+          <w:rFonts w:hint="default" w:ascii="Calibri" w:hAnsi="Calibri" w:cs="Calibri"/>
+          <w:sz w:val="24"/>
+          <w:szCs w:val="24"/>
+        </w:rPr>
+        <w:t xml:space="preserve">Dễ bị tấn công CSRF. </w:t>
+      </w:r>
+    </w:p>
+    <w:p>
+      <w:pPr>
+        <w:keepNext w:val="0"/>
+        <w:keepLines w:val="0"/>
+        <w:widowControl/>
+        <w:numPr>
+          <w:ilvl w:val="0"/>
+          <w:numId w:val="13"/>
+        </w:numPr>
+        <w:suppressLineNumbers w:val="0"/>
+        <w:spacing w:before="0" w:beforeAutospacing="1" w:after="0" w:afterAutospacing="1"/>
+        <w:ind w:left="720" w:hanging="360"/>
+        <w:rPr>
+          <w:rFonts w:hint="default" w:ascii="Calibri" w:hAnsi="Calibri" w:cs="Calibri"/>
+          <w:sz w:val="24"/>
+          <w:szCs w:val="24"/>
+        </w:rPr>
+      </w:pPr>
+      <w:r>
+        <w:rPr>
+          <w:rFonts w:hint="default" w:ascii="Calibri" w:hAnsi="Calibri" w:cs="Calibri"/>
+          <w:sz w:val="24"/>
+          <w:szCs w:val="24"/>
+        </w:rPr>
+        <w:t>Nếu người dùng tái sử dụng mật khẩu, kẻ tấn công có thể dùng thông tin này để truy cập các hệ thống khác.</w:t>
       </w:r>
     </w:p>
     <w:p>
@@ -3671,10 +5524,12 @@
         <w:keepLines w:val="0"/>
         <w:widowControl/>
         <w:suppressLineNumbers w:val="0"/>
-      </w:pPr>
-      <w:r>
-        <w:t>Browser sẽ gửi chuỗi này trong mọi request</w:t>
-      </w:r>
+        <w:rPr>
+          <w:rFonts w:hint="default" w:ascii="Calibri" w:hAnsi="Calibri" w:cs="Calibri"/>
+          <w:sz w:val="24"/>
+          <w:szCs w:val="24"/>
+        </w:rPr>
+      </w:pPr>
     </w:p>
     <w:p>
       <w:pPr>
@@ -3683,6 +5538,11 @@
         <w:keepLines w:val="0"/>
         <w:widowControl/>
         <w:suppressLineNumbers w:val="0"/>
+        <w:rPr>
+          <w:rFonts w:hint="default" w:ascii="Calibri" w:hAnsi="Calibri" w:cs="Calibri"/>
+          <w:sz w:val="24"/>
+          <w:szCs w:val="24"/>
+        </w:rPr>
       </w:pPr>
     </w:p>
     <w:p>
@@ -3693,7 +5553,7 @@
         <w:widowControl/>
         <w:suppressLineNumbers w:val="0"/>
         <w:rPr>
-          <w:rFonts w:hint="default"/>
+          <w:rFonts w:hint="default" w:ascii="Calibri" w:hAnsi="Calibri" w:cs="Calibri"/>
           <w:sz w:val="24"/>
           <w:szCs w:val="24"/>
           <w:lang w:val="en-US"/>
@@ -3708,7 +5568,7 @@
         <w:widowControl/>
         <w:suppressLineNumbers w:val="0"/>
         <w:rPr>
-          <w:rFonts w:hint="default"/>
+          <w:rFonts w:hint="default" w:ascii="Calibri" w:hAnsi="Calibri" w:cs="Calibri"/>
           <w:b/>
           <w:bCs/>
           <w:sz w:val="24"/>
@@ -3730,6 +5590,18 @@
 <file path=word/numbering.xml><?xml version="1.0" encoding="utf-8"?>
 <w:numbering xmlns:wpc="http://schemas.microsoft.com/office/word/2010/wordprocessingCanvas" xmlns:mc="http://schemas.openxmlformats.org/markup-compatibility/2006" xmlns:o="urn:schemas-microsoft-com:office:office" xmlns:r="http://schemas.openxmlformats.org/officeDocument/2006/relationships" xmlns:m="http://schemas.openxmlformats.org/officeDocument/2006/math" xmlns:v="urn:schemas-microsoft-com:vml" xmlns:wp14="http://schemas.microsoft.com/office/word/2010/wordprocessingDrawing" xmlns:wp="http://schemas.openxmlformats.org/drawingml/2006/wordprocessingDrawing" xmlns:w10="urn:schemas-microsoft-com:office:word" xmlns:w="http://schemas.openxmlformats.org/wordprocessingml/2006/main" xmlns:w14="http://schemas.microsoft.com/office/word/2010/wordml" xmlns:wpg="http://schemas.microsoft.com/office/word/2010/wordprocessingGroup" xmlns:wpi="http://schemas.microsoft.com/office/word/2010/wordprocessingInk" xmlns:wne="http://schemas.microsoft.com/office/word/2006/wordml" xmlns:wps="http://schemas.microsoft.com/office/word/2010/wordprocessingShape" xmlns:wpsCustomData="http://www.wps.cn/officeDocument/2013/wpsCustomData" mc:Ignorable="w14 wp14">
   <w:abstractNum w:abstractNumId="0">
+    <w:nsid w:val="992FE40F"/>
+    <w:multiLevelType w:val="singleLevel"/>
+    <w:tmpl w:val="992FE40F"/>
+    <w:lvl w:ilvl="0" w:tentative="0">
+      <w:start w:val="6"/>
+      <w:numFmt w:val="decimal"/>
+      <w:suff w:val="space"/>
+      <w:lvlText w:val="%1."/>
+      <w:lvlJc w:val="left"/>
+    </w:lvl>
+  </w:abstractNum>
+  <w:abstractNum w:abstractNumId="1">
     <w:nsid w:val="AD74485A"/>
     <w:multiLevelType w:val="multilevel"/>
     <w:tmpl w:val="AD74485A"/>
@@ -3878,7 +5750,7 @@
       </w:rPr>
     </w:lvl>
   </w:abstractNum>
-  <w:abstractNum w:abstractNumId="1">
+  <w:abstractNum w:abstractNumId="2">
     <w:nsid w:val="CAB3BCEC"/>
     <w:multiLevelType w:val="multilevel"/>
     <w:tmpl w:val="CAB3BCEC"/>
@@ -4027,7 +5899,7 @@
       </w:rPr>
     </w:lvl>
   </w:abstractNum>
-  <w:abstractNum w:abstractNumId="2">
+  <w:abstractNum w:abstractNumId="3">
     <w:nsid w:val="F0BA1094"/>
     <w:multiLevelType w:val="multilevel"/>
     <w:tmpl w:val="F0BA1094"/>
@@ -4176,7 +6048,7 @@
       </w:rPr>
     </w:lvl>
   </w:abstractNum>
-  <w:abstractNum w:abstractNumId="3">
+  <w:abstractNum w:abstractNumId="4">
     <w:nsid w:val="FB2D1E92"/>
     <w:multiLevelType w:val="multilevel"/>
     <w:tmpl w:val="FB2D1E92"/>
@@ -4325,7 +6197,7 @@
       </w:rPr>
     </w:lvl>
   </w:abstractNum>
-  <w:abstractNum w:abstractNumId="4">
+  <w:abstractNum w:abstractNumId="5">
     <w:nsid w:val="09D13BE7"/>
     <w:multiLevelType w:val="singleLevel"/>
     <w:tmpl w:val="09D13BE7"/>
@@ -4337,7 +6209,7 @@
       <w:lvlJc w:val="left"/>
     </w:lvl>
   </w:abstractNum>
-  <w:abstractNum w:abstractNumId="5">
+  <w:abstractNum w:abstractNumId="6">
     <w:nsid w:val="0DDB1469"/>
     <w:multiLevelType w:val="multilevel"/>
     <w:tmpl w:val="0DDB1469"/>
@@ -4486,7 +6358,7 @@
       </w:rPr>
     </w:lvl>
   </w:abstractNum>
-  <w:abstractNum w:abstractNumId="6">
+  <w:abstractNum w:abstractNumId="7">
     <w:nsid w:val="1484D367"/>
     <w:multiLevelType w:val="multilevel"/>
     <w:tmpl w:val="1484D367"/>
@@ -4635,7 +6507,156 @@
       </w:rPr>
     </w:lvl>
   </w:abstractNum>
-  <w:abstractNum w:abstractNumId="7">
+  <w:abstractNum w:abstractNumId="8">
+    <w:nsid w:val="167582D5"/>
+    <w:multiLevelType w:val="multilevel"/>
+    <w:tmpl w:val="167582D5"/>
+    <w:lvl w:ilvl="0" w:tentative="0">
+      <w:start w:val="1"/>
+      <w:numFmt w:val="bullet"/>
+      <w:lvlText w:val=""/>
+      <w:lvlJc w:val="left"/>
+      <w:pPr>
+        <w:tabs>
+          <w:tab w:val="left" w:pos="720"/>
+        </w:tabs>
+        <w:ind w:left="720" w:hanging="360"/>
+      </w:pPr>
+      <w:rPr>
+        <w:rFonts w:ascii="Symbol" w:hAnsi="Symbol" w:cs="Symbol"/>
+        <w:sz w:val="20"/>
+      </w:rPr>
+    </w:lvl>
+    <w:lvl w:ilvl="1" w:tentative="0">
+      <w:start w:val="1"/>
+      <w:numFmt w:val="bullet"/>
+      <w:lvlText w:val="o"/>
+      <w:lvlJc w:val="left"/>
+      <w:pPr>
+        <w:tabs>
+          <w:tab w:val="left" w:pos="1440"/>
+        </w:tabs>
+        <w:ind w:left="1440" w:hanging="360"/>
+      </w:pPr>
+      <w:rPr>
+        <w:rFonts w:ascii="Courier New" w:hAnsi="Courier New" w:cs="Courier New"/>
+        <w:sz w:val="20"/>
+      </w:rPr>
+    </w:lvl>
+    <w:lvl w:ilvl="2" w:tentative="0">
+      <w:start w:val="1"/>
+      <w:numFmt w:val="bullet"/>
+      <w:lvlText w:val=""/>
+      <w:lvlJc w:val="left"/>
+      <w:pPr>
+        <w:tabs>
+          <w:tab w:val="left" w:pos="2160"/>
+        </w:tabs>
+        <w:ind w:left="2160" w:hanging="360"/>
+      </w:pPr>
+      <w:rPr>
+        <w:rFonts w:ascii="Wingdings" w:hAnsi="Wingdings" w:cs="Wingdings"/>
+        <w:sz w:val="20"/>
+      </w:rPr>
+    </w:lvl>
+    <w:lvl w:ilvl="3" w:tentative="0">
+      <w:start w:val="1"/>
+      <w:numFmt w:val="bullet"/>
+      <w:lvlText w:val=""/>
+      <w:lvlJc w:val="left"/>
+      <w:pPr>
+        <w:tabs>
+          <w:tab w:val="left" w:pos="2880"/>
+        </w:tabs>
+        <w:ind w:left="2880" w:hanging="360"/>
+      </w:pPr>
+      <w:rPr>
+        <w:rFonts w:hint="default" w:ascii="Wingdings" w:hAnsi="Wingdings" w:cs="Wingdings"/>
+        <w:sz w:val="20"/>
+      </w:rPr>
+    </w:lvl>
+    <w:lvl w:ilvl="4" w:tentative="0">
+      <w:start w:val="1"/>
+      <w:numFmt w:val="bullet"/>
+      <w:lvlText w:val=""/>
+      <w:lvlJc w:val="left"/>
+      <w:pPr>
+        <w:tabs>
+          <w:tab w:val="left" w:pos="3600"/>
+        </w:tabs>
+        <w:ind w:left="3600" w:hanging="360"/>
+      </w:pPr>
+      <w:rPr>
+        <w:rFonts w:hint="default" w:ascii="Wingdings" w:hAnsi="Wingdings" w:cs="Wingdings"/>
+        <w:sz w:val="20"/>
+      </w:rPr>
+    </w:lvl>
+    <w:lvl w:ilvl="5" w:tentative="0">
+      <w:start w:val="1"/>
+      <w:numFmt w:val="bullet"/>
+      <w:lvlText w:val=""/>
+      <w:lvlJc w:val="left"/>
+      <w:pPr>
+        <w:tabs>
+          <w:tab w:val="left" w:pos="4320"/>
+        </w:tabs>
+        <w:ind w:left="4320" w:hanging="360"/>
+      </w:pPr>
+      <w:rPr>
+        <w:rFonts w:hint="default" w:ascii="Wingdings" w:hAnsi="Wingdings" w:cs="Wingdings"/>
+        <w:sz w:val="20"/>
+      </w:rPr>
+    </w:lvl>
+    <w:lvl w:ilvl="6" w:tentative="0">
+      <w:start w:val="1"/>
+      <w:numFmt w:val="bullet"/>
+      <w:lvlText w:val=""/>
+      <w:lvlJc w:val="left"/>
+      <w:pPr>
+        <w:tabs>
+          <w:tab w:val="left" w:pos="5040"/>
+        </w:tabs>
+        <w:ind w:left="5040" w:hanging="360"/>
+      </w:pPr>
+      <w:rPr>
+        <w:rFonts w:hint="default" w:ascii="Wingdings" w:hAnsi="Wingdings" w:cs="Wingdings"/>
+        <w:sz w:val="20"/>
+      </w:rPr>
+    </w:lvl>
+    <w:lvl w:ilvl="7" w:tentative="0">
+      <w:start w:val="1"/>
+      <w:numFmt w:val="bullet"/>
+      <w:lvlText w:val=""/>
+      <w:lvlJc w:val="left"/>
+      <w:pPr>
+        <w:tabs>
+          <w:tab w:val="left" w:pos="5760"/>
+        </w:tabs>
+        <w:ind w:left="5760" w:hanging="360"/>
+      </w:pPr>
+      <w:rPr>
+        <w:rFonts w:hint="default" w:ascii="Wingdings" w:hAnsi="Wingdings" w:cs="Wingdings"/>
+        <w:sz w:val="20"/>
+      </w:rPr>
+    </w:lvl>
+    <w:lvl w:ilvl="8" w:tentative="0">
+      <w:start w:val="1"/>
+      <w:numFmt w:val="bullet"/>
+      <w:lvlText w:val=""/>
+      <w:lvlJc w:val="left"/>
+      <w:pPr>
+        <w:tabs>
+          <w:tab w:val="left" w:pos="6480"/>
+        </w:tabs>
+        <w:ind w:left="6480" w:hanging="360"/>
+      </w:pPr>
+      <w:rPr>
+        <w:rFonts w:hint="default" w:ascii="Wingdings" w:hAnsi="Wingdings" w:cs="Wingdings"/>
+        <w:sz w:val="20"/>
+      </w:rPr>
+    </w:lvl>
+  </w:abstractNum>
+  <w:abstractNum w:abstractNumId="9">
     <w:nsid w:val="20AB4B85"/>
     <w:multiLevelType w:val="multilevel"/>
     <w:tmpl w:val="20AB4B85"/>
@@ -4784,7 +6805,7 @@
       </w:rPr>
     </w:lvl>
   </w:abstractNum>
-  <w:abstractNum w:abstractNumId="8">
+  <w:abstractNum w:abstractNumId="10">
     <w:nsid w:val="32CEFE91"/>
     <w:multiLevelType w:val="multilevel"/>
     <w:tmpl w:val="32CEFE91"/>
@@ -4933,7 +6954,7 @@
       </w:rPr>
     </w:lvl>
   </w:abstractNum>
-  <w:abstractNum w:abstractNumId="9">
+  <w:abstractNum w:abstractNumId="11">
     <w:nsid w:val="5A566996"/>
     <w:multiLevelType w:val="multilevel"/>
     <w:tmpl w:val="5A566996"/>
@@ -5082,7 +7103,7 @@
       </w:rPr>
     </w:lvl>
   </w:abstractNum>
-  <w:abstractNum w:abstractNumId="10">
+  <w:abstractNum w:abstractNumId="12">
     <w:nsid w:val="658C1C87"/>
     <w:multiLevelType w:val="multilevel"/>
     <w:tmpl w:val="658C1C87"/>
@@ -5232,37 +7253,43 @@
     </w:lvl>
   </w:abstractNum>
   <w:num w:numId="1">
+    <w:abstractNumId w:val="5"/>
+  </w:num>
+  <w:num w:numId="2">
+    <w:abstractNumId w:val="7"/>
+  </w:num>
+  <w:num w:numId="3">
+    <w:abstractNumId w:val="10"/>
+  </w:num>
+  <w:num w:numId="4">
+    <w:abstractNumId w:val="11"/>
+  </w:num>
+  <w:num w:numId="5">
+    <w:abstractNumId w:val="2"/>
+  </w:num>
+  <w:num w:numId="6">
+    <w:abstractNumId w:val="0"/>
+  </w:num>
+  <w:num w:numId="7">
+    <w:abstractNumId w:val="3"/>
+  </w:num>
+  <w:num w:numId="8">
+    <w:abstractNumId w:val="6"/>
+  </w:num>
+  <w:num w:numId="9">
+    <w:abstractNumId w:val="12"/>
+  </w:num>
+  <w:num w:numId="10">
     <w:abstractNumId w:val="4"/>
   </w:num>
-  <w:num w:numId="2">
-    <w:abstractNumId w:val="6"/>
+  <w:num w:numId="11">
+    <w:abstractNumId w:val="1"/>
   </w:num>
-  <w:num w:numId="3">
-    <w:abstractNumId w:val="8"/>
-  </w:num>
-  <w:num w:numId="4">
+  <w:num w:numId="12">
     <w:abstractNumId w:val="9"/>
   </w:num>
-  <w:num w:numId="5">
-    <w:abstractNumId w:val="1"/>
-  </w:num>
-  <w:num w:numId="6">
-    <w:abstractNumId w:val="2"/>
-  </w:num>
-  <w:num w:numId="7">
-    <w:abstractNumId w:val="5"/>
-  </w:num>
-  <w:num w:numId="8">
-    <w:abstractNumId w:val="10"/>
-  </w:num>
-  <w:num w:numId="9">
-    <w:abstractNumId w:val="3"/>
-  </w:num>
-  <w:num w:numId="10">
-    <w:abstractNumId w:val="0"/>
-  </w:num>
-  <w:num w:numId="11">
-    <w:abstractNumId w:val="7"/>
+  <w:num w:numId="13">
+    <w:abstractNumId w:val="8"/>
   </w:num>
 </w:numbering>
 </file>
@@ -5343,7 +7370,7 @@
     <w:lsdException w:qFormat="1" w:unhideWhenUsed="0" w:uiPriority="0" w:semiHidden="0" w:name="Title"/>
     <w:lsdException w:unhideWhenUsed="0" w:uiPriority="0" w:semiHidden="0" w:name="Closing"/>
     <w:lsdException w:unhideWhenUsed="0" w:uiPriority="0" w:semiHidden="0" w:name="Signature"/>
-    <w:lsdException w:unhideWhenUsed="0" w:uiPriority="0" w:name="Default Paragraph Font"/>
+    <w:lsdException w:qFormat="1" w:unhideWhenUsed="0" w:uiPriority="0" w:name="Default Paragraph Font"/>
     <w:lsdException w:unhideWhenUsed="0" w:uiPriority="0" w:semiHidden="0" w:name="Body Text"/>
     <w:lsdException w:unhideWhenUsed="0" w:uiPriority="0" w:semiHidden="0" w:name="Body Text Indent"/>
     <w:lsdException w:unhideWhenUsed="0" w:uiPriority="0" w:semiHidden="0" w:name="List Continue"/>
@@ -5370,14 +7397,14 @@
     <w:lsdException w:unhideWhenUsed="0" w:uiPriority="0" w:semiHidden="0" w:name="Document Map"/>
     <w:lsdException w:unhideWhenUsed="0" w:uiPriority="0" w:semiHidden="0" w:name="Plain Text"/>
     <w:lsdException w:unhideWhenUsed="0" w:uiPriority="0" w:semiHidden="0" w:name="E-mail Signature"/>
-    <w:lsdException w:unhideWhenUsed="0" w:uiPriority="0" w:semiHidden="0" w:name="Normal (Web)"/>
+    <w:lsdException w:qFormat="1" w:unhideWhenUsed="0" w:uiPriority="0" w:semiHidden="0" w:name="Normal (Web)"/>
     <w:lsdException w:unhideWhenUsed="0" w:uiPriority="0" w:semiHidden="0" w:name="HTML Acronym"/>
     <w:lsdException w:unhideWhenUsed="0" w:uiPriority="0" w:semiHidden="0" w:name="HTML Address"/>
     <w:lsdException w:unhideWhenUsed="0" w:uiPriority="0" w:semiHidden="0" w:name="HTML Cite"/>
-    <w:lsdException w:unhideWhenUsed="0" w:uiPriority="0" w:semiHidden="0" w:name="HTML Code"/>
+    <w:lsdException w:qFormat="1" w:unhideWhenUsed="0" w:uiPriority="0" w:semiHidden="0" w:name="HTML Code"/>
     <w:lsdException w:unhideWhenUsed="0" w:uiPriority="0" w:semiHidden="0" w:name="HTML Definition"/>
     <w:lsdException w:unhideWhenUsed="0" w:uiPriority="0" w:semiHidden="0" w:name="HTML Keyboard"/>
-    <w:lsdException w:unhideWhenUsed="0" w:uiPriority="0" w:semiHidden="0" w:name="HTML Preformatted"/>
+    <w:lsdException w:qFormat="1" w:unhideWhenUsed="0" w:uiPriority="0" w:semiHidden="0" w:name="HTML Preformatted"/>
     <w:lsdException w:unhideWhenUsed="0" w:uiPriority="0" w:semiHidden="0" w:name="HTML Sample"/>
     <w:lsdException w:unhideWhenUsed="0" w:uiPriority="0" w:semiHidden="0" w:name="HTML Typewriter"/>
     <w:lsdException w:unhideWhenUsed="0" w:uiPriority="0" w:semiHidden="0" w:name="HTML Variable"/>
@@ -5579,6 +7606,7 @@
   <w:style w:type="character" w:default="1" w:styleId="4">
     <w:name w:val="Default Paragraph Font"/>
     <w:semiHidden/>
+    <w:qFormat/>
     <w:uiPriority w:val="0"/>
   </w:style>
   <w:style w:type="table" w:default="1" w:styleId="5">
@@ -5597,6 +7625,7 @@
   <w:style w:type="character" w:styleId="6">
     <w:name w:val="HTML Code"/>
     <w:basedOn w:val="4"/>
+    <w:qFormat/>
     <w:uiPriority w:val="0"/>
     <w:rPr>
       <w:rFonts w:ascii="Courier New" w:hAnsi="Courier New" w:cs="Courier New"/>
@@ -5606,6 +7635,7 @@
   </w:style>
   <w:style w:type="paragraph" w:styleId="7">
     <w:name w:val="HTML Preformatted"/>
+    <w:qFormat/>
     <w:uiPriority w:val="0"/>
     <w:pPr>
       <w:tabs>
@@ -5638,6 +7668,7 @@
   </w:style>
   <w:style w:type="paragraph" w:styleId="8">
     <w:name w:val="Normal (Web)"/>
+    <w:qFormat/>
     <w:uiPriority w:val="0"/>
     <w:pPr>
       <w:spacing w:before="0" w:beforeAutospacing="1" w:after="0" w:afterAutospacing="1"/>
@@ -5645,6 +7676,7 @@
       <w:jc w:val="left"/>
     </w:pPr>
     <w:rPr>
+      <w:rFonts w:ascii="Times New Roman" w:hAnsi="Times New Roman" w:eastAsia="SimSun" w:cs="Times New Roman"/>
       <w:kern w:val="0"/>
       <w:sz w:val="24"/>
       <w:szCs w:val="24"/>
